--- a/doc/R-P_FUN-gillhorset-RapportProjet.docx
+++ b/doc/R-P_FUN-gillhorset-RapportProjet.docx
@@ -223,7 +223,7 @@
         </w:rPr>
         <w:fldChar w:fldCharType="separate"/>
       </w:r>
-      <w:hyperlink w:anchor="_Toc239404767" w:history="1">
+      <w:hyperlink w:anchor="_Toc242091913" w:history="1">
         <w:r>
           <w:rPr>
             <w:rStyle w:val="Lienhypertexte"/>
@@ -271,7 +271,7 @@
             <w:noProof/>
             <w:webHidden/>
           </w:rPr>
-          <w:instrText xml:space="preserve"> PAGEREF _Toc239404767 \h </w:instrText>
+          <w:instrText xml:space="preserve"> PAGEREF _Toc242091913 \h </w:instrText>
         </w:r>
         <w:r>
           <w:rPr>
@@ -319,7 +319,7 @@
           <w14:ligatures w14:val="standardContextual"/>
         </w:rPr>
       </w:pPr>
-      <w:hyperlink w:anchor="_Toc239404768" w:history="1">
+      <w:hyperlink w:anchor="_Toc242091914" w:history="1">
         <w:r>
           <w:rPr>
             <w:rStyle w:val="Lienhypertexte"/>
@@ -365,7 +365,7 @@
             <w:noProof/>
             <w:webHidden/>
           </w:rPr>
-          <w:instrText xml:space="preserve"> PAGEREF _Toc239404768 \h </w:instrText>
+          <w:instrText xml:space="preserve"> PAGEREF _Toc242091914 \h </w:instrText>
         </w:r>
         <w:r>
           <w:rPr>
@@ -413,7 +413,7 @@
           <w14:ligatures w14:val="standardContextual"/>
         </w:rPr>
       </w:pPr>
-      <w:hyperlink w:anchor="_Toc239404769" w:history="1">
+      <w:hyperlink w:anchor="_Toc242091915" w:history="1">
         <w:r>
           <w:rPr>
             <w:rStyle w:val="Lienhypertexte"/>
@@ -459,7 +459,7 @@
             <w:noProof/>
             <w:webHidden/>
           </w:rPr>
-          <w:instrText xml:space="preserve"> PAGEREF _Toc239404769 \h </w:instrText>
+          <w:instrText xml:space="preserve"> PAGEREF _Toc242091915 \h </w:instrText>
         </w:r>
         <w:r>
           <w:rPr>
@@ -507,7 +507,7 @@
           <w14:ligatures w14:val="standardContextual"/>
         </w:rPr>
       </w:pPr>
-      <w:hyperlink w:anchor="_Toc239404770" w:history="1">
+      <w:hyperlink w:anchor="_Toc242091916" w:history="1">
         <w:r>
           <w:rPr>
             <w:rStyle w:val="Lienhypertexte"/>
@@ -553,7 +553,7 @@
             <w:noProof/>
             <w:webHidden/>
           </w:rPr>
-          <w:instrText xml:space="preserve"> PAGEREF _Toc239404770 \h </w:instrText>
+          <w:instrText xml:space="preserve"> PAGEREF _Toc242091916 \h </w:instrText>
         </w:r>
         <w:r>
           <w:rPr>
@@ -602,7 +602,7 @@
           <w14:ligatures w14:val="standardContextual"/>
         </w:rPr>
       </w:pPr>
-      <w:hyperlink w:anchor="_Toc239404771" w:history="1">
+      <w:hyperlink w:anchor="_Toc242091917" w:history="1">
         <w:r>
           <w:rPr>
             <w:rStyle w:val="Lienhypertexte"/>
@@ -649,7 +649,7 @@
             <w:noProof/>
             <w:webHidden/>
           </w:rPr>
-          <w:instrText xml:space="preserve"> PAGEREF _Toc239404771 \h </w:instrText>
+          <w:instrText xml:space="preserve"> PAGEREF _Toc242091917 \h </w:instrText>
         </w:r>
         <w:r>
           <w:rPr>
@@ -698,7 +698,7 @@
           <w14:ligatures w14:val="standardContextual"/>
         </w:rPr>
       </w:pPr>
-      <w:hyperlink w:anchor="_Toc239404772" w:history="1">
+      <w:hyperlink w:anchor="_Toc242091918" w:history="1">
         <w:r>
           <w:rPr>
             <w:rStyle w:val="Lienhypertexte"/>
@@ -745,7 +745,7 @@
             <w:noProof/>
             <w:webHidden/>
           </w:rPr>
-          <w:instrText xml:space="preserve"> PAGEREF _Toc239404772 \h </w:instrText>
+          <w:instrText xml:space="preserve"> PAGEREF _Toc242091918 \h </w:instrText>
         </w:r>
         <w:r>
           <w:rPr>
@@ -794,7 +794,7 @@
           <w14:ligatures w14:val="standardContextual"/>
         </w:rPr>
       </w:pPr>
-      <w:hyperlink w:anchor="_Toc239404773" w:history="1">
+      <w:hyperlink w:anchor="_Toc242091919" w:history="1">
         <w:r>
           <w:rPr>
             <w:rStyle w:val="Lienhypertexte"/>
@@ -841,7 +841,7 @@
             <w:noProof/>
             <w:webHidden/>
           </w:rPr>
-          <w:instrText xml:space="preserve"> PAGEREF _Toc239404773 \h </w:instrText>
+          <w:instrText xml:space="preserve"> PAGEREF _Toc242091919 \h </w:instrText>
         </w:r>
         <w:r>
           <w:rPr>
@@ -890,7 +890,7 @@
           <w14:ligatures w14:val="standardContextual"/>
         </w:rPr>
       </w:pPr>
-      <w:hyperlink w:anchor="_Toc239404774" w:history="1">
+      <w:hyperlink w:anchor="_Toc242091920" w:history="1">
         <w:r>
           <w:rPr>
             <w:rStyle w:val="Lienhypertexte"/>
@@ -937,7 +937,7 @@
             <w:noProof/>
             <w:webHidden/>
           </w:rPr>
-          <w:instrText xml:space="preserve"> PAGEREF _Toc239404774 \h </w:instrText>
+          <w:instrText xml:space="preserve"> PAGEREF _Toc242091920 \h </w:instrText>
         </w:r>
         <w:r>
           <w:rPr>
@@ -986,7 +986,7 @@
           <w14:ligatures w14:val="standardContextual"/>
         </w:rPr>
       </w:pPr>
-      <w:hyperlink w:anchor="_Toc239404775" w:history="1">
+      <w:hyperlink w:anchor="_Toc242091921" w:history="1">
         <w:r>
           <w:rPr>
             <w:rStyle w:val="Lienhypertexte"/>
@@ -1033,7 +1033,7 @@
             <w:noProof/>
             <w:webHidden/>
           </w:rPr>
-          <w:instrText xml:space="preserve"> PAGEREF _Toc239404775 \h </w:instrText>
+          <w:instrText xml:space="preserve"> PAGEREF _Toc242091921 \h </w:instrText>
         </w:r>
         <w:r>
           <w:rPr>
@@ -1082,7 +1082,7 @@
           <w14:ligatures w14:val="standardContextual"/>
         </w:rPr>
       </w:pPr>
-      <w:hyperlink w:anchor="_Toc239404776" w:history="1">
+      <w:hyperlink w:anchor="_Toc242091922" w:history="1">
         <w:r>
           <w:rPr>
             <w:rStyle w:val="Lienhypertexte"/>
@@ -1129,7 +1129,7 @@
             <w:noProof/>
             <w:webHidden/>
           </w:rPr>
-          <w:instrText xml:space="preserve"> PAGEREF _Toc239404776 \h </w:instrText>
+          <w:instrText xml:space="preserve"> PAGEREF _Toc242091922 \h </w:instrText>
         </w:r>
         <w:r>
           <w:rPr>
@@ -1178,7 +1178,7 @@
           <w14:ligatures w14:val="standardContextual"/>
         </w:rPr>
       </w:pPr>
-      <w:hyperlink w:anchor="_Toc239404777" w:history="1">
+      <w:hyperlink w:anchor="_Toc242091923" w:history="1">
         <w:r>
           <w:rPr>
             <w:rStyle w:val="Lienhypertexte"/>
@@ -1225,7 +1225,7 @@
             <w:noProof/>
             <w:webHidden/>
           </w:rPr>
-          <w:instrText xml:space="preserve"> PAGEREF _Toc239404777 \h </w:instrText>
+          <w:instrText xml:space="preserve"> PAGEREF _Toc242091923 \h </w:instrText>
         </w:r>
         <w:r>
           <w:rPr>
@@ -1275,7 +1275,7 @@
           <w14:ligatures w14:val="standardContextual"/>
         </w:rPr>
       </w:pPr>
-      <w:hyperlink w:anchor="_Toc239404778" w:history="1">
+      <w:hyperlink w:anchor="_Toc242091924" w:history="1">
         <w:r>
           <w:rPr>
             <w:rStyle w:val="Lienhypertexte"/>
@@ -1323,7 +1323,7 @@
             <w:noProof/>
             <w:webHidden/>
           </w:rPr>
-          <w:instrText xml:space="preserve"> PAGEREF _Toc239404778 \h </w:instrText>
+          <w:instrText xml:space="preserve"> PAGEREF _Toc242091924 \h </w:instrText>
         </w:r>
         <w:r>
           <w:rPr>
@@ -1373,7 +1373,7 @@
           <w14:ligatures w14:val="standardContextual"/>
         </w:rPr>
       </w:pPr>
-      <w:hyperlink w:anchor="_Toc239404779" w:history="1">
+      <w:hyperlink w:anchor="_Toc242091925" w:history="1">
         <w:r>
           <w:rPr>
             <w:rStyle w:val="Lienhypertexte"/>
@@ -1421,7 +1421,7 @@
             <w:noProof/>
             <w:webHidden/>
           </w:rPr>
-          <w:instrText xml:space="preserve"> PAGEREF _Toc239404779 \h </w:instrText>
+          <w:instrText xml:space="preserve"> PAGEREF _Toc242091925 \h </w:instrText>
         </w:r>
         <w:r>
           <w:rPr>
@@ -1469,7 +1469,7 @@
           <w14:ligatures w14:val="standardContextual"/>
         </w:rPr>
       </w:pPr>
-      <w:hyperlink w:anchor="_Toc239404780" w:history="1">
+      <w:hyperlink w:anchor="_Toc242091926" w:history="1">
         <w:r>
           <w:rPr>
             <w:rStyle w:val="Lienhypertexte"/>
@@ -1515,7 +1515,7 @@
             <w:noProof/>
             <w:webHidden/>
           </w:rPr>
-          <w:instrText xml:space="preserve"> PAGEREF _Toc239404780 \h </w:instrText>
+          <w:instrText xml:space="preserve"> PAGEREF _Toc242091926 \h </w:instrText>
         </w:r>
         <w:r>
           <w:rPr>
@@ -1563,7 +1563,7 @@
           <w14:ligatures w14:val="standardContextual"/>
         </w:rPr>
       </w:pPr>
-      <w:hyperlink w:anchor="_Toc239404781" w:history="1">
+      <w:hyperlink w:anchor="_Toc242091927" w:history="1">
         <w:r>
           <w:rPr>
             <w:rStyle w:val="Lienhypertexte"/>
@@ -1609,7 +1609,7 @@
             <w:noProof/>
             <w:webHidden/>
           </w:rPr>
-          <w:instrText xml:space="preserve"> PAGEREF _Toc239404781 \h </w:instrText>
+          <w:instrText xml:space="preserve"> PAGEREF _Toc242091927 \h </w:instrText>
         </w:r>
         <w:r>
           <w:rPr>
@@ -1657,7 +1657,7 @@
           <w14:ligatures w14:val="standardContextual"/>
         </w:rPr>
       </w:pPr>
-      <w:hyperlink w:anchor="_Toc239404782" w:history="1">
+      <w:hyperlink w:anchor="_Toc242091928" w:history="1">
         <w:r>
           <w:rPr>
             <w:rStyle w:val="Lienhypertexte"/>
@@ -1703,7 +1703,7 @@
             <w:noProof/>
             <w:webHidden/>
           </w:rPr>
-          <w:instrText xml:space="preserve"> PAGEREF _Toc239404782 \h </w:instrText>
+          <w:instrText xml:space="preserve"> PAGEREF _Toc242091928 \h </w:instrText>
         </w:r>
         <w:r>
           <w:rPr>
@@ -1751,7 +1751,7 @@
           <w14:ligatures w14:val="standardContextual"/>
         </w:rPr>
       </w:pPr>
-      <w:hyperlink w:anchor="_Toc239404783" w:history="1">
+      <w:hyperlink w:anchor="_Toc242091929" w:history="1">
         <w:r>
           <w:rPr>
             <w:rStyle w:val="Lienhypertexte"/>
@@ -1797,7 +1797,7 @@
             <w:noProof/>
             <w:webHidden/>
           </w:rPr>
-          <w:instrText xml:space="preserve"> PAGEREF _Toc239404783 \h </w:instrText>
+          <w:instrText xml:space="preserve"> PAGEREF _Toc242091929 \h </w:instrText>
         </w:r>
         <w:r>
           <w:rPr>
@@ -1847,7 +1847,7 @@
           <w14:ligatures w14:val="standardContextual"/>
         </w:rPr>
       </w:pPr>
-      <w:hyperlink w:anchor="_Toc239404784" w:history="1">
+      <w:hyperlink w:anchor="_Toc242091930" w:history="1">
         <w:r>
           <w:rPr>
             <w:rStyle w:val="Lienhypertexte"/>
@@ -1895,7 +1895,7 @@
             <w:noProof/>
             <w:webHidden/>
           </w:rPr>
-          <w:instrText xml:space="preserve"> PAGEREF _Toc239404784 \h </w:instrText>
+          <w:instrText xml:space="preserve"> PAGEREF _Toc242091930 \h </w:instrText>
         </w:r>
         <w:r>
           <w:rPr>
@@ -1943,7 +1943,7 @@
           <w14:ligatures w14:val="standardContextual"/>
         </w:rPr>
       </w:pPr>
-      <w:hyperlink w:anchor="_Toc239404785" w:history="1">
+      <w:hyperlink w:anchor="_Toc242091931" w:history="1">
         <w:r>
           <w:rPr>
             <w:rStyle w:val="Lienhypertexte"/>
@@ -1989,7 +1989,7 @@
             <w:noProof/>
             <w:webHidden/>
           </w:rPr>
-          <w:instrText xml:space="preserve"> PAGEREF _Toc239404785 \h </w:instrText>
+          <w:instrText xml:space="preserve"> PAGEREF _Toc242091931 \h </w:instrText>
         </w:r>
         <w:r>
           <w:rPr>
@@ -2037,7 +2037,7 @@
           <w14:ligatures w14:val="standardContextual"/>
         </w:rPr>
       </w:pPr>
-      <w:hyperlink w:anchor="_Toc239404786" w:history="1">
+      <w:hyperlink w:anchor="_Toc242091932" w:history="1">
         <w:r>
           <w:rPr>
             <w:rStyle w:val="Lienhypertexte"/>
@@ -2083,7 +2083,7 @@
             <w:noProof/>
             <w:webHidden/>
           </w:rPr>
-          <w:instrText xml:space="preserve"> PAGEREF _Toc239404786 \h </w:instrText>
+          <w:instrText xml:space="preserve"> PAGEREF _Toc242091932 \h </w:instrText>
         </w:r>
         <w:r>
           <w:rPr>
@@ -2133,7 +2133,7 @@
           <w14:ligatures w14:val="standardContextual"/>
         </w:rPr>
       </w:pPr>
-      <w:hyperlink w:anchor="_Toc239404787" w:history="1">
+      <w:hyperlink w:anchor="_Toc242091933" w:history="1">
         <w:r>
           <w:rPr>
             <w:rStyle w:val="Lienhypertexte"/>
@@ -2181,7 +2181,7 @@
             <w:noProof/>
             <w:webHidden/>
           </w:rPr>
-          <w:instrText xml:space="preserve"> PAGEREF _Toc239404787 \h </w:instrText>
+          <w:instrText xml:space="preserve"> PAGEREF _Toc242091933 \h </w:instrText>
         </w:r>
         <w:r>
           <w:rPr>
@@ -2229,7 +2229,7 @@
           <w14:ligatures w14:val="standardContextual"/>
         </w:rPr>
       </w:pPr>
-      <w:hyperlink w:anchor="_Toc239404788" w:history="1">
+      <w:hyperlink w:anchor="_Toc242091934" w:history="1">
         <w:r>
           <w:rPr>
             <w:rStyle w:val="Lienhypertexte"/>
@@ -2275,7 +2275,7 @@
             <w:noProof/>
             <w:webHidden/>
           </w:rPr>
-          <w:instrText xml:space="preserve"> PAGEREF _Toc239404788 \h </w:instrText>
+          <w:instrText xml:space="preserve"> PAGEREF _Toc242091934 \h </w:instrText>
         </w:r>
         <w:r>
           <w:rPr>
@@ -2325,7 +2325,7 @@
           <w14:ligatures w14:val="standardContextual"/>
         </w:rPr>
       </w:pPr>
-      <w:hyperlink w:anchor="_Toc239404789" w:history="1">
+      <w:hyperlink w:anchor="_Toc242091935" w:history="1">
         <w:r>
           <w:rPr>
             <w:rStyle w:val="Lienhypertexte"/>
@@ -2373,7 +2373,7 @@
             <w:noProof/>
             <w:webHidden/>
           </w:rPr>
-          <w:instrText xml:space="preserve"> PAGEREF _Toc239404789 \h </w:instrText>
+          <w:instrText xml:space="preserve"> PAGEREF _Toc242091935 \h </w:instrText>
         </w:r>
         <w:r>
           <w:rPr>
@@ -2421,7 +2421,7 @@
           <w14:ligatures w14:val="standardContextual"/>
         </w:rPr>
       </w:pPr>
-      <w:hyperlink w:anchor="_Toc239404790" w:history="1">
+      <w:hyperlink w:anchor="_Toc242091936" w:history="1">
         <w:r>
           <w:rPr>
             <w:rStyle w:val="Lienhypertexte"/>
@@ -2467,7 +2467,7 @@
             <w:noProof/>
             <w:webHidden/>
           </w:rPr>
-          <w:instrText xml:space="preserve"> PAGEREF _Toc239404790 \h </w:instrText>
+          <w:instrText xml:space="preserve"> PAGEREF _Toc242091936 \h </w:instrText>
         </w:r>
         <w:r>
           <w:rPr>
@@ -2515,7 +2515,7 @@
           <w14:ligatures w14:val="standardContextual"/>
         </w:rPr>
       </w:pPr>
-      <w:hyperlink w:anchor="_Toc239404791" w:history="1">
+      <w:hyperlink w:anchor="_Toc242091937" w:history="1">
         <w:r>
           <w:rPr>
             <w:rStyle w:val="Lienhypertexte"/>
@@ -2561,7 +2561,7 @@
             <w:noProof/>
             <w:webHidden/>
           </w:rPr>
-          <w:instrText xml:space="preserve"> PAGEREF _Toc239404791 \h </w:instrText>
+          <w:instrText xml:space="preserve"> PAGEREF _Toc242091937 \h </w:instrText>
         </w:r>
         <w:r>
           <w:rPr>
@@ -2609,7 +2609,7 @@
           <w14:ligatures w14:val="standardContextual"/>
         </w:rPr>
       </w:pPr>
-      <w:hyperlink w:anchor="_Toc239404792" w:history="1">
+      <w:hyperlink w:anchor="_Toc242091938" w:history="1">
         <w:r>
           <w:rPr>
             <w:rStyle w:val="Lienhypertexte"/>
@@ -2655,7 +2655,7 @@
             <w:noProof/>
             <w:webHidden/>
           </w:rPr>
-          <w:instrText xml:space="preserve"> PAGEREF _Toc239404792 \h </w:instrText>
+          <w:instrText xml:space="preserve"> PAGEREF _Toc242091938 \h </w:instrText>
         </w:r>
         <w:r>
           <w:rPr>
@@ -2705,7 +2705,7 @@
           <w14:ligatures w14:val="standardContextual"/>
         </w:rPr>
       </w:pPr>
-      <w:hyperlink w:anchor="_Toc239404793" w:history="1">
+      <w:hyperlink w:anchor="_Toc242091939" w:history="1">
         <w:r>
           <w:rPr>
             <w:rStyle w:val="Lienhypertexte"/>
@@ -2753,7 +2753,7 @@
             <w:noProof/>
             <w:webHidden/>
           </w:rPr>
-          <w:instrText xml:space="preserve"> PAGEREF _Toc239404793 \h </w:instrText>
+          <w:instrText xml:space="preserve"> PAGEREF _Toc242091939 \h </w:instrText>
         </w:r>
         <w:r>
           <w:rPr>
@@ -2801,7 +2801,7 @@
           <w14:ligatures w14:val="standardContextual"/>
         </w:rPr>
       </w:pPr>
-      <w:hyperlink w:anchor="_Toc239404794" w:history="1">
+      <w:hyperlink w:anchor="_Toc242091940" w:history="1">
         <w:r>
           <w:rPr>
             <w:rStyle w:val="Lienhypertexte"/>
@@ -2847,7 +2847,7 @@
             <w:noProof/>
             <w:webHidden/>
           </w:rPr>
-          <w:instrText xml:space="preserve"> PAGEREF _Toc239404794 \h </w:instrText>
+          <w:instrText xml:space="preserve"> PAGEREF _Toc242091940 \h </w:instrText>
         </w:r>
         <w:r>
           <w:rPr>
@@ -2895,7 +2895,7 @@
           <w14:ligatures w14:val="standardContextual"/>
         </w:rPr>
       </w:pPr>
-      <w:hyperlink w:anchor="_Toc239404795" w:history="1">
+      <w:hyperlink w:anchor="_Toc242091941" w:history="1">
         <w:r>
           <w:rPr>
             <w:rStyle w:val="Lienhypertexte"/>
@@ -2941,7 +2941,7 @@
             <w:noProof/>
             <w:webHidden/>
           </w:rPr>
-          <w:instrText xml:space="preserve"> PAGEREF _Toc239404795 \h </w:instrText>
+          <w:instrText xml:space="preserve"> PAGEREF _Toc242091941 \h </w:instrText>
         </w:r>
         <w:r>
           <w:rPr>
@@ -2961,7 +2961,7 @@
             <w:noProof/>
             <w:webHidden/>
           </w:rPr>
-          <w:t>11</w:t>
+          <w:t>12</w:t>
         </w:r>
         <w:r>
           <w:rPr>
@@ -2989,7 +2989,7 @@
           <w14:ligatures w14:val="standardContextual"/>
         </w:rPr>
       </w:pPr>
-      <w:hyperlink w:anchor="_Toc239404796" w:history="1">
+      <w:hyperlink w:anchor="_Toc242091942" w:history="1">
         <w:r>
           <w:rPr>
             <w:rStyle w:val="Lienhypertexte"/>
@@ -3035,7 +3035,7 @@
             <w:noProof/>
             <w:webHidden/>
           </w:rPr>
-          <w:instrText xml:space="preserve"> PAGEREF _Toc239404796 \h </w:instrText>
+          <w:instrText xml:space="preserve"> PAGEREF _Toc242091942 \h </w:instrText>
         </w:r>
         <w:r>
           <w:rPr>
@@ -3055,7 +3055,7 @@
             <w:noProof/>
             <w:webHidden/>
           </w:rPr>
-          <w:t>11</w:t>
+          <w:t>12</w:t>
         </w:r>
         <w:r>
           <w:rPr>
@@ -3085,7 +3085,7 @@
           <w14:ligatures w14:val="standardContextual"/>
         </w:rPr>
       </w:pPr>
-      <w:hyperlink w:anchor="_Toc239404797" w:history="1">
+      <w:hyperlink w:anchor="_Toc242091943" w:history="1">
         <w:r>
           <w:rPr>
             <w:rStyle w:val="Lienhypertexte"/>
@@ -3133,7 +3133,7 @@
             <w:noProof/>
             <w:webHidden/>
           </w:rPr>
-          <w:instrText xml:space="preserve"> PAGEREF _Toc239404797 \h </w:instrText>
+          <w:instrText xml:space="preserve"> PAGEREF _Toc242091943 \h </w:instrText>
         </w:r>
         <w:r>
           <w:rPr>
@@ -3153,7 +3153,7 @@
             <w:noProof/>
             <w:webHidden/>
           </w:rPr>
-          <w:t>11</w:t>
+          <w:t>12</w:t>
         </w:r>
         <w:r>
           <w:rPr>
@@ -3186,7 +3186,7 @@
       </w:pPr>
       <w:bookmarkStart w:id="0" w:name="_Toc532179955"/>
       <w:bookmarkStart w:id="1" w:name="_Toc165969637"/>
-      <w:bookmarkStart w:id="2" w:name="_Toc239404767"/>
+      <w:bookmarkStart w:id="2" w:name="_Toc242091913"/>
       <w:r>
         <w:lastRenderedPageBreak/>
         <w:t>Spécifications</w:t>
@@ -3206,7 +3206,7 @@
       </w:pPr>
       <w:bookmarkStart w:id="3" w:name="_Toc532179969"/>
       <w:bookmarkStart w:id="4" w:name="_Toc165969639"/>
-      <w:bookmarkStart w:id="5" w:name="_Toc239404768"/>
+      <w:bookmarkStart w:id="5" w:name="_Toc242091914"/>
       <w:r>
         <w:t>Introduction</w:t>
       </w:r>
@@ -3241,7 +3241,7 @@
       <w:pPr>
         <w:pStyle w:val="Titre2"/>
       </w:pPr>
-      <w:bookmarkStart w:id="6" w:name="_Toc239404769"/>
+      <w:bookmarkStart w:id="6" w:name="_Toc242091915"/>
       <w:r>
         <w:t>Matériel et logiciels à disposition</w:t>
       </w:r>
@@ -3316,7 +3316,7 @@
       <w:pPr>
         <w:pStyle w:val="Titre2"/>
       </w:pPr>
-      <w:bookmarkStart w:id="7" w:name="_Toc239404770"/>
+      <w:bookmarkStart w:id="7" w:name="_Toc242091916"/>
       <w:r>
         <w:t>Cahier des charges</w:t>
       </w:r>
@@ -3326,7 +3326,7 @@
       <w:pPr>
         <w:pStyle w:val="Titre3"/>
       </w:pPr>
-      <w:bookmarkStart w:id="8" w:name="_Toc239404771"/>
+      <w:bookmarkStart w:id="8" w:name="_Toc242091917"/>
       <w:r>
         <w:t xml:space="preserve">Objectifs </w:t>
       </w:r>
@@ -3361,7 +3361,7 @@
       <w:pPr>
         <w:pStyle w:val="Titre3"/>
       </w:pPr>
-      <w:bookmarkStart w:id="9" w:name="_Toc239404772"/>
+      <w:bookmarkStart w:id="9" w:name="_Toc242091918"/>
       <w:r>
         <w:t>Objectif pédagogique</w:t>
       </w:r>
@@ -3394,7 +3394,7 @@
       <w:pPr>
         <w:pStyle w:val="Titre3"/>
       </w:pPr>
-      <w:bookmarkStart w:id="10" w:name="_Toc239404773"/>
+      <w:bookmarkStart w:id="10" w:name="_Toc242091919"/>
       <w:r>
         <w:t>Analyse fonctionnelle</w:t>
       </w:r>
@@ -4987,7 +4987,7 @@
       <w:pPr>
         <w:pStyle w:val="Titre3"/>
       </w:pPr>
-      <w:bookmarkStart w:id="11" w:name="_Toc239404774"/>
+      <w:bookmarkStart w:id="11" w:name="_Toc242091920"/>
       <w:r>
         <w:t>Contraintes</w:t>
       </w:r>
@@ -5027,7 +5027,7 @@
       <w:pPr>
         <w:pStyle w:val="Titre3"/>
       </w:pPr>
-      <w:bookmarkStart w:id="12" w:name="_Toc239404775"/>
+      <w:bookmarkStart w:id="12" w:name="_Toc242091921"/>
       <w:r>
         <w:t>Travail à réaliser par l'apprenti</w:t>
       </w:r>
@@ -5061,7 +5061,7 @@
       <w:pPr>
         <w:pStyle w:val="Titre3"/>
       </w:pPr>
-      <w:bookmarkStart w:id="13" w:name="_Toc239404776"/>
+      <w:bookmarkStart w:id="13" w:name="_Toc242091922"/>
       <w:r>
         <w:t>Si le temps le permet …</w:t>
       </w:r>
@@ -5103,7 +5103,7 @@
       <w:pPr>
         <w:pStyle w:val="Titre3"/>
       </w:pPr>
-      <w:bookmarkStart w:id="14" w:name="_Toc239404777"/>
+      <w:bookmarkStart w:id="14" w:name="_Toc242091923"/>
       <w:r>
         <w:lastRenderedPageBreak/>
         <w:t>Méthodes de validation des solutions</w:t>
@@ -5153,7 +5153,7 @@
       <w:pPr>
         <w:pStyle w:val="Titre1"/>
       </w:pPr>
-      <w:bookmarkStart w:id="15" w:name="_Toc239404778"/>
+      <w:bookmarkStart w:id="15" w:name="_Toc242091924"/>
       <w:r>
         <w:t>Planification</w:t>
       </w:r>
@@ -5310,7 +5310,7 @@
       </w:pPr>
       <w:bookmarkStart w:id="16" w:name="_Toc532179957"/>
       <w:bookmarkStart w:id="17" w:name="_Toc165969641"/>
-      <w:bookmarkStart w:id="18" w:name="_Toc239404779"/>
+      <w:bookmarkStart w:id="18" w:name="_Toc242091925"/>
       <w:r>
         <w:t>Analyse</w:t>
       </w:r>
@@ -5322,7 +5322,7 @@
       <w:pPr>
         <w:pStyle w:val="Titre2"/>
       </w:pPr>
-      <w:bookmarkStart w:id="19" w:name="_Toc239404780"/>
+      <w:bookmarkStart w:id="19" w:name="_Toc242091926"/>
       <w:r>
         <w:t>Opportunités</w:t>
       </w:r>
@@ -5451,7 +5451,7 @@
       </w:pPr>
       <w:bookmarkStart w:id="20" w:name="_Toc532179959"/>
       <w:bookmarkStart w:id="21" w:name="_Toc165969643"/>
-      <w:bookmarkStart w:id="22" w:name="_Toc239404781"/>
+      <w:bookmarkStart w:id="22" w:name="_Toc242091927"/>
       <w:r>
         <w:t>Document d’analyse</w:t>
       </w:r>
@@ -5631,7 +5631,7 @@
       </w:pPr>
       <w:bookmarkStart w:id="23" w:name="_Toc532179967"/>
       <w:bookmarkStart w:id="24" w:name="_Toc165969651"/>
-      <w:bookmarkStart w:id="25" w:name="_Toc239404782"/>
+      <w:bookmarkStart w:id="25" w:name="_Toc242091928"/>
       <w:r>
         <w:t>Conception des tests</w:t>
       </w:r>
@@ -5689,7 +5689,7 @@
         <w:pStyle w:val="Titre2"/>
       </w:pPr>
       <w:bookmarkStart w:id="26" w:name="_Toc532179961"/>
-      <w:bookmarkStart w:id="27" w:name="_Toc239404783"/>
+      <w:bookmarkStart w:id="27" w:name="_Toc242091929"/>
       <w:r>
         <w:t>Planification</w:t>
       </w:r>
@@ -5737,7 +5737,7 @@
       </w:pPr>
       <w:bookmarkStart w:id="28" w:name="_Toc532179964"/>
       <w:bookmarkStart w:id="29" w:name="_Toc165969648"/>
-      <w:bookmarkStart w:id="30" w:name="_Toc239404784"/>
+      <w:bookmarkStart w:id="30" w:name="_Toc242091930"/>
       <w:bookmarkEnd w:id="26"/>
       <w:r>
         <w:t>Réalisation</w:t>
@@ -5752,7 +5752,7 @@
       </w:pPr>
       <w:bookmarkStart w:id="31" w:name="_Toc532179965"/>
       <w:bookmarkStart w:id="32" w:name="_Toc165969649"/>
-      <w:bookmarkStart w:id="33" w:name="_Toc239404785"/>
+      <w:bookmarkStart w:id="33" w:name="_Toc242091931"/>
       <w:r>
         <w:t>Dossier de Réalisation</w:t>
       </w:r>
@@ -5919,7 +5919,7 @@
       </w:pPr>
       <w:bookmarkStart w:id="34" w:name="_Toc532179960"/>
       <w:bookmarkStart w:id="35" w:name="_Toc165969644"/>
-      <w:bookmarkStart w:id="36" w:name="_Toc239404786"/>
+      <w:bookmarkStart w:id="36" w:name="_Toc242091932"/>
       <w:r>
         <w:lastRenderedPageBreak/>
         <w:t>Modifications</w:t>
@@ -5970,7 +5970,7 @@
       </w:pPr>
       <w:bookmarkStart w:id="37" w:name="_Toc532179966"/>
       <w:bookmarkStart w:id="38" w:name="_Toc165969650"/>
-      <w:bookmarkStart w:id="39" w:name="_Toc239404787"/>
+      <w:bookmarkStart w:id="39" w:name="_Toc242091933"/>
       <w:r>
         <w:t>Tests</w:t>
       </w:r>
@@ -5985,7 +5985,7 @@
       <w:bookmarkStart w:id="40" w:name="_Toc532179968"/>
       <w:bookmarkStart w:id="41" w:name="_Toc165969652"/>
       <w:bookmarkStart w:id="42" w:name="_Ref308525868"/>
-      <w:bookmarkStart w:id="43" w:name="_Toc239404788"/>
+      <w:bookmarkStart w:id="43" w:name="_Toc242091934"/>
       <w:r>
         <w:t>Dossier des tests</w:t>
       </w:r>
@@ -6090,7 +6090,7 @@
         <w:pStyle w:val="Titre1"/>
       </w:pPr>
       <w:bookmarkStart w:id="44" w:name="_Toc165969653"/>
-      <w:bookmarkStart w:id="45" w:name="_Toc239404789"/>
+      <w:bookmarkStart w:id="45" w:name="_Toc242091935"/>
       <w:r>
         <w:t>Conclusion</w:t>
       </w:r>
@@ -6102,7 +6102,7 @@
         <w:pStyle w:val="Titre2"/>
       </w:pPr>
       <w:bookmarkStart w:id="46" w:name="_Toc165969654"/>
-      <w:bookmarkStart w:id="47" w:name="_Toc239404790"/>
+      <w:bookmarkStart w:id="47" w:name="_Toc242091936"/>
       <w:r>
         <w:t xml:space="preserve">Bilan des </w:t>
       </w:r>
@@ -6150,12 +6150,89 @@
         <w:pStyle w:val="Titre2"/>
       </w:pPr>
       <w:bookmarkStart w:id="48" w:name="_Toc165969655"/>
-      <w:bookmarkStart w:id="49" w:name="_Toc239404791"/>
+      <w:bookmarkStart w:id="49" w:name="_Toc242091937"/>
       <w:r>
         <w:t>Bilan de la planification</w:t>
       </w:r>
       <w:bookmarkEnd w:id="48"/>
       <w:bookmarkEnd w:id="49"/>
+    </w:p>
+    <w:p>
+      <w:pPr>
+        <w:pStyle w:val="Retraitcorpsdetexte"/>
+      </w:pPr>
+      <w:r>
+        <w:t>La planification s’est avérée fausse dès la première semaine.</w:t>
+      </w:r>
+    </w:p>
+    <w:p>
+      <w:pPr>
+        <w:pStyle w:val="Retraitcorpsdetexte"/>
+      </w:pPr>
+      <w:r>
+        <w:t>Je pensais pouvoir commencer par l’affichage des données avec des données de testes inscrites en dure, mais après avoir fait un Frontend de base, il s’est avérer que à la place de perdre du temps à créer et importer des données de testes qui seront supprimer plus tard, j’ai décidé de passer à l’importation des données. Cela m’a permis de passer la première et la deuxième semaine sur l’importation des données.</w:t>
+      </w:r>
+    </w:p>
+    <w:p>
+      <w:pPr>
+        <w:pStyle w:val="Retraitcorpsdetexte"/>
+      </w:pPr>
+      <w:r>
+        <w:t>Durant la deuxième semaine je pensais faire l’affichage de la légende mais j’était occuper à finaliser et tester l’importation des données, donc je l’ai décalé.</w:t>
+      </w:r>
+    </w:p>
+    <w:p>
+      <w:pPr>
+        <w:pStyle w:val="Retraitcorpsdetexte"/>
+      </w:pPr>
+      <w:r>
+        <w:t xml:space="preserve">En ce qui concerne la troisième semaine, je n’avais pas prévu ça, mais le 21 septembre était le lundi du jeune, donc je n’ai pas </w:t>
+      </w:r>
+      <w:r>
+        <w:t>travaillé</w:t>
+      </w:r>
+      <w:r>
+        <w:t>.</w:t>
+      </w:r>
+    </w:p>
+    <w:p>
+      <w:pPr>
+        <w:pStyle w:val="Retraitcorpsdetexte"/>
+      </w:pPr>
+      <w:r>
+        <w:t>Pour la quatrième semaine j’ai commencé par travailler sur la fin de l’importation des données et de leurs affichages puis je suis passé à l’affichage de la légende qui m’a pris moins de temps que prévu, donc j’ai pu le terminer dans la même semaine.</w:t>
+      </w:r>
+    </w:p>
+    <w:p>
+      <w:pPr>
+        <w:pStyle w:val="Retraitcorpsdetexte"/>
+      </w:pPr>
+      <w:r>
+        <w:t xml:space="preserve">Pour la cinquième semaine </w:t>
+      </w:r>
+      <w:r>
+        <w:t xml:space="preserve">j’ai réalisé qu’il y avait un problème lors de l’importation des données. J’avait mis dans mes </w:t>
+      </w:r>
+      <w:proofErr w:type="spellStart"/>
+      <w:r>
+        <w:t>users</w:t>
+      </w:r>
+      <w:proofErr w:type="spellEnd"/>
+      <w:r>
+        <w:t xml:space="preserve"> stories que les données importées en doublons écrasaient celle présente en DB. Point que j’ai passé toute la séance à corriger.</w:t>
+      </w:r>
+    </w:p>
+    <w:p>
+      <w:pPr>
+        <w:pStyle w:val="Titre2"/>
+      </w:pPr>
+      <w:bookmarkStart w:id="50" w:name="_Toc165969656"/>
+      <w:bookmarkStart w:id="51" w:name="_Toc242091938"/>
+      <w:r>
+        <w:t>Bilan personnel</w:t>
+      </w:r>
+      <w:bookmarkEnd w:id="50"/>
+      <w:bookmarkEnd w:id="51"/>
     </w:p>
     <w:p>
       <w:pPr>
@@ -6166,43 +6243,61 @@
         </w:numPr>
       </w:pPr>
       <w:r>
-        <w:t xml:space="preserve">Distinguer </w:t>
-      </w:r>
-      <w:r>
-        <w:t xml:space="preserve">et expliquer </w:t>
-      </w:r>
-      <w:r>
-        <w:t xml:space="preserve">les tâches qui ont généré des retards ou de l'avance dans la </w:t>
-      </w:r>
-      <w:r>
-        <w:t>gestion du</w:t>
-      </w:r>
-      <w:r>
-        <w:t xml:space="preserve"> projet.</w:t>
-      </w:r>
-      <w:r>
-        <w:t xml:space="preserve"> Indiquer </w:t>
+        <w:t xml:space="preserve">Si c’était à </w:t>
       </w:r>
       <w:proofErr w:type="gramStart"/>
       <w:r>
-        <w:t>les différence</w:t>
+        <w:t>refaire</w:t>
+      </w:r>
+      <w:r>
+        <w:t>:</w:t>
       </w:r>
       <w:proofErr w:type="gramEnd"/>
-      <w:r>
-        <w:t xml:space="preserve"> entre les planifications initiales et détaillées avec le journal de travail.</w:t>
-      </w:r>
-    </w:p>
-    <w:p>
-      <w:pPr>
-        <w:pStyle w:val="Titre2"/>
-      </w:pPr>
-      <w:bookmarkStart w:id="50" w:name="_Toc165969656"/>
-      <w:bookmarkStart w:id="51" w:name="_Toc239404792"/>
-      <w:r>
-        <w:t>Bilan personnel</w:t>
-      </w:r>
-      <w:bookmarkEnd w:id="50"/>
-      <w:bookmarkEnd w:id="51"/>
+    </w:p>
+    <w:p>
+      <w:pPr>
+        <w:pStyle w:val="Informations"/>
+        <w:numPr>
+          <w:ilvl w:val="6"/>
+          <w:numId w:val="24"/>
+        </w:numPr>
+      </w:pPr>
+      <w:r>
+        <w:t>Q</w:t>
+      </w:r>
+      <w:r>
+        <w:t xml:space="preserve">u’est-ce </w:t>
+      </w:r>
+      <w:r>
+        <w:t>qu’il faudrait garder</w:t>
+      </w:r>
+      <w:r>
+        <w:t> </w:t>
+      </w:r>
+      <w:r>
+        <w:t>? Les</w:t>
+      </w:r>
+      <w:r>
+        <w:t xml:space="preserve"> plus et les moins ?</w:t>
+      </w:r>
+    </w:p>
+    <w:p>
+      <w:pPr>
+        <w:pStyle w:val="Informations"/>
+        <w:numPr>
+          <w:ilvl w:val="6"/>
+          <w:numId w:val="24"/>
+        </w:numPr>
+      </w:pPr>
+      <w:r>
+        <w:t>Q</w:t>
+      </w:r>
+      <w:r>
+        <w:t xml:space="preserve">u’est-ce </w:t>
+      </w:r>
+      <w:r>
+        <w:t>qu’il faudrait gérer, réaliser ou traiter différemment ?</w:t>
+      </w:r>
     </w:p>
     <w:p>
       <w:pPr>
@@ -6213,60 +6308,7 @@
         </w:numPr>
       </w:pPr>
       <w:r>
-        <w:t xml:space="preserve">Si c’était à </w:t>
-      </w:r>
-      <w:proofErr w:type="gramStart"/>
-      <w:r>
-        <w:t>refaire</w:t>
-      </w:r>
-      <w:r>
-        <w:t>:</w:t>
-      </w:r>
-      <w:proofErr w:type="gramEnd"/>
-    </w:p>
-    <w:p>
-      <w:pPr>
-        <w:pStyle w:val="Informations"/>
-        <w:numPr>
-          <w:ilvl w:val="6"/>
-          <w:numId w:val="24"/>
-        </w:numPr>
-      </w:pPr>
-      <w:r>
-        <w:t>Q</w:t>
-      </w:r>
-      <w:r>
-        <w:t xml:space="preserve">u’est-ce </w:t>
-      </w:r>
-      <w:r>
-        <w:t>qu’il faudrait garder</w:t>
-      </w:r>
-      <w:r>
-        <w:t> </w:t>
-      </w:r>
-      <w:r>
-        <w:t>? Les</w:t>
-      </w:r>
-      <w:r>
-        <w:t xml:space="preserve"> plus et les moins ?</w:t>
-      </w:r>
-    </w:p>
-    <w:p>
-      <w:pPr>
-        <w:pStyle w:val="Informations"/>
-        <w:numPr>
-          <w:ilvl w:val="6"/>
-          <w:numId w:val="24"/>
-        </w:numPr>
-      </w:pPr>
-      <w:r>
-        <w:t>Q</w:t>
-      </w:r>
-      <w:r>
-        <w:t xml:space="preserve">u’est-ce </w:t>
-      </w:r>
-      <w:r>
-        <w:t>qu’il faudrait gérer, réaliser ou traiter différemment ?</w:t>
+        <w:t>Qu’est que ce projet m’a appris ?</w:t>
       </w:r>
     </w:p>
     <w:p>
@@ -6278,7 +6320,7 @@
         </w:numPr>
       </w:pPr>
       <w:r>
-        <w:t>Qu’est que ce projet m’a appris ?</w:t>
+        <w:t>Suite à donner, améliorations souhaitables, …</w:t>
       </w:r>
     </w:p>
     <w:p>
@@ -6290,18 +6332,6 @@
         </w:numPr>
       </w:pPr>
       <w:r>
-        <w:t>Suite à donner, améliorations souhaitables, …</w:t>
-      </w:r>
-    </w:p>
-    <w:p>
-      <w:pPr>
-        <w:pStyle w:val="Informations"/>
-        <w:numPr>
-          <w:ilvl w:val="5"/>
-          <w:numId w:val="24"/>
-        </w:numPr>
-      </w:pPr>
-      <w:r>
         <w:t>Remerciements, signature, etc.</w:t>
       </w:r>
     </w:p>
@@ -6311,7 +6341,7 @@
       </w:pPr>
       <w:bookmarkStart w:id="52" w:name="_Toc532179971"/>
       <w:bookmarkStart w:id="53" w:name="_Toc165969657"/>
-      <w:bookmarkStart w:id="54" w:name="_Toc239404793"/>
+      <w:bookmarkStart w:id="54" w:name="_Toc242091939"/>
       <w:r>
         <w:t>Divers</w:t>
       </w:r>
@@ -6325,7 +6355,7 @@
       </w:pPr>
       <w:bookmarkStart w:id="55" w:name="_Toc532179972"/>
       <w:bookmarkStart w:id="56" w:name="_Toc165969658"/>
-      <w:bookmarkStart w:id="57" w:name="_Toc239404794"/>
+      <w:bookmarkStart w:id="57" w:name="_Toc242091940"/>
       <w:r>
         <w:t>Journal de travail</w:t>
       </w:r>
@@ -6367,8 +6397,9 @@
       <w:pPr>
         <w:pStyle w:val="Titre2"/>
       </w:pPr>
-      <w:bookmarkStart w:id="58" w:name="_Toc239404795"/>
-      <w:r>
+      <w:bookmarkStart w:id="58" w:name="_Toc242091941"/>
+      <w:r>
+        <w:lastRenderedPageBreak/>
         <w:t>Bibliographie</w:t>
       </w:r>
       <w:bookmarkEnd w:id="58"/>
@@ -6398,7 +6429,7 @@
       <w:pPr>
         <w:pStyle w:val="Titre2"/>
       </w:pPr>
-      <w:bookmarkStart w:id="59" w:name="_Toc239404796"/>
+      <w:bookmarkStart w:id="59" w:name="_Toc242091942"/>
       <w:r>
         <w:t>Webographie</w:t>
       </w:r>
@@ -6420,7 +6451,7 @@
       <w:pPr>
         <w:pStyle w:val="Titre1"/>
       </w:pPr>
-      <w:bookmarkStart w:id="60" w:name="_Toc239404797"/>
+      <w:bookmarkStart w:id="60" w:name="_Toc242091943"/>
       <w:r>
         <w:t>Annexes</w:t>
       </w:r>
@@ -6982,7 +7013,7 @@
               <w:noProof/>
               <w:szCs w:val="16"/>
             </w:rPr>
-            <w:t>02.09.2026 16:31</w:t>
+            <w:t>04.09.2026 08:59</w:t>
           </w:r>
           <w:r>
             <w:rPr>
@@ -7194,7 +7225,7 @@
         <v:path o:extrusionok="f" gradientshapeok="t" o:connecttype="rect"/>
         <o:lock v:ext="edit" aspectratio="t"/>
       </v:shapetype>
-      <v:shape id="_x0000_i1025" type="#_x0000_t75" style="width:12pt;height:12pt" o:bullet="t">
+      <v:shape id="_x0000_i1025" type="#_x0000_t75" style="width:12.25pt;height:12.25pt" o:bullet="t">
         <v:imagedata r:id="rId1" o:title="BD10263_"/>
       </v:shape>
     </w:pict>
@@ -12136,10 +12167,6 @@
 </file>
 
 <file path=customXml/item1.xml><?xml version="1.0" encoding="utf-8"?>
-<b:Sources xmlns:b="http://schemas.openxmlformats.org/officeDocument/2006/bibliography" xmlns="http://schemas.openxmlformats.org/officeDocument/2006/bibliography" SelectedStyle="\APA.XSL" StyleName="APA"/>
-</file>
-
-<file path=customXml/item2.xml><?xml version="1.0" encoding="utf-8"?>
 <p:properties xmlns:p="http://schemas.microsoft.com/office/2006/metadata/properties" xmlns:xsi="http://www.w3.org/2001/XMLSchema-instance" xmlns:pc="http://schemas.microsoft.com/office/infopath/2007/PartnerControls">
   <documentManagement>
     <lcf76f155ced4ddcb4097134ff3c332f xmlns="a1b10758-7132-46a4-a2fe-7a2cf46f51f4">
@@ -12150,7 +12177,20 @@
 </p:properties>
 </file>
 
+<file path=customXml/item2.xml><?xml version="1.0" encoding="utf-8"?>
+<b:Sources xmlns:b="http://schemas.openxmlformats.org/officeDocument/2006/bibliography" xmlns="http://schemas.openxmlformats.org/officeDocument/2006/bibliography" SelectedStyle="\APA.XSL" StyleName="APA"/>
+</file>
+
 <file path=customXml/item3.xml><?xml version="1.0" encoding="utf-8"?>
+<?mso-contentType ?>
+<FormTemplates xmlns="http://schemas.microsoft.com/sharepoint/v3/contenttype/forms">
+  <Display>DocumentLibraryForm</Display>
+  <Edit>DocumentLibraryForm</Edit>
+  <New>DocumentLibraryForm</New>
+</FormTemplates>
+</file>
+
+<file path=customXml/item4.xml><?xml version="1.0" encoding="utf-8"?>
 <ct:contentTypeSchema xmlns:ct="http://schemas.microsoft.com/office/2006/metadata/contentType" xmlns:ma="http://schemas.microsoft.com/office/2006/metadata/properties/metaAttributes" ct:_="" ma:_="" ma:contentTypeName="Document" ma:contentTypeID="0x0101005A5B8F5EAAC22C48A11F5D9A60E6F21D" ma:contentTypeVersion="16" ma:contentTypeDescription="Crée un document." ma:contentTypeScope="" ma:versionID="f2b963976306cc54294b7f4545a3c6c4">
   <xsd:schema xmlns:xsd="http://www.w3.org/2001/XMLSchema" xmlns:xs="http://www.w3.org/2001/XMLSchema" xmlns:p="http://schemas.microsoft.com/office/2006/metadata/properties" xmlns:ns2="a1b10758-7132-46a4-a2fe-7a2cf46f51f4" xmlns:ns3="f7d9f5a6-831d-4621-8c77-cbcaf993e406" targetNamespace="http://schemas.microsoft.com/office/2006/metadata/properties" ma:root="true" ma:fieldsID="e5e135fa2fc1295e1586ddcd9c1a8904" ns2:_="" ns3:_="">
     <xsd:import namespace="a1b10758-7132-46a4-a2fe-7a2cf46f51f4"/>
@@ -12393,24 +12433,7 @@
 </ct:contentTypeSchema>
 </file>
 
-<file path=customXml/item4.xml><?xml version="1.0" encoding="utf-8"?>
-<?mso-contentType ?>
-<FormTemplates xmlns="http://schemas.microsoft.com/sharepoint/v3/contenttype/forms">
-  <Display>DocumentLibraryForm</Display>
-  <Edit>DocumentLibraryForm</Edit>
-  <New>DocumentLibraryForm</New>
-</FormTemplates>
-</file>
-
 <file path=customXml/itemProps1.xml><?xml version="1.0" encoding="utf-8"?>
-<ds:datastoreItem xmlns:ds="http://schemas.openxmlformats.org/officeDocument/2006/customXml" ds:itemID="{C8C35155-3E6A-4058-B6E4-303717845E3B}">
-  <ds:schemaRefs>
-    <ds:schemaRef ds:uri="http://schemas.openxmlformats.org/officeDocument/2006/bibliography"/>
-  </ds:schemaRefs>
-</ds:datastoreItem>
-</file>
-
-<file path=customXml/itemProps2.xml><?xml version="1.0" encoding="utf-8"?>
 <ds:datastoreItem xmlns:ds="http://schemas.openxmlformats.org/officeDocument/2006/customXml" ds:itemID="{2319CDB8-A2CD-412D-8359-13E6B4DF1FF4}">
   <ds:schemaRefs>
     <ds:schemaRef ds:uri="http://schemas.microsoft.com/office/2006/metadata/properties"/>
@@ -12421,7 +12444,23 @@
 </ds:datastoreItem>
 </file>
 
+<file path=customXml/itemProps2.xml><?xml version="1.0" encoding="utf-8"?>
+<ds:datastoreItem xmlns:ds="http://schemas.openxmlformats.org/officeDocument/2006/customXml" ds:itemID="{C8C35155-3E6A-4058-B6E4-303717845E3B}">
+  <ds:schemaRefs>
+    <ds:schemaRef ds:uri="http://schemas.openxmlformats.org/officeDocument/2006/bibliography"/>
+  </ds:schemaRefs>
+</ds:datastoreItem>
+</file>
+
 <file path=customXml/itemProps3.xml><?xml version="1.0" encoding="utf-8"?>
+<ds:datastoreItem xmlns:ds="http://schemas.openxmlformats.org/officeDocument/2006/customXml" ds:itemID="{6C3F7A66-EDE3-46FD-83EB-3C265E5D2669}">
+  <ds:schemaRefs>
+    <ds:schemaRef ds:uri="http://schemas.microsoft.com/sharepoint/v3/contenttype/forms"/>
+  </ds:schemaRefs>
+</ds:datastoreItem>
+</file>
+
+<file path=customXml/itemProps4.xml><?xml version="1.0" encoding="utf-8"?>
 <ds:datastoreItem xmlns:ds="http://schemas.openxmlformats.org/officeDocument/2006/customXml" ds:itemID="{41546E4A-837A-4BEF-A4B8-FFD4EAB4E855}">
   <ds:schemaRefs>
     <ds:schemaRef ds:uri="http://schemas.microsoft.com/office/2006/metadata/contentType"/>
@@ -12438,12 +12477,4 @@
     <ds:schemaRef ds:uri="http://schemas.microsoft.com/internal/obd"/>
   </ds:schemaRefs>
 </ds:datastoreItem>
-</file>
-
-<file path=customXml/itemProps4.xml><?xml version="1.0" encoding="utf-8"?>
-<ds:datastoreItem xmlns:ds="http://schemas.openxmlformats.org/officeDocument/2006/customXml" ds:itemID="{6C3F7A66-EDE3-46FD-83EB-3C265E5D2669}">
-  <ds:schemaRefs>
-    <ds:schemaRef ds:uri="http://schemas.microsoft.com/sharepoint/v3/contenttype/forms"/>
-  </ds:schemaRefs>
-</ds:datastoreItem>
 </file>
--- a/doc/R-P_FUN-gillhorset-RapportProjet.docx
+++ b/doc/R-P_FUN-gillhorset-RapportProjet.docx
@@ -21,31 +21,7 @@
           <w:sz w:val="52"/>
           <w:szCs w:val="52"/>
         </w:rPr>
-        <w:t>P_FUN-</w:t>
-      </w:r>
-      <w:proofErr w:type="spellStart"/>
-      <w:r>
-        <w:rPr>
-          <w:rFonts w:asciiTheme="majorHAnsi" w:eastAsiaTheme="majorEastAsia" w:hAnsiTheme="majorHAnsi" w:cstheme="majorBidi"/>
-          <w:color w:val="17365D" w:themeColor="text2" w:themeShade="BF"/>
-          <w:spacing w:val="5"/>
-          <w:kern w:val="28"/>
-          <w:sz w:val="52"/>
-          <w:szCs w:val="52"/>
-        </w:rPr>
-        <w:t>ProgrammationFonctionnelle</w:t>
-      </w:r>
-      <w:proofErr w:type="spellEnd"/>
-      <w:r>
-        <w:rPr>
-          <w:rFonts w:asciiTheme="majorHAnsi" w:eastAsiaTheme="majorEastAsia" w:hAnsiTheme="majorHAnsi" w:cstheme="majorBidi"/>
-          <w:color w:val="17365D" w:themeColor="text2" w:themeShade="BF"/>
-          <w:spacing w:val="5"/>
-          <w:kern w:val="28"/>
-          <w:sz w:val="52"/>
-          <w:szCs w:val="52"/>
-        </w:rPr>
-        <w:t xml:space="preserve"> </w:t>
+        <w:t xml:space="preserve">P_FUN-ProgrammationFonctionnelle </w:t>
       </w:r>
       <w:r>
         <w:rPr>
@@ -55,9 +31,9 @@
           <w:szCs w:val="22"/>
         </w:rPr>
         <w:drawing>
-          <wp:inline distT="0" distB="0" distL="0" distR="0" wp14:anchorId="25778321" wp14:editId="74EE49F3">
-            <wp:extent cx="3134995" cy="2558415"/>
-            <wp:effectExtent l="19050" t="0" r="8255" b="0"/>
+          <wp:inline distT="0" distB="0" distL="0" distR="0" wp14:anchorId="25778321" wp14:editId="3FF545B8">
+            <wp:extent cx="2558415" cy="2558415"/>
+            <wp:effectExtent l="0" t="0" r="0" b="0"/>
             <wp:docPr id="3" name="Image 3"/>
             <wp:cNvGraphicFramePr>
               <a:graphicFrameLocks xmlns:a="http://schemas.openxmlformats.org/drawingml/2006/main" noChangeAspect="1"/>
@@ -66,14 +42,19 @@
               <a:graphicData uri="http://schemas.openxmlformats.org/drawingml/2006/picture">
                 <pic:pic xmlns:pic="http://schemas.openxmlformats.org/drawingml/2006/picture">
                   <pic:nvPicPr>
-                    <pic:cNvPr id="0" name="Picture 3"/>
+                    <pic:cNvPr id="3" name="Image 3"/>
                     <pic:cNvPicPr>
                       <a:picLocks noChangeAspect="1" noChangeArrowheads="1"/>
                     </pic:cNvPicPr>
                   </pic:nvPicPr>
                   <pic:blipFill>
-                    <a:blip r:embed="rId11" cstate="print"/>
-                    <a:srcRect/>
+                    <a:blip r:embed="rId11">
+                      <a:extLst>
+                        <a:ext uri="{28A0092B-C50C-407E-A947-70E740481C1C}">
+                          <a14:useLocalDpi xmlns:a14="http://schemas.microsoft.com/office/drawing/2010/main" val="0"/>
+                        </a:ext>
+                      </a:extLst>
+                    </a:blip>
                     <a:stretch>
                       <a:fillRect/>
                     </a:stretch>
@@ -81,7 +62,7 @@
                   <pic:spPr bwMode="auto">
                     <a:xfrm>
                       <a:off x="0" y="0"/>
-                      <a:ext cx="3134995" cy="2558415"/>
+                      <a:ext cx="2558415" cy="2558415"/>
                     </a:xfrm>
                     <a:prstGeom prst="rect">
                       <a:avLst/>
@@ -3204,26 +3185,21 @@
       <w:pPr>
         <w:pStyle w:val="Titre2"/>
       </w:pPr>
-      <w:bookmarkStart w:id="3" w:name="_Toc532179969"/>
-      <w:bookmarkStart w:id="4" w:name="_Toc165969639"/>
-      <w:bookmarkStart w:id="5" w:name="_Toc242091914"/>
+      <w:bookmarkStart w:id="3" w:name="_Toc242091914"/>
+      <w:bookmarkStart w:id="4" w:name="_Toc532179969"/>
+      <w:bookmarkStart w:id="5" w:name="_Toc165969639"/>
       <w:r>
         <w:t>Introduction</w:t>
       </w:r>
-      <w:bookmarkEnd w:id="5"/>
+      <w:bookmarkEnd w:id="3"/>
     </w:p>
     <w:p>
       <w:pPr>
         <w:pStyle w:val="Retraitcorpsdetexte"/>
       </w:pPr>
       <w:r>
-        <w:t xml:space="preserve">Le projet consiste en une application capable d’afficher des sets de données sur un graphique. La technologie utilisée sera du C# avec </w:t>
-      </w:r>
-      <w:proofErr w:type="spellStart"/>
-      <w:r>
-        <w:t>LinQ</w:t>
-      </w:r>
-      <w:proofErr w:type="spellEnd"/>
+        <w:t>Le projet consiste en une application capable d’afficher des sets de données sur un graphique. La technologie utilisée sera du C# avec LinQ</w:t>
+      </w:r>
       <w:r>
         <w:t>, afin d’apprendre la programmation fonctionnelle</w:t>
       </w:r>
@@ -3566,21 +3542,7 @@
         <w:rPr>
           <w:rFonts w:ascii="Arial" w:hAnsi="Arial" w:cs="Arial"/>
         </w:rPr>
-        <w:t xml:space="preserve">La fenêtre </w:t>
-      </w:r>
-      <w:proofErr w:type="spellStart"/>
-      <w:r>
-        <w:rPr>
-          <w:rFonts w:ascii="Arial" w:hAnsi="Arial" w:cs="Arial"/>
-        </w:rPr>
-        <w:t>pricipale</w:t>
-      </w:r>
-      <w:proofErr w:type="spellEnd"/>
-      <w:r>
-        <w:rPr>
-          <w:rFonts w:ascii="Arial" w:hAnsi="Arial" w:cs="Arial"/>
-        </w:rPr>
-        <w:t xml:space="preserve"> avec un graphique par défaut est affiché</w:t>
+        <w:t>La fenêtre pricipale avec un graphique par défaut est affiché</w:t>
       </w:r>
     </w:p>
     <w:p>
@@ -3668,21 +3630,7 @@
         <w:rPr>
           <w:rFonts w:ascii="Arial" w:hAnsi="Arial" w:cs="Arial"/>
         </w:rPr>
-        <w:t xml:space="preserve">•   </w:t>
-      </w:r>
-      <w:proofErr w:type="spellStart"/>
-      <w:r>
-        <w:rPr>
-          <w:rFonts w:ascii="Arial" w:hAnsi="Arial" w:cs="Arial"/>
-        </w:rPr>
-        <w:t>Losque</w:t>
-      </w:r>
-      <w:proofErr w:type="spellEnd"/>
-      <w:r>
-        <w:rPr>
-          <w:rFonts w:ascii="Arial" w:hAnsi="Arial" w:cs="Arial"/>
-        </w:rPr>
-        <w:t xml:space="preserve"> j'appuis sur le bouton "Importer"</w:t>
+        <w:t>•   Losque j'appuis sur le bouton "Importer"</w:t>
       </w:r>
     </w:p>
     <w:p>
@@ -3787,76 +3735,40 @@
         <w:rPr>
           <w:rFonts w:ascii="Arial" w:hAnsi="Arial" w:cs="Arial"/>
         </w:rPr>
-        <w:t xml:space="preserve">•   Dans la boite de dialogue ouverte seul les fichiers au format JSON sont </w:t>
-      </w:r>
-      <w:proofErr w:type="spellStart"/>
-      <w:r>
-        <w:rPr>
-          <w:rFonts w:ascii="Arial" w:hAnsi="Arial" w:cs="Arial"/>
-        </w:rPr>
-        <w:t>selectionnable</w:t>
-      </w:r>
-      <w:proofErr w:type="spellEnd"/>
-      <w:r>
-        <w:rPr>
-          <w:rFonts w:ascii="Arial" w:hAnsi="Arial" w:cs="Arial"/>
-        </w:rPr>
-        <w:t>.</w:t>
-      </w:r>
-    </w:p>
-    <w:p>
-      <w:pPr>
-        <w:rPr>
-          <w:rFonts w:ascii="Arial" w:hAnsi="Arial" w:cs="Arial"/>
-        </w:rPr>
-      </w:pPr>
-    </w:p>
-    <w:p>
-      <w:pPr>
-        <w:rPr>
-          <w:rFonts w:ascii="Arial" w:hAnsi="Arial" w:cs="Arial"/>
-        </w:rPr>
-      </w:pPr>
-      <w:r>
-        <w:rPr>
-          <w:rFonts w:ascii="Arial" w:hAnsi="Arial" w:cs="Arial"/>
-        </w:rPr>
-        <w:t xml:space="preserve">•   Si le fichier sélectionné est dans </w:t>
-      </w:r>
-      <w:proofErr w:type="gramStart"/>
-      <w:r>
-        <w:rPr>
-          <w:rFonts w:ascii="Arial" w:hAnsi="Arial" w:cs="Arial"/>
-        </w:rPr>
-        <w:t>un format incorrecte</w:t>
-      </w:r>
-      <w:proofErr w:type="gramEnd"/>
-    </w:p>
-    <w:p>
-      <w:pPr>
-        <w:rPr>
-          <w:rFonts w:ascii="Arial" w:hAnsi="Arial" w:cs="Arial"/>
-        </w:rPr>
-      </w:pPr>
-      <w:r>
-        <w:rPr>
-          <w:rFonts w:ascii="Arial" w:hAnsi="Arial" w:cs="Arial"/>
-        </w:rPr>
-        <w:t xml:space="preserve">Alors une nouvelle boite de dialogue s'ouvre pour informer l'utilisateur que le format du fichier est </w:t>
-      </w:r>
-      <w:proofErr w:type="gramStart"/>
-      <w:r>
-        <w:rPr>
-          <w:rFonts w:ascii="Arial" w:hAnsi="Arial" w:cs="Arial"/>
-        </w:rPr>
-        <w:t>incorrecte</w:t>
-      </w:r>
-      <w:proofErr w:type="gramEnd"/>
-      <w:r>
-        <w:rPr>
-          <w:rFonts w:ascii="Arial" w:hAnsi="Arial" w:cs="Arial"/>
-        </w:rPr>
-        <w:t xml:space="preserve"> et qu'il n'a pas été importé.</w:t>
+        <w:t>•   Dans la boite de dialogue ouverte seul les fichiers au format JSON sont selectionnable.</w:t>
+      </w:r>
+    </w:p>
+    <w:p>
+      <w:pPr>
+        <w:rPr>
+          <w:rFonts w:ascii="Arial" w:hAnsi="Arial" w:cs="Arial"/>
+        </w:rPr>
+      </w:pPr>
+    </w:p>
+    <w:p>
+      <w:pPr>
+        <w:rPr>
+          <w:rFonts w:ascii="Arial" w:hAnsi="Arial" w:cs="Arial"/>
+        </w:rPr>
+      </w:pPr>
+      <w:r>
+        <w:rPr>
+          <w:rFonts w:ascii="Arial" w:hAnsi="Arial" w:cs="Arial"/>
+        </w:rPr>
+        <w:t>•   Si le fichier sélectionné est dans un format incorrecte</w:t>
+      </w:r>
+    </w:p>
+    <w:p>
+      <w:pPr>
+        <w:rPr>
+          <w:rFonts w:ascii="Arial" w:hAnsi="Arial" w:cs="Arial"/>
+        </w:rPr>
+      </w:pPr>
+      <w:r>
+        <w:rPr>
+          <w:rFonts w:ascii="Arial" w:hAnsi="Arial" w:cs="Arial"/>
+        </w:rPr>
+        <w:t>Alors une nouvelle boite de dialogue s'ouvre pour informer l'utilisateur que le format du fichier est incorrecte et qu'il n'a pas été importé.</w:t>
       </w:r>
     </w:p>
     <w:p>
@@ -3922,30 +3834,8 @@
         <w:rPr>
           <w:rFonts w:ascii="Arial" w:hAnsi="Arial" w:cs="Arial"/>
         </w:rPr>
-        <w:t xml:space="preserve">Alors une boite de dialogue indique que des données ont été écrasé au </w:t>
-      </w:r>
-      <w:proofErr w:type="spellStart"/>
-      <w:r>
-        <w:rPr>
-          <w:rFonts w:ascii="Arial" w:hAnsi="Arial" w:cs="Arial"/>
-        </w:rPr>
-        <w:t>profi</w:t>
-      </w:r>
-      <w:proofErr w:type="spellEnd"/>
-      <w:r>
-        <w:rPr>
-          <w:rFonts w:ascii="Arial" w:hAnsi="Arial" w:cs="Arial"/>
-        </w:rPr>
-        <w:t xml:space="preserve"> </w:t>
-      </w:r>
-      <w:proofErr w:type="gramStart"/>
-      <w:r>
-        <w:rPr>
-          <w:rFonts w:ascii="Arial" w:hAnsi="Arial" w:cs="Arial"/>
-        </w:rPr>
-        <w:t>des données nouvellement importé</w:t>
-      </w:r>
-      <w:proofErr w:type="gramEnd"/>
+        <w:t>Alors une boite de dialogue indique que des données ont été écrasé au profi des données nouvellement importé</w:t>
+      </w:r>
     </w:p>
     <w:p>
       <w:pPr>
@@ -4008,21 +3898,7 @@
         <w:rPr>
           <w:rFonts w:ascii="Arial" w:hAnsi="Arial" w:cs="Arial"/>
         </w:rPr>
-        <w:t xml:space="preserve">Afin de </w:t>
-      </w:r>
-      <w:proofErr w:type="gramStart"/>
-      <w:r>
-        <w:rPr>
-          <w:rFonts w:ascii="Arial" w:hAnsi="Arial" w:cs="Arial"/>
-        </w:rPr>
-        <w:t>précisé</w:t>
-      </w:r>
-      <w:proofErr w:type="gramEnd"/>
-      <w:r>
-        <w:rPr>
-          <w:rFonts w:ascii="Arial" w:hAnsi="Arial" w:cs="Arial"/>
-        </w:rPr>
-        <w:t xml:space="preserve"> le graphique sur une échelle de temps</w:t>
+        <w:t>Afin de précisé le graphique sur une échelle de temps</w:t>
       </w:r>
     </w:p>
     <w:p>
@@ -4367,21 +4243,7 @@
         <w:rPr>
           <w:rFonts w:ascii="Arial" w:hAnsi="Arial" w:cs="Arial"/>
         </w:rPr>
-        <w:t xml:space="preserve">•   Étant donné que j'ai </w:t>
-      </w:r>
-      <w:proofErr w:type="spellStart"/>
-      <w:r>
-        <w:rPr>
-          <w:rFonts w:ascii="Arial" w:hAnsi="Arial" w:cs="Arial"/>
-        </w:rPr>
-        <w:t>précédement</w:t>
-      </w:r>
-      <w:proofErr w:type="spellEnd"/>
-      <w:r>
-        <w:rPr>
-          <w:rFonts w:ascii="Arial" w:hAnsi="Arial" w:cs="Arial"/>
-        </w:rPr>
-        <w:t xml:space="preserve"> importer des graphiques</w:t>
+        <w:t>•   Étant donné que j'ai précédement importer des graphiques</w:t>
       </w:r>
     </w:p>
     <w:p>
@@ -4407,16 +4269,8 @@
         <w:rPr>
           <w:rFonts w:ascii="Arial" w:hAnsi="Arial" w:cs="Arial"/>
         </w:rPr>
-        <w:t xml:space="preserve">Alors une liste déroulante constitué </w:t>
-      </w:r>
-      <w:proofErr w:type="gramStart"/>
-      <w:r>
-        <w:rPr>
-          <w:rFonts w:ascii="Arial" w:hAnsi="Arial" w:cs="Arial"/>
-        </w:rPr>
-        <w:t>des graphique</w:t>
-      </w:r>
-      <w:proofErr w:type="gramEnd"/>
+        <w:t>Alors une liste déroulante constitué des graphique</w:t>
+      </w:r>
     </w:p>
     <w:p>
       <w:pPr>
@@ -4567,30 +4421,8 @@
         <w:rPr>
           <w:rFonts w:ascii="Arial" w:hAnsi="Arial" w:cs="Arial"/>
         </w:rPr>
-        <w:t xml:space="preserve">•   </w:t>
-      </w:r>
-      <w:proofErr w:type="spellStart"/>
-      <w:r>
-        <w:rPr>
-          <w:rFonts w:ascii="Arial" w:hAnsi="Arial" w:cs="Arial"/>
-        </w:rPr>
-        <w:t>Losque</w:t>
-      </w:r>
-      <w:proofErr w:type="spellEnd"/>
-      <w:r>
-        <w:rPr>
-          <w:rFonts w:ascii="Arial" w:hAnsi="Arial" w:cs="Arial"/>
-        </w:rPr>
-        <w:t xml:space="preserve"> j'appuis sur le bouton de </w:t>
-      </w:r>
-      <w:proofErr w:type="spellStart"/>
-      <w:r>
-        <w:rPr>
-          <w:rFonts w:ascii="Arial" w:hAnsi="Arial" w:cs="Arial"/>
-        </w:rPr>
-        <w:t>zoomin</w:t>
-      </w:r>
-      <w:proofErr w:type="spellEnd"/>
+        <w:t>•   Losque j'appuis sur le bouton de zoomin</w:t>
+      </w:r>
     </w:p>
     <w:p>
       <w:pPr>
@@ -4622,21 +4454,7 @@
         <w:rPr>
           <w:rFonts w:ascii="Arial" w:hAnsi="Arial" w:cs="Arial"/>
         </w:rPr>
-        <w:t xml:space="preserve">•   </w:t>
-      </w:r>
-      <w:proofErr w:type="spellStart"/>
-      <w:r>
-        <w:rPr>
-          <w:rFonts w:ascii="Arial" w:hAnsi="Arial" w:cs="Arial"/>
-        </w:rPr>
-        <w:t>Losque</w:t>
-      </w:r>
-      <w:proofErr w:type="spellEnd"/>
-      <w:r>
-        <w:rPr>
-          <w:rFonts w:ascii="Arial" w:hAnsi="Arial" w:cs="Arial"/>
-        </w:rPr>
-        <w:t xml:space="preserve"> j'appuis sur le bouton de zoom out</w:t>
+        <w:t>•   Losque j'appuis sur le bouton de zoom out</w:t>
       </w:r>
     </w:p>
     <w:p>
@@ -4774,21 +4592,7 @@
         <w:rPr>
           <w:rFonts w:ascii="Arial" w:hAnsi="Arial" w:cs="Arial"/>
         </w:rPr>
-        <w:t xml:space="preserve">•   Si en </w:t>
-      </w:r>
-      <w:proofErr w:type="spellStart"/>
-      <w:r>
-        <w:rPr>
-          <w:rFonts w:ascii="Arial" w:hAnsi="Arial" w:cs="Arial"/>
-        </w:rPr>
-        <w:t>déplaçent</w:t>
-      </w:r>
-      <w:proofErr w:type="spellEnd"/>
-      <w:r>
-        <w:rPr>
-          <w:rFonts w:ascii="Arial" w:hAnsi="Arial" w:cs="Arial"/>
-        </w:rPr>
-        <w:t xml:space="preserve"> trop le graphique je sors de sa zone de départ ou de fin,</w:t>
+        <w:t>•   Si en déplaçent trop le graphique je sors de sa zone de départ ou de fin,</w:t>
       </w:r>
     </w:p>
     <w:p>
@@ -5077,18 +4881,10 @@
         <w:pStyle w:val="Informations"/>
       </w:pPr>
       <w:r>
-        <w:t xml:space="preserve">Objectifs </w:t>
-      </w:r>
-      <w:proofErr w:type="spellStart"/>
-      <w:r>
-        <w:t>complémentaires</w:t>
-      </w:r>
-      <w:r>
-        <w:t>au</w:t>
-      </w:r>
-      <w:proofErr w:type="spellEnd"/>
-      <w:r>
-        <w:t xml:space="preserve"> cas où le projet n’est pas assez ambitieux dans le temps imparti</w:t>
+        <w:t>Objectifs complémentaires</w:t>
+      </w:r>
+      <w:r>
+        <w:t>au cas où le projet n’est pas assez ambitieux dans le temps imparti</w:t>
       </w:r>
       <w:r>
         <w:t xml:space="preserve">… </w:t>
@@ -5157,8 +4953,8 @@
       <w:r>
         <w:t>Planification</w:t>
       </w:r>
-      <w:bookmarkEnd w:id="3"/>
       <w:bookmarkEnd w:id="4"/>
+      <w:bookmarkEnd w:id="5"/>
       <w:r>
         <w:t xml:space="preserve"> Initiale</w:t>
       </w:r>
@@ -5183,6 +4979,9 @@
           <w:p>
             <w:r>
               <w:t>Semaine 3</w:t>
+            </w:r>
+            <w:r>
+              <w:t xml:space="preserve"> (07.09.2026</w:t>
             </w:r>
           </w:p>
         </w:tc>
@@ -5206,6 +5005,9 @@
             <w:r>
               <w:t>Semaine 4</w:t>
             </w:r>
+            <w:r>
+              <w:t xml:space="preserve"> (14.09.2026)</w:t>
+            </w:r>
           </w:p>
         </w:tc>
         <w:tc>
@@ -5226,7 +5028,16 @@
           </w:tcPr>
           <w:p>
             <w:r>
-              <w:t>Semaine 5 - 6</w:t>
+              <w:t xml:space="preserve">Semaine 5 </w:t>
+            </w:r>
+            <w:r>
+              <w:t>–</w:t>
+            </w:r>
+            <w:r>
+              <w:t xml:space="preserve"> 6</w:t>
+            </w:r>
+            <w:r>
+              <w:t xml:space="preserve"> (14.09.2026 – 28.09.2026)</w:t>
             </w:r>
           </w:p>
         </w:tc>
@@ -5249,6 +5060,18 @@
           <w:p>
             <w:r>
               <w:t>Semaine 7</w:t>
+            </w:r>
+            <w:r>
+              <w:t xml:space="preserve"> </w:t>
+            </w:r>
+            <w:r>
+              <w:t>(</w:t>
+            </w:r>
+            <w:r>
+              <w:t>05</w:t>
+            </w:r>
+            <w:r>
+              <w:t>.10.2026)</w:t>
             </w:r>
           </w:p>
         </w:tc>
@@ -5290,6 +5113,9 @@
             <w:r>
               <w:t>Semaine 8</w:t>
             </w:r>
+            <w:r>
+              <w:t xml:space="preserve"> (26.10.2026)</w:t>
+            </w:r>
           </w:p>
         </w:tc>
         <w:tc>
@@ -5555,15 +5381,7 @@
         </w:numPr>
       </w:pPr>
       <w:r>
-        <w:t xml:space="preserve">Schémas de navigation, schémas événementiels, </w:t>
-      </w:r>
-      <w:proofErr w:type="spellStart"/>
-      <w:r>
-        <w:t>structogramme</w:t>
-      </w:r>
-      <w:proofErr w:type="spellEnd"/>
-      <w:r>
-        <w:t xml:space="preserve">, </w:t>
+        <w:t xml:space="preserve">Schémas de navigation, schémas événementiels, structogramme, </w:t>
       </w:r>
       <w:r>
         <w:t>pseudocode</w:t>
@@ -5614,15 +5432,7 @@
         </w:numPr>
       </w:pPr>
       <w:r>
-        <w:t xml:space="preserve">Modèle conceptuel des données, </w:t>
-      </w:r>
-      <w:proofErr w:type="gramStart"/>
-      <w:r>
-        <w:t>modèles logique</w:t>
-      </w:r>
-      <w:proofErr w:type="gramEnd"/>
-      <w:r>
-        <w:t xml:space="preserve"> des données.</w:t>
+        <w:t>Modèle conceptuel des données, modèles logique des données.</w:t>
       </w:r>
     </w:p>
     <w:p>
@@ -5688,8 +5498,8 @@
       <w:pPr>
         <w:pStyle w:val="Titre2"/>
       </w:pPr>
-      <w:bookmarkStart w:id="26" w:name="_Toc532179961"/>
-      <w:bookmarkStart w:id="27" w:name="_Toc242091929"/>
+      <w:bookmarkStart w:id="26" w:name="_Toc242091929"/>
+      <w:bookmarkStart w:id="27" w:name="_Toc532179961"/>
       <w:r>
         <w:t>Planification</w:t>
       </w:r>
@@ -5699,7 +5509,7 @@
       <w:r>
         <w:t>e</w:t>
       </w:r>
-      <w:bookmarkEnd w:id="27"/>
+      <w:bookmarkEnd w:id="26"/>
     </w:p>
     <w:p>
       <w:pPr>
@@ -5738,7 +5548,7 @@
       <w:bookmarkStart w:id="28" w:name="_Toc532179964"/>
       <w:bookmarkStart w:id="29" w:name="_Toc165969648"/>
       <w:bookmarkStart w:id="30" w:name="_Toc242091930"/>
-      <w:bookmarkEnd w:id="26"/>
+      <w:bookmarkEnd w:id="27"/>
       <w:r>
         <w:t>Réalisation</w:t>
       </w:r>
@@ -6041,13 +5851,8 @@
           <w:numId w:val="22"/>
         </w:numPr>
       </w:pPr>
-      <w:proofErr w:type="gramStart"/>
-      <w:r>
-        <w:t>raison</w:t>
-      </w:r>
-      <w:proofErr w:type="gramEnd"/>
-      <w:r>
-        <w:t>, décisions, etc.</w:t>
+      <w:r>
+        <w:t>raison, décisions, etc.</w:t>
       </w:r>
     </w:p>
     <w:p>
@@ -6059,13 +5864,8 @@
         </w:numPr>
       </w:pPr>
       <w:r>
-        <w:t xml:space="preserve">Liste des bugs répertoriés avec la date de découverte et leur </w:t>
-      </w:r>
-      <w:proofErr w:type="gramStart"/>
-      <w:r>
-        <w:t>état:</w:t>
-      </w:r>
-      <w:proofErr w:type="gramEnd"/>
+        <w:t>Liste des bugs répertoriés avec la date de découverte et leur état:</w:t>
+      </w:r>
     </w:p>
     <w:p>
       <w:pPr>
@@ -6114,35 +5914,88 @@
     </w:p>
     <w:p>
       <w:pPr>
-        <w:pStyle w:val="Informations"/>
-        <w:numPr>
-          <w:ilvl w:val="5"/>
-          <w:numId w:val="23"/>
-        </w:numPr>
-      </w:pPr>
-      <w:r>
-        <w:t xml:space="preserve">Il s’agit de reprendre point par point les fonctionnalités décrites dans les spécifications de départ </w:t>
-      </w:r>
-      <w:r>
-        <w:t>et de définir si elles sont atteintes ou pas, et pourquoi.</w:t>
-      </w:r>
-    </w:p>
-    <w:p>
-      <w:pPr>
-        <w:pStyle w:val="Informations"/>
-        <w:numPr>
-          <w:ilvl w:val="5"/>
-          <w:numId w:val="23"/>
-        </w:numPr>
-      </w:pPr>
-      <w:r>
-        <w:t>Si ce n’est pas le cas, estimer</w:t>
-      </w:r>
-      <w:r>
-        <w:t xml:space="preserve"> en « % » ou en « temps supplémentaire » </w:t>
-      </w:r>
-      <w:r>
-        <w:t>le travail qu’il reste à accomplir pour terminer le tout.</w:t>
+        <w:pStyle w:val="Retraitcorpsdetexte"/>
+      </w:pPr>
+      <w:r>
+        <w:t>Dans le projet la majorité des fonctionnalités prévu à l’origine ont été implémentés et sont fonctionnelles.</w:t>
+      </w:r>
+    </w:p>
+    <w:p>
+      <w:pPr>
+        <w:pStyle w:val="Retraitcorpsdetexte"/>
+      </w:pPr>
+      <w:r>
+        <w:t>L’utilisateur peut charger des données, elles sont traitées</w:t>
+      </w:r>
+      <w:r>
+        <w:t>,</w:t>
+      </w:r>
+      <w:r>
+        <w:t xml:space="preserve"> s’il y a des données en doublon, elles écrasent les précédentes</w:t>
+      </w:r>
+      <w:r>
+        <w:t>, s’il y a des données incorrecte l’utilisateur est prévenu et l’importation s’annule</w:t>
+      </w:r>
+      <w:r>
+        <w:t>.</w:t>
+      </w:r>
+      <w:r>
+        <w:t xml:space="preserve"> J’ai très largement sous-estimé ce point, je pensais pouvoir le réaliser en deux semaines, mais il m’en a fallu 4. Lors de l’importation l’utilisateur doit </w:t>
+      </w:r>
+      <w:r>
+        <w:t>entrer</w:t>
+      </w:r>
+      <w:r>
+        <w:t xml:space="preserve"> un titre pour le graphique, cela n’était pas prévu à l’origine et à été changer en cours de route lorsque j’ai réalisé qu’il n’était pas possible de </w:t>
+      </w:r>
+      <w:r>
+        <w:t>récupérer un titre pertinent directement des données importées. Cela était une erreur, j’aurait dû au minimum en parler au chef de projet avant de changer cette user storie.</w:t>
+      </w:r>
+    </w:p>
+    <w:p>
+      <w:pPr>
+        <w:pStyle w:val="Retraitcorpsdetexte"/>
+      </w:pPr>
+      <w:r>
+        <w:t>Le graphique s’affiche correctement et dynamiquement (lors de l’import de données). Dans un souci de lisibilité des graphique, l’application permet l’affichage simultané de 5 graphiques maximum, sinon quoi il retire en retire pour que le nombre corresponde.</w:t>
+      </w:r>
+    </w:p>
+    <w:p>
+      <w:pPr>
+        <w:pStyle w:val="Retraitcorpsdetexte"/>
+      </w:pPr>
+      <w:r>
+        <w:t xml:space="preserve">L’utilisateur </w:t>
+      </w:r>
+      <w:r>
+        <w:t>à la capacité de se déplacer dans l’espace des graphiques. Je pensais avoir à le coder plus ou moins à la main, mais la librairie ScottPlot l’intègre nativement.</w:t>
+      </w:r>
+    </w:p>
+    <w:p>
+      <w:pPr>
+        <w:pStyle w:val="Retraitcorpsdetexte"/>
+      </w:pPr>
+      <w:r>
+        <w:t xml:space="preserve">Les graphiques importés ont un titre et une légende </w:t>
+      </w:r>
+      <w:r>
+        <w:t>donné par l’utilisateur lors de l’importation du graphique.</w:t>
+      </w:r>
+    </w:p>
+    <w:p>
+      <w:pPr>
+        <w:pStyle w:val="Retraitcorpsdetexte"/>
+      </w:pPr>
+      <w:r>
+        <w:t>L’utilisateur a la possibilité de changer de graphique comme prévu.</w:t>
+      </w:r>
+    </w:p>
+    <w:p>
+      <w:pPr>
+        <w:pStyle w:val="Retraitcorpsdetexte"/>
+      </w:pPr>
+      <w:r>
+        <w:t>A l’origine il y avait été prévu un affichage par date // TODO : à completer</w:t>
       </w:r>
     </w:p>
     <w:p>
@@ -6186,7 +6039,13 @@
         <w:pStyle w:val="Retraitcorpsdetexte"/>
       </w:pPr>
       <w:r>
-        <w:t xml:space="preserve">En ce qui concerne la troisième semaine, je n’avais pas prévu ça, mais le 21 septembre était le lundi du jeune, donc je n’ai pas </w:t>
+        <w:t>En ce qui concerne la troisième semaine, je n’avais pas prévu ça</w:t>
+      </w:r>
+      <w:r>
+        <w:t xml:space="preserve"> dans ma planification</w:t>
+      </w:r>
+      <w:r>
+        <w:t xml:space="preserve">, mais le 21 septembre était le lundi du jeune, donc je n’ai pas </w:t>
       </w:r>
       <w:r>
         <w:t>travaillé</w:t>
@@ -6200,7 +6059,11 @@
         <w:pStyle w:val="Retraitcorpsdetexte"/>
       </w:pPr>
       <w:r>
-        <w:t>Pour la quatrième semaine j’ai commencé par travailler sur la fin de l’importation des données et de leurs affichages puis je suis passé à l’affichage de la légende qui m’a pris moins de temps que prévu, donc j’ai pu le terminer dans la même semaine.</w:t>
+        <w:t xml:space="preserve">Pour la quatrième semaine j’ai commencé par travailler sur la fin de l’importation des données et de leurs affichages puis je suis passé à l’affichage de la légende </w:t>
+      </w:r>
+      <w:r>
+        <w:lastRenderedPageBreak/>
+        <w:t>qui m’a pris moins de temps que prévu, donc j’ai pu le terminer dans la même semaine.</w:t>
       </w:r>
     </w:p>
     <w:p>
@@ -6211,15 +6074,37 @@
         <w:t xml:space="preserve">Pour la cinquième semaine </w:t>
       </w:r>
       <w:r>
-        <w:t xml:space="preserve">j’ai réalisé qu’il y avait un problème lors de l’importation des données. J’avait mis dans mes </w:t>
-      </w:r>
-      <w:proofErr w:type="spellStart"/>
-      <w:r>
-        <w:t>users</w:t>
-      </w:r>
-      <w:proofErr w:type="spellEnd"/>
-      <w:r>
-        <w:t xml:space="preserve"> stories que les données importées en doublons écrasaient celle présente en DB. Point que j’ai passé toute la séance à corriger.</w:t>
+        <w:t>j’ai réalisé qu’il y avait un problème lors de l’importation des données. J’avait mis dans mes users stories que les données importées en doublons écrasaient celle présente en DB. Point que j’ai passé toute la séance à corriger.</w:t>
+      </w:r>
+    </w:p>
+    <w:p>
+      <w:pPr>
+        <w:pStyle w:val="Retraitcorpsdetexte"/>
+      </w:pPr>
+      <w:r>
+        <w:t xml:space="preserve">Durant la sixième semaine </w:t>
+      </w:r>
+      <w:r>
+        <w:t>j’ai travaillé comme prévu sur l’importation de données, mais je n’ai pas fini à temps et cela à débordé sur la septième semaine durant laquelle j’ai également exclusivement travailler sur l’importation des données.</w:t>
+      </w:r>
+    </w:p>
+    <w:p>
+      <w:pPr>
+        <w:pStyle w:val="Retraitcorpsdetexte"/>
+      </w:pPr>
+      <w:r>
+        <w:t xml:space="preserve">Entre la septième et la huitième semaine il y avait 2 semaines de vacances durant lesquelles j’ai un peu travailler. J’ai </w:t>
+      </w:r>
+      <w:r>
+        <w:t>terminé les derniers détails de l’importation des données puis j’ai ajout le système de changement de graphiques.</w:t>
+      </w:r>
+    </w:p>
+    <w:p>
+      <w:pPr>
+        <w:pStyle w:val="Retraitcorpsdetexte"/>
+      </w:pPr>
+      <w:r>
+        <w:t>La huitième semaine qui devais être dédier exclusivement à la documentation du projet à en réalité partagé avec la mise en place des testes unitaire, point que j’avais négligé dans ma planification.</w:t>
       </w:r>
     </w:p>
     <w:p>
@@ -6243,16 +6128,11 @@
         </w:numPr>
       </w:pPr>
       <w:r>
-        <w:t xml:space="preserve">Si c’était à </w:t>
-      </w:r>
-      <w:proofErr w:type="gramStart"/>
-      <w:r>
-        <w:t>refaire</w:t>
+        <w:t>Si c’était à refaire</w:t>
       </w:r>
       <w:r>
         <w:t>:</w:t>
       </w:r>
-      <w:proofErr w:type="gramEnd"/>
     </w:p>
     <w:p>
       <w:pPr>
@@ -6399,7 +6279,6 @@
       </w:pPr>
       <w:bookmarkStart w:id="58" w:name="_Toc242091941"/>
       <w:r>
-        <w:lastRenderedPageBreak/>
         <w:t>Bibliographie</w:t>
       </w:r>
       <w:bookmarkEnd w:id="58"/>
@@ -6953,21 +6832,12 @@
               <w:szCs w:val="16"/>
             </w:rPr>
           </w:pPr>
-          <w:proofErr w:type="gramStart"/>
           <w:r>
             <w:rPr>
               <w:rFonts w:cs="Arial"/>
               <w:szCs w:val="16"/>
             </w:rPr>
-            <w:t>Version:</w:t>
-          </w:r>
-          <w:proofErr w:type="gramEnd"/>
-          <w:r>
-            <w:rPr>
-              <w:rFonts w:cs="Arial"/>
-              <w:szCs w:val="16"/>
-            </w:rPr>
-            <w:t xml:space="preserve"> </w:t>
+            <w:t xml:space="preserve">Version: </w:t>
           </w:r>
           <w:fldSimple w:instr=" REVNUM   \* MERGEFORMAT ">
             <w:r>
@@ -7013,7 +6883,7 @@
               <w:noProof/>
               <w:szCs w:val="16"/>
             </w:rPr>
-            <w:t>04.09.2026 08:59</w:t>
+            <w:t>05.10.2026 11:25</w:t>
           </w:r>
           <w:r>
             <w:rPr>
@@ -12167,6 +12037,10 @@
 </file>
 
 <file path=customXml/item1.xml><?xml version="1.0" encoding="utf-8"?>
+<b:Sources xmlns:b="http://schemas.openxmlformats.org/officeDocument/2006/bibliography" xmlns="http://schemas.openxmlformats.org/officeDocument/2006/bibliography" SelectedStyle="\APA.XSL" StyleName="APA"/>
+</file>
+
+<file path=customXml/item2.xml><?xml version="1.0" encoding="utf-8"?>
 <p:properties xmlns:p="http://schemas.microsoft.com/office/2006/metadata/properties" xmlns:xsi="http://www.w3.org/2001/XMLSchema-instance" xmlns:pc="http://schemas.microsoft.com/office/infopath/2007/PartnerControls">
   <documentManagement>
     <lcf76f155ced4ddcb4097134ff3c332f xmlns="a1b10758-7132-46a4-a2fe-7a2cf46f51f4">
@@ -12177,20 +12051,7 @@
 </p:properties>
 </file>
 
-<file path=customXml/item2.xml><?xml version="1.0" encoding="utf-8"?>
-<b:Sources xmlns:b="http://schemas.openxmlformats.org/officeDocument/2006/bibliography" xmlns="http://schemas.openxmlformats.org/officeDocument/2006/bibliography" SelectedStyle="\APA.XSL" StyleName="APA"/>
-</file>
-
 <file path=customXml/item3.xml><?xml version="1.0" encoding="utf-8"?>
-<?mso-contentType ?>
-<FormTemplates xmlns="http://schemas.microsoft.com/sharepoint/v3/contenttype/forms">
-  <Display>DocumentLibraryForm</Display>
-  <Edit>DocumentLibraryForm</Edit>
-  <New>DocumentLibraryForm</New>
-</FormTemplates>
-</file>
-
-<file path=customXml/item4.xml><?xml version="1.0" encoding="utf-8"?>
 <ct:contentTypeSchema xmlns:ct="http://schemas.microsoft.com/office/2006/metadata/contentType" xmlns:ma="http://schemas.microsoft.com/office/2006/metadata/properties/metaAttributes" ct:_="" ma:_="" ma:contentTypeName="Document" ma:contentTypeID="0x0101005A5B8F5EAAC22C48A11F5D9A60E6F21D" ma:contentTypeVersion="16" ma:contentTypeDescription="Crée un document." ma:contentTypeScope="" ma:versionID="f2b963976306cc54294b7f4545a3c6c4">
   <xsd:schema xmlns:xsd="http://www.w3.org/2001/XMLSchema" xmlns:xs="http://www.w3.org/2001/XMLSchema" xmlns:p="http://schemas.microsoft.com/office/2006/metadata/properties" xmlns:ns2="a1b10758-7132-46a4-a2fe-7a2cf46f51f4" xmlns:ns3="f7d9f5a6-831d-4621-8c77-cbcaf993e406" targetNamespace="http://schemas.microsoft.com/office/2006/metadata/properties" ma:root="true" ma:fieldsID="e5e135fa2fc1295e1586ddcd9c1a8904" ns2:_="" ns3:_="">
     <xsd:import namespace="a1b10758-7132-46a4-a2fe-7a2cf46f51f4"/>
@@ -12433,7 +12294,24 @@
 </ct:contentTypeSchema>
 </file>
 
+<file path=customXml/item4.xml><?xml version="1.0" encoding="utf-8"?>
+<?mso-contentType ?>
+<FormTemplates xmlns="http://schemas.microsoft.com/sharepoint/v3/contenttype/forms">
+  <Display>DocumentLibraryForm</Display>
+  <Edit>DocumentLibraryForm</Edit>
+  <New>DocumentLibraryForm</New>
+</FormTemplates>
+</file>
+
 <file path=customXml/itemProps1.xml><?xml version="1.0" encoding="utf-8"?>
+<ds:datastoreItem xmlns:ds="http://schemas.openxmlformats.org/officeDocument/2006/customXml" ds:itemID="{C8C35155-3E6A-4058-B6E4-303717845E3B}">
+  <ds:schemaRefs>
+    <ds:schemaRef ds:uri="http://schemas.openxmlformats.org/officeDocument/2006/bibliography"/>
+  </ds:schemaRefs>
+</ds:datastoreItem>
+</file>
+
+<file path=customXml/itemProps2.xml><?xml version="1.0" encoding="utf-8"?>
 <ds:datastoreItem xmlns:ds="http://schemas.openxmlformats.org/officeDocument/2006/customXml" ds:itemID="{2319CDB8-A2CD-412D-8359-13E6B4DF1FF4}">
   <ds:schemaRefs>
     <ds:schemaRef ds:uri="http://schemas.microsoft.com/office/2006/metadata/properties"/>
@@ -12444,23 +12322,7 @@
 </ds:datastoreItem>
 </file>
 
-<file path=customXml/itemProps2.xml><?xml version="1.0" encoding="utf-8"?>
-<ds:datastoreItem xmlns:ds="http://schemas.openxmlformats.org/officeDocument/2006/customXml" ds:itemID="{C8C35155-3E6A-4058-B6E4-303717845E3B}">
-  <ds:schemaRefs>
-    <ds:schemaRef ds:uri="http://schemas.openxmlformats.org/officeDocument/2006/bibliography"/>
-  </ds:schemaRefs>
-</ds:datastoreItem>
-</file>
-
 <file path=customXml/itemProps3.xml><?xml version="1.0" encoding="utf-8"?>
-<ds:datastoreItem xmlns:ds="http://schemas.openxmlformats.org/officeDocument/2006/customXml" ds:itemID="{6C3F7A66-EDE3-46FD-83EB-3C265E5D2669}">
-  <ds:schemaRefs>
-    <ds:schemaRef ds:uri="http://schemas.microsoft.com/sharepoint/v3/contenttype/forms"/>
-  </ds:schemaRefs>
-</ds:datastoreItem>
-</file>
-
-<file path=customXml/itemProps4.xml><?xml version="1.0" encoding="utf-8"?>
 <ds:datastoreItem xmlns:ds="http://schemas.openxmlformats.org/officeDocument/2006/customXml" ds:itemID="{41546E4A-837A-4BEF-A4B8-FFD4EAB4E855}">
   <ds:schemaRefs>
     <ds:schemaRef ds:uri="http://schemas.microsoft.com/office/2006/metadata/contentType"/>
@@ -12477,4 +12339,12 @@
     <ds:schemaRef ds:uri="http://schemas.microsoft.com/internal/obd"/>
   </ds:schemaRefs>
 </ds:datastoreItem>
+</file>
+
+<file path=customXml/itemProps4.xml><?xml version="1.0" encoding="utf-8"?>
+<ds:datastoreItem xmlns:ds="http://schemas.openxmlformats.org/officeDocument/2006/customXml" ds:itemID="{6C3F7A66-EDE3-46FD-83EB-3C265E5D2669}">
+  <ds:schemaRefs>
+    <ds:schemaRef ds:uri="http://schemas.microsoft.com/sharepoint/v3/contenttype/forms"/>
+  </ds:schemaRefs>
+</ds:datastoreItem>
 </file>
--- a/doc/R-P_FUN-gillhorset-RapportProjet.docx
+++ b/doc/R-P_FUN-gillhorset-RapportProjet.docx
@@ -21,7 +21,31 @@
           <w:sz w:val="52"/>
           <w:szCs w:val="52"/>
         </w:rPr>
-        <w:t xml:space="preserve">P_FUN-ProgrammationFonctionnelle </w:t>
+        <w:t>P_FUN-</w:t>
+      </w:r>
+      <w:proofErr w:type="spellStart"/>
+      <w:r>
+        <w:rPr>
+          <w:rFonts w:asciiTheme="majorHAnsi" w:eastAsiaTheme="majorEastAsia" w:hAnsiTheme="majorHAnsi" w:cstheme="majorBidi"/>
+          <w:color w:val="17365D" w:themeColor="text2" w:themeShade="BF"/>
+          <w:spacing w:val="5"/>
+          <w:kern w:val="28"/>
+          <w:sz w:val="52"/>
+          <w:szCs w:val="52"/>
+        </w:rPr>
+        <w:t>ProgrammationFonctionnelle</w:t>
+      </w:r>
+      <w:proofErr w:type="spellEnd"/>
+      <w:r>
+        <w:rPr>
+          <w:rFonts w:asciiTheme="majorHAnsi" w:eastAsiaTheme="majorEastAsia" w:hAnsiTheme="majorHAnsi" w:cstheme="majorBidi"/>
+          <w:color w:val="17365D" w:themeColor="text2" w:themeShade="BF"/>
+          <w:spacing w:val="5"/>
+          <w:kern w:val="28"/>
+          <w:sz w:val="52"/>
+          <w:szCs w:val="52"/>
+        </w:rPr>
+        <w:t xml:space="preserve"> </w:t>
       </w:r>
       <w:r>
         <w:rPr>
@@ -86,15 +110,6 @@
       <w:pPr>
         <w:jc w:val="center"/>
       </w:pPr>
-      <w:r>
-        <w:t>(</w:t>
-      </w:r>
-      <w:r>
-        <w:t>Une</w:t>
-      </w:r>
-      <w:r>
-        <w:t xml:space="preserve"> image originale représentant le projet)</w:t>
-      </w:r>
     </w:p>
     <w:p>
       <w:pPr>
@@ -204,7 +219,7 @@
         </w:rPr>
         <w:fldChar w:fldCharType="separate"/>
       </w:r>
-      <w:hyperlink w:anchor="_Toc242091913" w:history="1">
+      <w:hyperlink w:anchor="_Toc244243898" w:history="1">
         <w:r>
           <w:rPr>
             <w:rStyle w:val="Lienhypertexte"/>
@@ -252,7 +267,7 @@
             <w:noProof/>
             <w:webHidden/>
           </w:rPr>
-          <w:instrText xml:space="preserve"> PAGEREF _Toc242091913 \h </w:instrText>
+          <w:instrText xml:space="preserve"> PAGEREF _Toc244243898 \h </w:instrText>
         </w:r>
         <w:r>
           <w:rPr>
@@ -300,7 +315,7 @@
           <w14:ligatures w14:val="standardContextual"/>
         </w:rPr>
       </w:pPr>
-      <w:hyperlink w:anchor="_Toc242091914" w:history="1">
+      <w:hyperlink w:anchor="_Toc244243899" w:history="1">
         <w:r>
           <w:rPr>
             <w:rStyle w:val="Lienhypertexte"/>
@@ -346,7 +361,7 @@
             <w:noProof/>
             <w:webHidden/>
           </w:rPr>
-          <w:instrText xml:space="preserve"> PAGEREF _Toc242091914 \h </w:instrText>
+          <w:instrText xml:space="preserve"> PAGEREF _Toc244243899 \h </w:instrText>
         </w:r>
         <w:r>
           <w:rPr>
@@ -394,7 +409,7 @@
           <w14:ligatures w14:val="standardContextual"/>
         </w:rPr>
       </w:pPr>
-      <w:hyperlink w:anchor="_Toc242091915" w:history="1">
+      <w:hyperlink w:anchor="_Toc244243900" w:history="1">
         <w:r>
           <w:rPr>
             <w:rStyle w:val="Lienhypertexte"/>
@@ -440,7 +455,7 @@
             <w:noProof/>
             <w:webHidden/>
           </w:rPr>
-          <w:instrText xml:space="preserve"> PAGEREF _Toc242091915 \h </w:instrText>
+          <w:instrText xml:space="preserve"> PAGEREF _Toc244243900 \h </w:instrText>
         </w:r>
         <w:r>
           <w:rPr>
@@ -488,7 +503,7 @@
           <w14:ligatures w14:val="standardContextual"/>
         </w:rPr>
       </w:pPr>
-      <w:hyperlink w:anchor="_Toc242091916" w:history="1">
+      <w:hyperlink w:anchor="_Toc244243901" w:history="1">
         <w:r>
           <w:rPr>
             <w:rStyle w:val="Lienhypertexte"/>
@@ -534,7 +549,7 @@
             <w:noProof/>
             <w:webHidden/>
           </w:rPr>
-          <w:instrText xml:space="preserve"> PAGEREF _Toc242091916 \h </w:instrText>
+          <w:instrText xml:space="preserve"> PAGEREF _Toc244243901 \h </w:instrText>
         </w:r>
         <w:r>
           <w:rPr>
@@ -583,7 +598,7 @@
           <w14:ligatures w14:val="standardContextual"/>
         </w:rPr>
       </w:pPr>
-      <w:hyperlink w:anchor="_Toc242091917" w:history="1">
+      <w:hyperlink w:anchor="_Toc244243902" w:history="1">
         <w:r>
           <w:rPr>
             <w:rStyle w:val="Lienhypertexte"/>
@@ -630,7 +645,7 @@
             <w:noProof/>
             <w:webHidden/>
           </w:rPr>
-          <w:instrText xml:space="preserve"> PAGEREF _Toc242091917 \h </w:instrText>
+          <w:instrText xml:space="preserve"> PAGEREF _Toc244243902 \h </w:instrText>
         </w:r>
         <w:r>
           <w:rPr>
@@ -679,7 +694,7 @@
           <w14:ligatures w14:val="standardContextual"/>
         </w:rPr>
       </w:pPr>
-      <w:hyperlink w:anchor="_Toc242091918" w:history="1">
+      <w:hyperlink w:anchor="_Toc244243903" w:history="1">
         <w:r>
           <w:rPr>
             <w:rStyle w:val="Lienhypertexte"/>
@@ -726,7 +741,7 @@
             <w:noProof/>
             <w:webHidden/>
           </w:rPr>
-          <w:instrText xml:space="preserve"> PAGEREF _Toc242091918 \h </w:instrText>
+          <w:instrText xml:space="preserve"> PAGEREF _Toc244243903 \h </w:instrText>
         </w:r>
         <w:r>
           <w:rPr>
@@ -775,7 +790,7 @@
           <w14:ligatures w14:val="standardContextual"/>
         </w:rPr>
       </w:pPr>
-      <w:hyperlink w:anchor="_Toc242091919" w:history="1">
+      <w:hyperlink w:anchor="_Toc244243904" w:history="1">
         <w:r>
           <w:rPr>
             <w:rStyle w:val="Lienhypertexte"/>
@@ -822,7 +837,7 @@
             <w:noProof/>
             <w:webHidden/>
           </w:rPr>
-          <w:instrText xml:space="preserve"> PAGEREF _Toc242091919 \h </w:instrText>
+          <w:instrText xml:space="preserve"> PAGEREF _Toc244243904 \h </w:instrText>
         </w:r>
         <w:r>
           <w:rPr>
@@ -843,390 +858,6 @@
             <w:webHidden/>
           </w:rPr>
           <w:t>4</w:t>
-        </w:r>
-        <w:r>
-          <w:rPr>
-            <w:noProof/>
-            <w:webHidden/>
-          </w:rPr>
-          <w:fldChar w:fldCharType="end"/>
-        </w:r>
-      </w:hyperlink>
-    </w:p>
-    <w:p>
-      <w:pPr>
-        <w:pStyle w:val="TM3"/>
-        <w:tabs>
-          <w:tab w:val="left" w:pos="1200"/>
-          <w:tab w:val="right" w:leader="dot" w:pos="9060"/>
-        </w:tabs>
-        <w:rPr>
-          <w:rFonts w:eastAsiaTheme="minorEastAsia" w:cstheme="minorBidi"/>
-          <w:i w:val="0"/>
-          <w:iCs w:val="0"/>
-          <w:noProof/>
-          <w:kern w:val="2"/>
-          <w:sz w:val="24"/>
-          <w:szCs w:val="24"/>
-          <w14:ligatures w14:val="standardContextual"/>
-        </w:rPr>
-      </w:pPr>
-      <w:hyperlink w:anchor="_Toc242091920" w:history="1">
-        <w:r>
-          <w:rPr>
-            <w:rStyle w:val="Lienhypertexte"/>
-            <w:noProof/>
-          </w:rPr>
-          <w:t>1.3.4</w:t>
-        </w:r>
-        <w:r>
-          <w:rPr>
-            <w:rFonts w:eastAsiaTheme="minorEastAsia" w:cstheme="minorBidi"/>
-            <w:i w:val="0"/>
-            <w:iCs w:val="0"/>
-            <w:noProof/>
-            <w:kern w:val="2"/>
-            <w:sz w:val="24"/>
-            <w:szCs w:val="24"/>
-            <w14:ligatures w14:val="standardContextual"/>
-          </w:rPr>
-          <w:tab/>
-        </w:r>
-        <w:r>
-          <w:rPr>
-            <w:rStyle w:val="Lienhypertexte"/>
-            <w:noProof/>
-          </w:rPr>
-          <w:t>Contraintes</w:t>
-        </w:r>
-        <w:r>
-          <w:rPr>
-            <w:noProof/>
-            <w:webHidden/>
-          </w:rPr>
-          <w:tab/>
-        </w:r>
-        <w:r>
-          <w:rPr>
-            <w:noProof/>
-            <w:webHidden/>
-          </w:rPr>
-          <w:fldChar w:fldCharType="begin"/>
-        </w:r>
-        <w:r>
-          <w:rPr>
-            <w:noProof/>
-            <w:webHidden/>
-          </w:rPr>
-          <w:instrText xml:space="preserve"> PAGEREF _Toc242091920 \h </w:instrText>
-        </w:r>
-        <w:r>
-          <w:rPr>
-            <w:noProof/>
-            <w:webHidden/>
-          </w:rPr>
-        </w:r>
-        <w:r>
-          <w:rPr>
-            <w:noProof/>
-            <w:webHidden/>
-          </w:rPr>
-          <w:fldChar w:fldCharType="separate"/>
-        </w:r>
-        <w:r>
-          <w:rPr>
-            <w:noProof/>
-            <w:webHidden/>
-          </w:rPr>
-          <w:t>9</w:t>
-        </w:r>
-        <w:r>
-          <w:rPr>
-            <w:noProof/>
-            <w:webHidden/>
-          </w:rPr>
-          <w:fldChar w:fldCharType="end"/>
-        </w:r>
-      </w:hyperlink>
-    </w:p>
-    <w:p>
-      <w:pPr>
-        <w:pStyle w:val="TM3"/>
-        <w:tabs>
-          <w:tab w:val="left" w:pos="1200"/>
-          <w:tab w:val="right" w:leader="dot" w:pos="9060"/>
-        </w:tabs>
-        <w:rPr>
-          <w:rFonts w:eastAsiaTheme="minorEastAsia" w:cstheme="minorBidi"/>
-          <w:i w:val="0"/>
-          <w:iCs w:val="0"/>
-          <w:noProof/>
-          <w:kern w:val="2"/>
-          <w:sz w:val="24"/>
-          <w:szCs w:val="24"/>
-          <w14:ligatures w14:val="standardContextual"/>
-        </w:rPr>
-      </w:pPr>
-      <w:hyperlink w:anchor="_Toc242091921" w:history="1">
-        <w:r>
-          <w:rPr>
-            <w:rStyle w:val="Lienhypertexte"/>
-            <w:noProof/>
-          </w:rPr>
-          <w:t>1.3.5</w:t>
-        </w:r>
-        <w:r>
-          <w:rPr>
-            <w:rFonts w:eastAsiaTheme="minorEastAsia" w:cstheme="minorBidi"/>
-            <w:i w:val="0"/>
-            <w:iCs w:val="0"/>
-            <w:noProof/>
-            <w:kern w:val="2"/>
-            <w:sz w:val="24"/>
-            <w:szCs w:val="24"/>
-            <w14:ligatures w14:val="standardContextual"/>
-          </w:rPr>
-          <w:tab/>
-        </w:r>
-        <w:r>
-          <w:rPr>
-            <w:rStyle w:val="Lienhypertexte"/>
-            <w:noProof/>
-          </w:rPr>
-          <w:t>Travail à réaliser par l'apprenti</w:t>
-        </w:r>
-        <w:r>
-          <w:rPr>
-            <w:noProof/>
-            <w:webHidden/>
-          </w:rPr>
-          <w:tab/>
-        </w:r>
-        <w:r>
-          <w:rPr>
-            <w:noProof/>
-            <w:webHidden/>
-          </w:rPr>
-          <w:fldChar w:fldCharType="begin"/>
-        </w:r>
-        <w:r>
-          <w:rPr>
-            <w:noProof/>
-            <w:webHidden/>
-          </w:rPr>
-          <w:instrText xml:space="preserve"> PAGEREF _Toc242091921 \h </w:instrText>
-        </w:r>
-        <w:r>
-          <w:rPr>
-            <w:noProof/>
-            <w:webHidden/>
-          </w:rPr>
-        </w:r>
-        <w:r>
-          <w:rPr>
-            <w:noProof/>
-            <w:webHidden/>
-          </w:rPr>
-          <w:fldChar w:fldCharType="separate"/>
-        </w:r>
-        <w:r>
-          <w:rPr>
-            <w:noProof/>
-            <w:webHidden/>
-          </w:rPr>
-          <w:t>9</w:t>
-        </w:r>
-        <w:r>
-          <w:rPr>
-            <w:noProof/>
-            <w:webHidden/>
-          </w:rPr>
-          <w:fldChar w:fldCharType="end"/>
-        </w:r>
-      </w:hyperlink>
-    </w:p>
-    <w:p>
-      <w:pPr>
-        <w:pStyle w:val="TM3"/>
-        <w:tabs>
-          <w:tab w:val="left" w:pos="1200"/>
-          <w:tab w:val="right" w:leader="dot" w:pos="9060"/>
-        </w:tabs>
-        <w:rPr>
-          <w:rFonts w:eastAsiaTheme="minorEastAsia" w:cstheme="minorBidi"/>
-          <w:i w:val="0"/>
-          <w:iCs w:val="0"/>
-          <w:noProof/>
-          <w:kern w:val="2"/>
-          <w:sz w:val="24"/>
-          <w:szCs w:val="24"/>
-          <w14:ligatures w14:val="standardContextual"/>
-        </w:rPr>
-      </w:pPr>
-      <w:hyperlink w:anchor="_Toc242091922" w:history="1">
-        <w:r>
-          <w:rPr>
-            <w:rStyle w:val="Lienhypertexte"/>
-            <w:noProof/>
-          </w:rPr>
-          <w:t>1.3.6</w:t>
-        </w:r>
-        <w:r>
-          <w:rPr>
-            <w:rFonts w:eastAsiaTheme="minorEastAsia" w:cstheme="minorBidi"/>
-            <w:i w:val="0"/>
-            <w:iCs w:val="0"/>
-            <w:noProof/>
-            <w:kern w:val="2"/>
-            <w:sz w:val="24"/>
-            <w:szCs w:val="24"/>
-            <w14:ligatures w14:val="standardContextual"/>
-          </w:rPr>
-          <w:tab/>
-        </w:r>
-        <w:r>
-          <w:rPr>
-            <w:rStyle w:val="Lienhypertexte"/>
-            <w:noProof/>
-          </w:rPr>
-          <w:t>Si le temps le permet …</w:t>
-        </w:r>
-        <w:r>
-          <w:rPr>
-            <w:noProof/>
-            <w:webHidden/>
-          </w:rPr>
-          <w:tab/>
-        </w:r>
-        <w:r>
-          <w:rPr>
-            <w:noProof/>
-            <w:webHidden/>
-          </w:rPr>
-          <w:fldChar w:fldCharType="begin"/>
-        </w:r>
-        <w:r>
-          <w:rPr>
-            <w:noProof/>
-            <w:webHidden/>
-          </w:rPr>
-          <w:instrText xml:space="preserve"> PAGEREF _Toc242091922 \h </w:instrText>
-        </w:r>
-        <w:r>
-          <w:rPr>
-            <w:noProof/>
-            <w:webHidden/>
-          </w:rPr>
-        </w:r>
-        <w:r>
-          <w:rPr>
-            <w:noProof/>
-            <w:webHidden/>
-          </w:rPr>
-          <w:fldChar w:fldCharType="separate"/>
-        </w:r>
-        <w:r>
-          <w:rPr>
-            <w:noProof/>
-            <w:webHidden/>
-          </w:rPr>
-          <w:t>9</w:t>
-        </w:r>
-        <w:r>
-          <w:rPr>
-            <w:noProof/>
-            <w:webHidden/>
-          </w:rPr>
-          <w:fldChar w:fldCharType="end"/>
-        </w:r>
-      </w:hyperlink>
-    </w:p>
-    <w:p>
-      <w:pPr>
-        <w:pStyle w:val="TM3"/>
-        <w:tabs>
-          <w:tab w:val="left" w:pos="1200"/>
-          <w:tab w:val="right" w:leader="dot" w:pos="9060"/>
-        </w:tabs>
-        <w:rPr>
-          <w:rFonts w:eastAsiaTheme="minorEastAsia" w:cstheme="minorBidi"/>
-          <w:i w:val="0"/>
-          <w:iCs w:val="0"/>
-          <w:noProof/>
-          <w:kern w:val="2"/>
-          <w:sz w:val="24"/>
-          <w:szCs w:val="24"/>
-          <w14:ligatures w14:val="standardContextual"/>
-        </w:rPr>
-      </w:pPr>
-      <w:hyperlink w:anchor="_Toc242091923" w:history="1">
-        <w:r>
-          <w:rPr>
-            <w:rStyle w:val="Lienhypertexte"/>
-            <w:noProof/>
-          </w:rPr>
-          <w:t>1.3.7</w:t>
-        </w:r>
-        <w:r>
-          <w:rPr>
-            <w:rFonts w:eastAsiaTheme="minorEastAsia" w:cstheme="minorBidi"/>
-            <w:i w:val="0"/>
-            <w:iCs w:val="0"/>
-            <w:noProof/>
-            <w:kern w:val="2"/>
-            <w:sz w:val="24"/>
-            <w:szCs w:val="24"/>
-            <w14:ligatures w14:val="standardContextual"/>
-          </w:rPr>
-          <w:tab/>
-        </w:r>
-        <w:r>
-          <w:rPr>
-            <w:rStyle w:val="Lienhypertexte"/>
-            <w:noProof/>
-          </w:rPr>
-          <w:t>Méthodes de validation des solutions</w:t>
-        </w:r>
-        <w:r>
-          <w:rPr>
-            <w:noProof/>
-            <w:webHidden/>
-          </w:rPr>
-          <w:tab/>
-        </w:r>
-        <w:r>
-          <w:rPr>
-            <w:noProof/>
-            <w:webHidden/>
-          </w:rPr>
-          <w:fldChar w:fldCharType="begin"/>
-        </w:r>
-        <w:r>
-          <w:rPr>
-            <w:noProof/>
-            <w:webHidden/>
-          </w:rPr>
-          <w:instrText xml:space="preserve"> PAGEREF _Toc242091923 \h </w:instrText>
-        </w:r>
-        <w:r>
-          <w:rPr>
-            <w:noProof/>
-            <w:webHidden/>
-          </w:rPr>
-        </w:r>
-        <w:r>
-          <w:rPr>
-            <w:noProof/>
-            <w:webHidden/>
-          </w:rPr>
-          <w:fldChar w:fldCharType="separate"/>
-        </w:r>
-        <w:r>
-          <w:rPr>
-            <w:noProof/>
-            <w:webHidden/>
-          </w:rPr>
-          <w:t>10</w:t>
         </w:r>
         <w:r>
           <w:rPr>
@@ -1256,7 +887,7 @@
           <w14:ligatures w14:val="standardContextual"/>
         </w:rPr>
       </w:pPr>
-      <w:hyperlink w:anchor="_Toc242091924" w:history="1">
+      <w:hyperlink w:anchor="_Toc244243905" w:history="1">
         <w:r>
           <w:rPr>
             <w:rStyle w:val="Lienhypertexte"/>
@@ -1304,7 +935,7 @@
             <w:noProof/>
             <w:webHidden/>
           </w:rPr>
-          <w:instrText xml:space="preserve"> PAGEREF _Toc242091924 \h </w:instrText>
+          <w:instrText xml:space="preserve"> PAGEREF _Toc244243905 \h </w:instrText>
         </w:r>
         <w:r>
           <w:rPr>
@@ -1324,7 +955,7 @@
             <w:noProof/>
             <w:webHidden/>
           </w:rPr>
-          <w:t>10</w:t>
+          <w:t>9</w:t>
         </w:r>
         <w:r>
           <w:rPr>
@@ -1354,7 +985,7 @@
           <w14:ligatures w14:val="standardContextual"/>
         </w:rPr>
       </w:pPr>
-      <w:hyperlink w:anchor="_Toc242091925" w:history="1">
+      <w:hyperlink w:anchor="_Toc244243906" w:history="1">
         <w:r>
           <w:rPr>
             <w:rStyle w:val="Lienhypertexte"/>
@@ -1381,7 +1012,7 @@
             <w:rStyle w:val="Lienhypertexte"/>
             <w:noProof/>
           </w:rPr>
-          <w:t>Analyse</w:t>
+          <w:t>Réalisation</w:t>
         </w:r>
         <w:r>
           <w:rPr>
@@ -1402,7 +1033,7 @@
             <w:noProof/>
             <w:webHidden/>
           </w:rPr>
-          <w:instrText xml:space="preserve"> PAGEREF _Toc242091925 \h </w:instrText>
+          <w:instrText xml:space="preserve"> PAGEREF _Toc244243906 \h </w:instrText>
         </w:r>
         <w:r>
           <w:rPr>
@@ -1422,7 +1053,7 @@
             <w:noProof/>
             <w:webHidden/>
           </w:rPr>
-          <w:t>10</w:t>
+          <w:t>9</w:t>
         </w:r>
         <w:r>
           <w:rPr>
@@ -1450,7 +1081,7 @@
           <w14:ligatures w14:val="standardContextual"/>
         </w:rPr>
       </w:pPr>
-      <w:hyperlink w:anchor="_Toc242091926" w:history="1">
+      <w:hyperlink w:anchor="_Toc244243907" w:history="1">
         <w:r>
           <w:rPr>
             <w:rStyle w:val="Lienhypertexte"/>
@@ -1475,7 +1106,7 @@
             <w:rStyle w:val="Lienhypertexte"/>
             <w:noProof/>
           </w:rPr>
-          <w:t>Opportunités</w:t>
+          <w:t>Modifications</w:t>
         </w:r>
         <w:r>
           <w:rPr>
@@ -1496,7 +1127,7 @@
             <w:noProof/>
             <w:webHidden/>
           </w:rPr>
-          <w:instrText xml:space="preserve"> PAGEREF _Toc242091926 \h </w:instrText>
+          <w:instrText xml:space="preserve"> PAGEREF _Toc244243907 \h </w:instrText>
         </w:r>
         <w:r>
           <w:rPr>
@@ -1516,289 +1147,7 @@
             <w:noProof/>
             <w:webHidden/>
           </w:rPr>
-          <w:t>10</w:t>
-        </w:r>
-        <w:r>
-          <w:rPr>
-            <w:noProof/>
-            <w:webHidden/>
-          </w:rPr>
-          <w:fldChar w:fldCharType="end"/>
-        </w:r>
-      </w:hyperlink>
-    </w:p>
-    <w:p>
-      <w:pPr>
-        <w:pStyle w:val="TM2"/>
-        <w:tabs>
-          <w:tab w:val="left" w:pos="800"/>
-          <w:tab w:val="right" w:leader="dot" w:pos="9060"/>
-        </w:tabs>
-        <w:rPr>
-          <w:rFonts w:eastAsiaTheme="minorEastAsia" w:cstheme="minorBidi"/>
-          <w:smallCaps w:val="0"/>
-          <w:noProof/>
-          <w:kern w:val="2"/>
-          <w:sz w:val="24"/>
-          <w:szCs w:val="24"/>
-          <w14:ligatures w14:val="standardContextual"/>
-        </w:rPr>
-      </w:pPr>
-      <w:hyperlink w:anchor="_Toc242091927" w:history="1">
-        <w:r>
-          <w:rPr>
-            <w:rStyle w:val="Lienhypertexte"/>
-            <w:noProof/>
-          </w:rPr>
-          <w:t>3.2</w:t>
-        </w:r>
-        <w:r>
-          <w:rPr>
-            <w:rFonts w:eastAsiaTheme="minorEastAsia" w:cstheme="minorBidi"/>
-            <w:smallCaps w:val="0"/>
-            <w:noProof/>
-            <w:kern w:val="2"/>
-            <w:sz w:val="24"/>
-            <w:szCs w:val="24"/>
-            <w14:ligatures w14:val="standardContextual"/>
-          </w:rPr>
-          <w:tab/>
-        </w:r>
-        <w:r>
-          <w:rPr>
-            <w:rStyle w:val="Lienhypertexte"/>
-            <w:noProof/>
-          </w:rPr>
-          <w:t>Document d’analyse et conception</w:t>
-        </w:r>
-        <w:r>
-          <w:rPr>
-            <w:noProof/>
-            <w:webHidden/>
-          </w:rPr>
-          <w:tab/>
-        </w:r>
-        <w:r>
-          <w:rPr>
-            <w:noProof/>
-            <w:webHidden/>
-          </w:rPr>
-          <w:fldChar w:fldCharType="begin"/>
-        </w:r>
-        <w:r>
-          <w:rPr>
-            <w:noProof/>
-            <w:webHidden/>
-          </w:rPr>
-          <w:instrText xml:space="preserve"> PAGEREF _Toc242091927 \h </w:instrText>
-        </w:r>
-        <w:r>
-          <w:rPr>
-            <w:noProof/>
-            <w:webHidden/>
-          </w:rPr>
-        </w:r>
-        <w:r>
-          <w:rPr>
-            <w:noProof/>
-            <w:webHidden/>
-          </w:rPr>
-          <w:fldChar w:fldCharType="separate"/>
-        </w:r>
-        <w:r>
-          <w:rPr>
-            <w:noProof/>
-            <w:webHidden/>
-          </w:rPr>
-          <w:t>10</w:t>
-        </w:r>
-        <w:r>
-          <w:rPr>
-            <w:noProof/>
-            <w:webHidden/>
-          </w:rPr>
-          <w:fldChar w:fldCharType="end"/>
-        </w:r>
-      </w:hyperlink>
-    </w:p>
-    <w:p>
-      <w:pPr>
-        <w:pStyle w:val="TM2"/>
-        <w:tabs>
-          <w:tab w:val="left" w:pos="800"/>
-          <w:tab w:val="right" w:leader="dot" w:pos="9060"/>
-        </w:tabs>
-        <w:rPr>
-          <w:rFonts w:eastAsiaTheme="minorEastAsia" w:cstheme="minorBidi"/>
-          <w:smallCaps w:val="0"/>
-          <w:noProof/>
-          <w:kern w:val="2"/>
-          <w:sz w:val="24"/>
-          <w:szCs w:val="24"/>
-          <w14:ligatures w14:val="standardContextual"/>
-        </w:rPr>
-      </w:pPr>
-      <w:hyperlink w:anchor="_Toc242091928" w:history="1">
-        <w:r>
-          <w:rPr>
-            <w:rStyle w:val="Lienhypertexte"/>
-            <w:noProof/>
-          </w:rPr>
-          <w:t>3.3</w:t>
-        </w:r>
-        <w:r>
-          <w:rPr>
-            <w:rFonts w:eastAsiaTheme="minorEastAsia" w:cstheme="minorBidi"/>
-            <w:smallCaps w:val="0"/>
-            <w:noProof/>
-            <w:kern w:val="2"/>
-            <w:sz w:val="24"/>
-            <w:szCs w:val="24"/>
-            <w14:ligatures w14:val="standardContextual"/>
-          </w:rPr>
-          <w:tab/>
-        </w:r>
-        <w:r>
-          <w:rPr>
-            <w:rStyle w:val="Lienhypertexte"/>
-            <w:noProof/>
-          </w:rPr>
-          <w:t>Conception des tests</w:t>
-        </w:r>
-        <w:r>
-          <w:rPr>
-            <w:noProof/>
-            <w:webHidden/>
-          </w:rPr>
-          <w:tab/>
-        </w:r>
-        <w:r>
-          <w:rPr>
-            <w:noProof/>
-            <w:webHidden/>
-          </w:rPr>
-          <w:fldChar w:fldCharType="begin"/>
-        </w:r>
-        <w:r>
-          <w:rPr>
-            <w:noProof/>
-            <w:webHidden/>
-          </w:rPr>
-          <w:instrText xml:space="preserve"> PAGEREF _Toc242091928 \h </w:instrText>
-        </w:r>
-        <w:r>
-          <w:rPr>
-            <w:noProof/>
-            <w:webHidden/>
-          </w:rPr>
-        </w:r>
-        <w:r>
-          <w:rPr>
-            <w:noProof/>
-            <w:webHidden/>
-          </w:rPr>
-          <w:fldChar w:fldCharType="separate"/>
-        </w:r>
-        <w:r>
-          <w:rPr>
-            <w:noProof/>
-            <w:webHidden/>
-          </w:rPr>
-          <w:t>10</w:t>
-        </w:r>
-        <w:r>
-          <w:rPr>
-            <w:noProof/>
-            <w:webHidden/>
-          </w:rPr>
-          <w:fldChar w:fldCharType="end"/>
-        </w:r>
-      </w:hyperlink>
-    </w:p>
-    <w:p>
-      <w:pPr>
-        <w:pStyle w:val="TM2"/>
-        <w:tabs>
-          <w:tab w:val="left" w:pos="800"/>
-          <w:tab w:val="right" w:leader="dot" w:pos="9060"/>
-        </w:tabs>
-        <w:rPr>
-          <w:rFonts w:eastAsiaTheme="minorEastAsia" w:cstheme="minorBidi"/>
-          <w:smallCaps w:val="0"/>
-          <w:noProof/>
-          <w:kern w:val="2"/>
-          <w:sz w:val="24"/>
-          <w:szCs w:val="24"/>
-          <w14:ligatures w14:val="standardContextual"/>
-        </w:rPr>
-      </w:pPr>
-      <w:hyperlink w:anchor="_Toc242091929" w:history="1">
-        <w:r>
-          <w:rPr>
-            <w:rStyle w:val="Lienhypertexte"/>
-            <w:noProof/>
-          </w:rPr>
-          <w:t>3.4</w:t>
-        </w:r>
-        <w:r>
-          <w:rPr>
-            <w:rFonts w:eastAsiaTheme="minorEastAsia" w:cstheme="minorBidi"/>
-            <w:smallCaps w:val="0"/>
-            <w:noProof/>
-            <w:kern w:val="2"/>
-            <w:sz w:val="24"/>
-            <w:szCs w:val="24"/>
-            <w14:ligatures w14:val="standardContextual"/>
-          </w:rPr>
-          <w:tab/>
-        </w:r>
-        <w:r>
-          <w:rPr>
-            <w:rStyle w:val="Lienhypertexte"/>
-            <w:noProof/>
-          </w:rPr>
-          <w:t>Planification détaillée</w:t>
-        </w:r>
-        <w:r>
-          <w:rPr>
-            <w:noProof/>
-            <w:webHidden/>
-          </w:rPr>
-          <w:tab/>
-        </w:r>
-        <w:r>
-          <w:rPr>
-            <w:noProof/>
-            <w:webHidden/>
-          </w:rPr>
-          <w:fldChar w:fldCharType="begin"/>
-        </w:r>
-        <w:r>
-          <w:rPr>
-            <w:noProof/>
-            <w:webHidden/>
-          </w:rPr>
-          <w:instrText xml:space="preserve"> PAGEREF _Toc242091929 \h </w:instrText>
-        </w:r>
-        <w:r>
-          <w:rPr>
-            <w:noProof/>
-            <w:webHidden/>
-          </w:rPr>
-        </w:r>
-        <w:r>
-          <w:rPr>
-            <w:noProof/>
-            <w:webHidden/>
-          </w:rPr>
-          <w:fldChar w:fldCharType="separate"/>
-        </w:r>
-        <w:r>
-          <w:rPr>
-            <w:noProof/>
-            <w:webHidden/>
-          </w:rPr>
-          <w:t>10</w:t>
+          <w:t>9</w:t>
         </w:r>
         <w:r>
           <w:rPr>
@@ -1828,7 +1177,7 @@
           <w14:ligatures w14:val="standardContextual"/>
         </w:rPr>
       </w:pPr>
-      <w:hyperlink w:anchor="_Toc242091930" w:history="1">
+      <w:hyperlink w:anchor="_Toc244243908" w:history="1">
         <w:r>
           <w:rPr>
             <w:rStyle w:val="Lienhypertexte"/>
@@ -1855,7 +1204,7 @@
             <w:rStyle w:val="Lienhypertexte"/>
             <w:noProof/>
           </w:rPr>
-          <w:t>Réalisation</w:t>
+          <w:t>Tests</w:t>
         </w:r>
         <w:r>
           <w:rPr>
@@ -1876,7 +1225,7 @@
             <w:noProof/>
             <w:webHidden/>
           </w:rPr>
-          <w:instrText xml:space="preserve"> PAGEREF _Toc242091930 \h </w:instrText>
+          <w:instrText xml:space="preserve"> PAGEREF _Toc244243908 \h </w:instrText>
         </w:r>
         <w:r>
           <w:rPr>
@@ -1924,7 +1273,7 @@
           <w14:ligatures w14:val="standardContextual"/>
         </w:rPr>
       </w:pPr>
-      <w:hyperlink w:anchor="_Toc242091931" w:history="1">
+      <w:hyperlink w:anchor="_Toc244243909" w:history="1">
         <w:r>
           <w:rPr>
             <w:rStyle w:val="Lienhypertexte"/>
@@ -1949,7 +1298,7 @@
             <w:rStyle w:val="Lienhypertexte"/>
             <w:noProof/>
           </w:rPr>
-          <w:t>Dossier de Réalisation</w:t>
+          <w:t>Dossier des tests</w:t>
         </w:r>
         <w:r>
           <w:rPr>
@@ -1970,7 +1319,7 @@
             <w:noProof/>
             <w:webHidden/>
           </w:rPr>
-          <w:instrText xml:space="preserve"> PAGEREF _Toc242091931 \h </w:instrText>
+          <w:instrText xml:space="preserve"> PAGEREF _Toc244243909 \h </w:instrText>
         </w:r>
         <w:r>
           <w:rPr>
@@ -2003,14 +1352,15 @@
     </w:p>
     <w:p>
       <w:pPr>
-        <w:pStyle w:val="TM2"/>
+        <w:pStyle w:val="TM3"/>
         <w:tabs>
-          <w:tab w:val="left" w:pos="800"/>
+          <w:tab w:val="left" w:pos="1200"/>
           <w:tab w:val="right" w:leader="dot" w:pos="9060"/>
         </w:tabs>
         <w:rPr>
           <w:rFonts w:eastAsiaTheme="minorEastAsia" w:cstheme="minorBidi"/>
-          <w:smallCaps w:val="0"/>
+          <w:i w:val="0"/>
+          <w:iCs w:val="0"/>
           <w:noProof/>
           <w:kern w:val="2"/>
           <w:sz w:val="24"/>
@@ -2018,18 +1368,19 @@
           <w14:ligatures w14:val="standardContextual"/>
         </w:rPr>
       </w:pPr>
-      <w:hyperlink w:anchor="_Toc242091932" w:history="1">
+      <w:hyperlink w:anchor="_Toc244243910" w:history="1">
         <w:r>
           <w:rPr>
             <w:rStyle w:val="Lienhypertexte"/>
             <w:noProof/>
           </w:rPr>
-          <w:t>4.2</w:t>
+          <w:t>4.1.1</w:t>
         </w:r>
         <w:r>
           <w:rPr>
             <w:rFonts w:eastAsiaTheme="minorEastAsia" w:cstheme="minorBidi"/>
-            <w:smallCaps w:val="0"/>
+            <w:i w:val="0"/>
+            <w:iCs w:val="0"/>
             <w:noProof/>
             <w:kern w:val="2"/>
             <w:sz w:val="24"/>
@@ -2043,7 +1394,7 @@
             <w:rStyle w:val="Lienhypertexte"/>
             <w:noProof/>
           </w:rPr>
-          <w:t>Modifications</w:t>
+          <w:t>ParseTemperature_Valide_RetourneTemperatureSet</w:t>
         </w:r>
         <w:r>
           <w:rPr>
@@ -2064,7 +1415,7 @@
             <w:noProof/>
             <w:webHidden/>
           </w:rPr>
-          <w:instrText xml:space="preserve"> PAGEREF _Toc242091932 \h </w:instrText>
+          <w:instrText xml:space="preserve"> PAGEREF _Toc244243910 \h </w:instrText>
         </w:r>
         <w:r>
           <w:rPr>
@@ -2084,7 +1435,391 @@
             <w:noProof/>
             <w:webHidden/>
           </w:rPr>
-          <w:t>11</w:t>
+          <w:t>10</w:t>
+        </w:r>
+        <w:r>
+          <w:rPr>
+            <w:noProof/>
+            <w:webHidden/>
+          </w:rPr>
+          <w:fldChar w:fldCharType="end"/>
+        </w:r>
+      </w:hyperlink>
+    </w:p>
+    <w:p>
+      <w:pPr>
+        <w:pStyle w:val="TM3"/>
+        <w:tabs>
+          <w:tab w:val="left" w:pos="1200"/>
+          <w:tab w:val="right" w:leader="dot" w:pos="9060"/>
+        </w:tabs>
+        <w:rPr>
+          <w:rFonts w:eastAsiaTheme="minorEastAsia" w:cstheme="minorBidi"/>
+          <w:i w:val="0"/>
+          <w:iCs w:val="0"/>
+          <w:noProof/>
+          <w:kern w:val="2"/>
+          <w:sz w:val="24"/>
+          <w:szCs w:val="24"/>
+          <w14:ligatures w14:val="standardContextual"/>
+        </w:rPr>
+      </w:pPr>
+      <w:hyperlink w:anchor="_Toc244243911" w:history="1">
+        <w:r>
+          <w:rPr>
+            <w:rStyle w:val="Lienhypertexte"/>
+            <w:noProof/>
+          </w:rPr>
+          <w:t>4.1.2</w:t>
+        </w:r>
+        <w:r>
+          <w:rPr>
+            <w:rFonts w:eastAsiaTheme="minorEastAsia" w:cstheme="minorBidi"/>
+            <w:i w:val="0"/>
+            <w:iCs w:val="0"/>
+            <w:noProof/>
+            <w:kern w:val="2"/>
+            <w:sz w:val="24"/>
+            <w:szCs w:val="24"/>
+            <w14:ligatures w14:val="standardContextual"/>
+          </w:rPr>
+          <w:tab/>
+        </w:r>
+        <w:r>
+          <w:rPr>
+            <w:rStyle w:val="Lienhypertexte"/>
+            <w:noProof/>
+          </w:rPr>
+          <w:t>FromCsv_ValidFile_ParsesCorrectly</w:t>
+        </w:r>
+        <w:r>
+          <w:rPr>
+            <w:noProof/>
+            <w:webHidden/>
+          </w:rPr>
+          <w:tab/>
+        </w:r>
+        <w:r>
+          <w:rPr>
+            <w:noProof/>
+            <w:webHidden/>
+          </w:rPr>
+          <w:fldChar w:fldCharType="begin"/>
+        </w:r>
+        <w:r>
+          <w:rPr>
+            <w:noProof/>
+            <w:webHidden/>
+          </w:rPr>
+          <w:instrText xml:space="preserve"> PAGEREF _Toc244243911 \h </w:instrText>
+        </w:r>
+        <w:r>
+          <w:rPr>
+            <w:noProof/>
+            <w:webHidden/>
+          </w:rPr>
+        </w:r>
+        <w:r>
+          <w:rPr>
+            <w:noProof/>
+            <w:webHidden/>
+          </w:rPr>
+          <w:fldChar w:fldCharType="separate"/>
+        </w:r>
+        <w:r>
+          <w:rPr>
+            <w:noProof/>
+            <w:webHidden/>
+          </w:rPr>
+          <w:t>10</w:t>
+        </w:r>
+        <w:r>
+          <w:rPr>
+            <w:noProof/>
+            <w:webHidden/>
+          </w:rPr>
+          <w:fldChar w:fldCharType="end"/>
+        </w:r>
+      </w:hyperlink>
+    </w:p>
+    <w:p>
+      <w:pPr>
+        <w:pStyle w:val="TM3"/>
+        <w:tabs>
+          <w:tab w:val="left" w:pos="1200"/>
+          <w:tab w:val="right" w:leader="dot" w:pos="9060"/>
+        </w:tabs>
+        <w:rPr>
+          <w:rFonts w:eastAsiaTheme="minorEastAsia" w:cstheme="minorBidi"/>
+          <w:i w:val="0"/>
+          <w:iCs w:val="0"/>
+          <w:noProof/>
+          <w:kern w:val="2"/>
+          <w:sz w:val="24"/>
+          <w:szCs w:val="24"/>
+          <w14:ligatures w14:val="standardContextual"/>
+        </w:rPr>
+      </w:pPr>
+      <w:hyperlink w:anchor="_Toc244243912" w:history="1">
+        <w:r>
+          <w:rPr>
+            <w:rStyle w:val="Lienhypertexte"/>
+            <w:noProof/>
+          </w:rPr>
+          <w:t>4.1.3</w:t>
+        </w:r>
+        <w:r>
+          <w:rPr>
+            <w:rFonts w:eastAsiaTheme="minorEastAsia" w:cstheme="minorBidi"/>
+            <w:i w:val="0"/>
+            <w:iCs w:val="0"/>
+            <w:noProof/>
+            <w:kern w:val="2"/>
+            <w:sz w:val="24"/>
+            <w:szCs w:val="24"/>
+            <w14:ligatures w14:val="standardContextual"/>
+          </w:rPr>
+          <w:tab/>
+        </w:r>
+        <w:r>
+          <w:rPr>
+            <w:rStyle w:val="Lienhypertexte"/>
+            <w:noProof/>
+          </w:rPr>
+          <w:t>FromCsv_WithBlankLines_SkipsThem</w:t>
+        </w:r>
+        <w:r>
+          <w:rPr>
+            <w:noProof/>
+            <w:webHidden/>
+          </w:rPr>
+          <w:tab/>
+        </w:r>
+        <w:r>
+          <w:rPr>
+            <w:noProof/>
+            <w:webHidden/>
+          </w:rPr>
+          <w:fldChar w:fldCharType="begin"/>
+        </w:r>
+        <w:r>
+          <w:rPr>
+            <w:noProof/>
+            <w:webHidden/>
+          </w:rPr>
+          <w:instrText xml:space="preserve"> PAGEREF _Toc244243912 \h </w:instrText>
+        </w:r>
+        <w:r>
+          <w:rPr>
+            <w:noProof/>
+            <w:webHidden/>
+          </w:rPr>
+        </w:r>
+        <w:r>
+          <w:rPr>
+            <w:noProof/>
+            <w:webHidden/>
+          </w:rPr>
+          <w:fldChar w:fldCharType="separate"/>
+        </w:r>
+        <w:r>
+          <w:rPr>
+            <w:noProof/>
+            <w:webHidden/>
+          </w:rPr>
+          <w:t>10</w:t>
+        </w:r>
+        <w:r>
+          <w:rPr>
+            <w:noProof/>
+            <w:webHidden/>
+          </w:rPr>
+          <w:fldChar w:fldCharType="end"/>
+        </w:r>
+      </w:hyperlink>
+    </w:p>
+    <w:p>
+      <w:pPr>
+        <w:pStyle w:val="TM3"/>
+        <w:tabs>
+          <w:tab w:val="left" w:pos="1200"/>
+          <w:tab w:val="right" w:leader="dot" w:pos="9060"/>
+        </w:tabs>
+        <w:rPr>
+          <w:rFonts w:eastAsiaTheme="minorEastAsia" w:cstheme="minorBidi"/>
+          <w:i w:val="0"/>
+          <w:iCs w:val="0"/>
+          <w:noProof/>
+          <w:kern w:val="2"/>
+          <w:sz w:val="24"/>
+          <w:szCs w:val="24"/>
+          <w14:ligatures w14:val="standardContextual"/>
+        </w:rPr>
+      </w:pPr>
+      <w:hyperlink w:anchor="_Toc244243913" w:history="1">
+        <w:r>
+          <w:rPr>
+            <w:rStyle w:val="Lienhypertexte"/>
+            <w:noProof/>
+          </w:rPr>
+          <w:t>4.1.4</w:t>
+        </w:r>
+        <w:r>
+          <w:rPr>
+            <w:rFonts w:eastAsiaTheme="minorEastAsia" w:cstheme="minorBidi"/>
+            <w:i w:val="0"/>
+            <w:iCs w:val="0"/>
+            <w:noProof/>
+            <w:kern w:val="2"/>
+            <w:sz w:val="24"/>
+            <w:szCs w:val="24"/>
+            <w14:ligatures w14:val="standardContextual"/>
+          </w:rPr>
+          <w:tab/>
+        </w:r>
+        <w:r>
+          <w:rPr>
+            <w:rStyle w:val="Lienhypertexte"/>
+            <w:noProof/>
+          </w:rPr>
+          <w:t>FromCsv_WithEmptyColumns_SkipsIncompleteLines</w:t>
+        </w:r>
+        <w:r>
+          <w:rPr>
+            <w:noProof/>
+            <w:webHidden/>
+          </w:rPr>
+          <w:tab/>
+        </w:r>
+        <w:r>
+          <w:rPr>
+            <w:noProof/>
+            <w:webHidden/>
+          </w:rPr>
+          <w:fldChar w:fldCharType="begin"/>
+        </w:r>
+        <w:r>
+          <w:rPr>
+            <w:noProof/>
+            <w:webHidden/>
+          </w:rPr>
+          <w:instrText xml:space="preserve"> PAGEREF _Toc244243913 \h </w:instrText>
+        </w:r>
+        <w:r>
+          <w:rPr>
+            <w:noProof/>
+            <w:webHidden/>
+          </w:rPr>
+        </w:r>
+        <w:r>
+          <w:rPr>
+            <w:noProof/>
+            <w:webHidden/>
+          </w:rPr>
+          <w:fldChar w:fldCharType="separate"/>
+        </w:r>
+        <w:r>
+          <w:rPr>
+            <w:noProof/>
+            <w:webHidden/>
+          </w:rPr>
+          <w:t>10</w:t>
+        </w:r>
+        <w:r>
+          <w:rPr>
+            <w:noProof/>
+            <w:webHidden/>
+          </w:rPr>
+          <w:fldChar w:fldCharType="end"/>
+        </w:r>
+      </w:hyperlink>
+    </w:p>
+    <w:p>
+      <w:pPr>
+        <w:pStyle w:val="TM3"/>
+        <w:tabs>
+          <w:tab w:val="left" w:pos="1200"/>
+          <w:tab w:val="right" w:leader="dot" w:pos="9060"/>
+        </w:tabs>
+        <w:rPr>
+          <w:rFonts w:eastAsiaTheme="minorEastAsia" w:cstheme="minorBidi"/>
+          <w:i w:val="0"/>
+          <w:iCs w:val="0"/>
+          <w:noProof/>
+          <w:kern w:val="2"/>
+          <w:sz w:val="24"/>
+          <w:szCs w:val="24"/>
+          <w14:ligatures w14:val="standardContextual"/>
+        </w:rPr>
+      </w:pPr>
+      <w:hyperlink w:anchor="_Toc244243914" w:history="1">
+        <w:r>
+          <w:rPr>
+            <w:rStyle w:val="Lienhypertexte"/>
+            <w:noProof/>
+          </w:rPr>
+          <w:t>4.1.5</w:t>
+        </w:r>
+        <w:r>
+          <w:rPr>
+            <w:rFonts w:eastAsiaTheme="minorEastAsia" w:cstheme="minorBidi"/>
+            <w:i w:val="0"/>
+            <w:iCs w:val="0"/>
+            <w:noProof/>
+            <w:kern w:val="2"/>
+            <w:sz w:val="24"/>
+            <w:szCs w:val="24"/>
+            <w14:ligatures w14:val="standardContextual"/>
+          </w:rPr>
+          <w:tab/>
+        </w:r>
+        <w:r>
+          <w:rPr>
+            <w:rStyle w:val="Lienhypertexte"/>
+            <w:noProof/>
+          </w:rPr>
+          <w:t>FromCsv_NonExistentFile_CatchesExceptionAndReturnsNull</w:t>
+        </w:r>
+        <w:r>
+          <w:rPr>
+            <w:noProof/>
+            <w:webHidden/>
+          </w:rPr>
+          <w:tab/>
+        </w:r>
+        <w:r>
+          <w:rPr>
+            <w:noProof/>
+            <w:webHidden/>
+          </w:rPr>
+          <w:fldChar w:fldCharType="begin"/>
+        </w:r>
+        <w:r>
+          <w:rPr>
+            <w:noProof/>
+            <w:webHidden/>
+          </w:rPr>
+          <w:instrText xml:space="preserve"> PAGEREF _Toc244243914 \h </w:instrText>
+        </w:r>
+        <w:r>
+          <w:rPr>
+            <w:noProof/>
+            <w:webHidden/>
+          </w:rPr>
+        </w:r>
+        <w:r>
+          <w:rPr>
+            <w:noProof/>
+            <w:webHidden/>
+          </w:rPr>
+          <w:fldChar w:fldCharType="separate"/>
+        </w:r>
+        <w:r>
+          <w:rPr>
+            <w:noProof/>
+            <w:webHidden/>
+          </w:rPr>
+          <w:t>10</w:t>
         </w:r>
         <w:r>
           <w:rPr>
@@ -2114,7 +1849,7 @@
           <w14:ligatures w14:val="standardContextual"/>
         </w:rPr>
       </w:pPr>
-      <w:hyperlink w:anchor="_Toc242091933" w:history="1">
+      <w:hyperlink w:anchor="_Toc244243915" w:history="1">
         <w:r>
           <w:rPr>
             <w:rStyle w:val="Lienhypertexte"/>
@@ -2141,7 +1876,7 @@
             <w:rStyle w:val="Lienhypertexte"/>
             <w:noProof/>
           </w:rPr>
-          <w:t>Tests</w:t>
+          <w:t>Conclusion</w:t>
         </w:r>
         <w:r>
           <w:rPr>
@@ -2162,7 +1897,7 @@
             <w:noProof/>
             <w:webHidden/>
           </w:rPr>
-          <w:instrText xml:space="preserve"> PAGEREF _Toc242091933 \h </w:instrText>
+          <w:instrText xml:space="preserve"> PAGEREF _Toc244243915 \h </w:instrText>
         </w:r>
         <w:r>
           <w:rPr>
@@ -2182,7 +1917,7 @@
             <w:noProof/>
             <w:webHidden/>
           </w:rPr>
-          <w:t>11</w:t>
+          <w:t>10</w:t>
         </w:r>
         <w:r>
           <w:rPr>
@@ -2210,7 +1945,7 @@
           <w14:ligatures w14:val="standardContextual"/>
         </w:rPr>
       </w:pPr>
-      <w:hyperlink w:anchor="_Toc242091934" w:history="1">
+      <w:hyperlink w:anchor="_Toc244243916" w:history="1">
         <w:r>
           <w:rPr>
             <w:rStyle w:val="Lienhypertexte"/>
@@ -2235,7 +1970,7 @@
             <w:rStyle w:val="Lienhypertexte"/>
             <w:noProof/>
           </w:rPr>
-          <w:t>Dossier des tests</w:t>
+          <w:t>Bilan des fonctionnalités demandées</w:t>
         </w:r>
         <w:r>
           <w:rPr>
@@ -2256,7 +1991,195 @@
             <w:noProof/>
             <w:webHidden/>
           </w:rPr>
-          <w:instrText xml:space="preserve"> PAGEREF _Toc242091934 \h </w:instrText>
+          <w:instrText xml:space="preserve"> PAGEREF _Toc244243916 \h </w:instrText>
+        </w:r>
+        <w:r>
+          <w:rPr>
+            <w:noProof/>
+            <w:webHidden/>
+          </w:rPr>
+        </w:r>
+        <w:r>
+          <w:rPr>
+            <w:noProof/>
+            <w:webHidden/>
+          </w:rPr>
+          <w:fldChar w:fldCharType="separate"/>
+        </w:r>
+        <w:r>
+          <w:rPr>
+            <w:noProof/>
+            <w:webHidden/>
+          </w:rPr>
+          <w:t>10</w:t>
+        </w:r>
+        <w:r>
+          <w:rPr>
+            <w:noProof/>
+            <w:webHidden/>
+          </w:rPr>
+          <w:fldChar w:fldCharType="end"/>
+        </w:r>
+      </w:hyperlink>
+    </w:p>
+    <w:p>
+      <w:pPr>
+        <w:pStyle w:val="TM2"/>
+        <w:tabs>
+          <w:tab w:val="left" w:pos="800"/>
+          <w:tab w:val="right" w:leader="dot" w:pos="9060"/>
+        </w:tabs>
+        <w:rPr>
+          <w:rFonts w:eastAsiaTheme="minorEastAsia" w:cstheme="minorBidi"/>
+          <w:smallCaps w:val="0"/>
+          <w:noProof/>
+          <w:kern w:val="2"/>
+          <w:sz w:val="24"/>
+          <w:szCs w:val="24"/>
+          <w14:ligatures w14:val="standardContextual"/>
+        </w:rPr>
+      </w:pPr>
+      <w:hyperlink w:anchor="_Toc244243917" w:history="1">
+        <w:r>
+          <w:rPr>
+            <w:rStyle w:val="Lienhypertexte"/>
+            <w:noProof/>
+          </w:rPr>
+          <w:t>5.2</w:t>
+        </w:r>
+        <w:r>
+          <w:rPr>
+            <w:rFonts w:eastAsiaTheme="minorEastAsia" w:cstheme="minorBidi"/>
+            <w:smallCaps w:val="0"/>
+            <w:noProof/>
+            <w:kern w:val="2"/>
+            <w:sz w:val="24"/>
+            <w:szCs w:val="24"/>
+            <w14:ligatures w14:val="standardContextual"/>
+          </w:rPr>
+          <w:tab/>
+        </w:r>
+        <w:r>
+          <w:rPr>
+            <w:rStyle w:val="Lienhypertexte"/>
+            <w:noProof/>
+          </w:rPr>
+          <w:t>Bilan de la planification</w:t>
+        </w:r>
+        <w:r>
+          <w:rPr>
+            <w:noProof/>
+            <w:webHidden/>
+          </w:rPr>
+          <w:tab/>
+        </w:r>
+        <w:r>
+          <w:rPr>
+            <w:noProof/>
+            <w:webHidden/>
+          </w:rPr>
+          <w:fldChar w:fldCharType="begin"/>
+        </w:r>
+        <w:r>
+          <w:rPr>
+            <w:noProof/>
+            <w:webHidden/>
+          </w:rPr>
+          <w:instrText xml:space="preserve"> PAGEREF _Toc244243917 \h </w:instrText>
+        </w:r>
+        <w:r>
+          <w:rPr>
+            <w:noProof/>
+            <w:webHidden/>
+          </w:rPr>
+        </w:r>
+        <w:r>
+          <w:rPr>
+            <w:noProof/>
+            <w:webHidden/>
+          </w:rPr>
+          <w:fldChar w:fldCharType="separate"/>
+        </w:r>
+        <w:r>
+          <w:rPr>
+            <w:noProof/>
+            <w:webHidden/>
+          </w:rPr>
+          <w:t>11</w:t>
+        </w:r>
+        <w:r>
+          <w:rPr>
+            <w:noProof/>
+            <w:webHidden/>
+          </w:rPr>
+          <w:fldChar w:fldCharType="end"/>
+        </w:r>
+      </w:hyperlink>
+    </w:p>
+    <w:p>
+      <w:pPr>
+        <w:pStyle w:val="TM2"/>
+        <w:tabs>
+          <w:tab w:val="left" w:pos="800"/>
+          <w:tab w:val="right" w:leader="dot" w:pos="9060"/>
+        </w:tabs>
+        <w:rPr>
+          <w:rFonts w:eastAsiaTheme="minorEastAsia" w:cstheme="minorBidi"/>
+          <w:smallCaps w:val="0"/>
+          <w:noProof/>
+          <w:kern w:val="2"/>
+          <w:sz w:val="24"/>
+          <w:szCs w:val="24"/>
+          <w14:ligatures w14:val="standardContextual"/>
+        </w:rPr>
+      </w:pPr>
+      <w:hyperlink w:anchor="_Toc244243918" w:history="1">
+        <w:r>
+          <w:rPr>
+            <w:rStyle w:val="Lienhypertexte"/>
+            <w:noProof/>
+          </w:rPr>
+          <w:t>5.3</w:t>
+        </w:r>
+        <w:r>
+          <w:rPr>
+            <w:rFonts w:eastAsiaTheme="minorEastAsia" w:cstheme="minorBidi"/>
+            <w:smallCaps w:val="0"/>
+            <w:noProof/>
+            <w:kern w:val="2"/>
+            <w:sz w:val="24"/>
+            <w:szCs w:val="24"/>
+            <w14:ligatures w14:val="standardContextual"/>
+          </w:rPr>
+          <w:tab/>
+        </w:r>
+        <w:r>
+          <w:rPr>
+            <w:rStyle w:val="Lienhypertexte"/>
+            <w:noProof/>
+          </w:rPr>
+          <w:t>Bilan personnel</w:t>
+        </w:r>
+        <w:r>
+          <w:rPr>
+            <w:noProof/>
+            <w:webHidden/>
+          </w:rPr>
+          <w:tab/>
+        </w:r>
+        <w:r>
+          <w:rPr>
+            <w:noProof/>
+            <w:webHidden/>
+          </w:rPr>
+          <w:fldChar w:fldCharType="begin"/>
+        </w:r>
+        <w:r>
+          <w:rPr>
+            <w:noProof/>
+            <w:webHidden/>
+          </w:rPr>
+          <w:instrText xml:space="preserve"> PAGEREF _Toc244243918 \h </w:instrText>
         </w:r>
         <w:r>
           <w:rPr>
@@ -2306,7 +2229,7 @@
           <w14:ligatures w14:val="standardContextual"/>
         </w:rPr>
       </w:pPr>
-      <w:hyperlink w:anchor="_Toc242091935" w:history="1">
+      <w:hyperlink w:anchor="_Toc244243919" w:history="1">
         <w:r>
           <w:rPr>
             <w:rStyle w:val="Lienhypertexte"/>
@@ -2333,7 +2256,7 @@
             <w:rStyle w:val="Lienhypertexte"/>
             <w:noProof/>
           </w:rPr>
-          <w:t>Conclusion</w:t>
+          <w:t>Divers</w:t>
         </w:r>
         <w:r>
           <w:rPr>
@@ -2354,7 +2277,7 @@
             <w:noProof/>
             <w:webHidden/>
           </w:rPr>
-          <w:instrText xml:space="preserve"> PAGEREF _Toc242091935 \h </w:instrText>
+          <w:instrText xml:space="preserve"> PAGEREF _Toc244243919 \h </w:instrText>
         </w:r>
         <w:r>
           <w:rPr>
@@ -2402,7 +2325,7 @@
           <w14:ligatures w14:val="standardContextual"/>
         </w:rPr>
       </w:pPr>
-      <w:hyperlink w:anchor="_Toc242091936" w:history="1">
+      <w:hyperlink w:anchor="_Toc244243920" w:history="1">
         <w:r>
           <w:rPr>
             <w:rStyle w:val="Lienhypertexte"/>
@@ -2427,7 +2350,7 @@
             <w:rStyle w:val="Lienhypertexte"/>
             <w:noProof/>
           </w:rPr>
-          <w:t>Bilan des fonctionnalités demandées</w:t>
+          <w:t>Journal de travail</w:t>
         </w:r>
         <w:r>
           <w:rPr>
@@ -2448,7 +2371,7 @@
             <w:noProof/>
             <w:webHidden/>
           </w:rPr>
-          <w:instrText xml:space="preserve"> PAGEREF _Toc242091936 \h </w:instrText>
+          <w:instrText xml:space="preserve"> PAGEREF _Toc244243920 \h </w:instrText>
         </w:r>
         <w:r>
           <w:rPr>
@@ -2496,7 +2419,7 @@
           <w14:ligatures w14:val="standardContextual"/>
         </w:rPr>
       </w:pPr>
-      <w:hyperlink w:anchor="_Toc242091937" w:history="1">
+      <w:hyperlink w:anchor="_Toc244243921" w:history="1">
         <w:r>
           <w:rPr>
             <w:rStyle w:val="Lienhypertexte"/>
@@ -2521,7 +2444,7 @@
             <w:rStyle w:val="Lienhypertexte"/>
             <w:noProof/>
           </w:rPr>
-          <w:t>Bilan de la planification</w:t>
+          <w:t>Utilisation de l’IA</w:t>
         </w:r>
         <w:r>
           <w:rPr>
@@ -2542,7 +2465,7 @@
             <w:noProof/>
             <w:webHidden/>
           </w:rPr>
-          <w:instrText xml:space="preserve"> PAGEREF _Toc242091937 \h </w:instrText>
+          <w:instrText xml:space="preserve"> PAGEREF _Toc244243921 \h </w:instrText>
         </w:r>
         <w:r>
           <w:rPr>
@@ -2563,578 +2486,6 @@
             <w:webHidden/>
           </w:rPr>
           <w:t>11</w:t>
-        </w:r>
-        <w:r>
-          <w:rPr>
-            <w:noProof/>
-            <w:webHidden/>
-          </w:rPr>
-          <w:fldChar w:fldCharType="end"/>
-        </w:r>
-      </w:hyperlink>
-    </w:p>
-    <w:p>
-      <w:pPr>
-        <w:pStyle w:val="TM2"/>
-        <w:tabs>
-          <w:tab w:val="left" w:pos="800"/>
-          <w:tab w:val="right" w:leader="dot" w:pos="9060"/>
-        </w:tabs>
-        <w:rPr>
-          <w:rFonts w:eastAsiaTheme="minorEastAsia" w:cstheme="minorBidi"/>
-          <w:smallCaps w:val="0"/>
-          <w:noProof/>
-          <w:kern w:val="2"/>
-          <w:sz w:val="24"/>
-          <w:szCs w:val="24"/>
-          <w14:ligatures w14:val="standardContextual"/>
-        </w:rPr>
-      </w:pPr>
-      <w:hyperlink w:anchor="_Toc242091938" w:history="1">
-        <w:r>
-          <w:rPr>
-            <w:rStyle w:val="Lienhypertexte"/>
-            <w:noProof/>
-          </w:rPr>
-          <w:t>6.3</w:t>
-        </w:r>
-        <w:r>
-          <w:rPr>
-            <w:rFonts w:eastAsiaTheme="minorEastAsia" w:cstheme="minorBidi"/>
-            <w:smallCaps w:val="0"/>
-            <w:noProof/>
-            <w:kern w:val="2"/>
-            <w:sz w:val="24"/>
-            <w:szCs w:val="24"/>
-            <w14:ligatures w14:val="standardContextual"/>
-          </w:rPr>
-          <w:tab/>
-        </w:r>
-        <w:r>
-          <w:rPr>
-            <w:rStyle w:val="Lienhypertexte"/>
-            <w:noProof/>
-          </w:rPr>
-          <w:t>Bilan personnel</w:t>
-        </w:r>
-        <w:r>
-          <w:rPr>
-            <w:noProof/>
-            <w:webHidden/>
-          </w:rPr>
-          <w:tab/>
-        </w:r>
-        <w:r>
-          <w:rPr>
-            <w:noProof/>
-            <w:webHidden/>
-          </w:rPr>
-          <w:fldChar w:fldCharType="begin"/>
-        </w:r>
-        <w:r>
-          <w:rPr>
-            <w:noProof/>
-            <w:webHidden/>
-          </w:rPr>
-          <w:instrText xml:space="preserve"> PAGEREF _Toc242091938 \h </w:instrText>
-        </w:r>
-        <w:r>
-          <w:rPr>
-            <w:noProof/>
-            <w:webHidden/>
-          </w:rPr>
-        </w:r>
-        <w:r>
-          <w:rPr>
-            <w:noProof/>
-            <w:webHidden/>
-          </w:rPr>
-          <w:fldChar w:fldCharType="separate"/>
-        </w:r>
-        <w:r>
-          <w:rPr>
-            <w:noProof/>
-            <w:webHidden/>
-          </w:rPr>
-          <w:t>11</w:t>
-        </w:r>
-        <w:r>
-          <w:rPr>
-            <w:noProof/>
-            <w:webHidden/>
-          </w:rPr>
-          <w:fldChar w:fldCharType="end"/>
-        </w:r>
-      </w:hyperlink>
-    </w:p>
-    <w:p>
-      <w:pPr>
-        <w:pStyle w:val="TM10"/>
-        <w:tabs>
-          <w:tab w:val="left" w:pos="400"/>
-          <w:tab w:val="right" w:leader="dot" w:pos="9060"/>
-        </w:tabs>
-        <w:rPr>
-          <w:rFonts w:eastAsiaTheme="minorEastAsia" w:cstheme="minorBidi"/>
-          <w:b w:val="0"/>
-          <w:bCs w:val="0"/>
-          <w:caps w:val="0"/>
-          <w:noProof/>
-          <w:kern w:val="2"/>
-          <w:sz w:val="24"/>
-          <w:szCs w:val="24"/>
-          <w14:ligatures w14:val="standardContextual"/>
-        </w:rPr>
-      </w:pPr>
-      <w:hyperlink w:anchor="_Toc242091939" w:history="1">
-        <w:r>
-          <w:rPr>
-            <w:rStyle w:val="Lienhypertexte"/>
-            <w:noProof/>
-          </w:rPr>
-          <w:t>7</w:t>
-        </w:r>
-        <w:r>
-          <w:rPr>
-            <w:rFonts w:eastAsiaTheme="minorEastAsia" w:cstheme="minorBidi"/>
-            <w:b w:val="0"/>
-            <w:bCs w:val="0"/>
-            <w:caps w:val="0"/>
-            <w:noProof/>
-            <w:kern w:val="2"/>
-            <w:sz w:val="24"/>
-            <w:szCs w:val="24"/>
-            <w14:ligatures w14:val="standardContextual"/>
-          </w:rPr>
-          <w:tab/>
-        </w:r>
-        <w:r>
-          <w:rPr>
-            <w:rStyle w:val="Lienhypertexte"/>
-            <w:noProof/>
-          </w:rPr>
-          <w:t>Divers</w:t>
-        </w:r>
-        <w:r>
-          <w:rPr>
-            <w:noProof/>
-            <w:webHidden/>
-          </w:rPr>
-          <w:tab/>
-        </w:r>
-        <w:r>
-          <w:rPr>
-            <w:noProof/>
-            <w:webHidden/>
-          </w:rPr>
-          <w:fldChar w:fldCharType="begin"/>
-        </w:r>
-        <w:r>
-          <w:rPr>
-            <w:noProof/>
-            <w:webHidden/>
-          </w:rPr>
-          <w:instrText xml:space="preserve"> PAGEREF _Toc242091939 \h </w:instrText>
-        </w:r>
-        <w:r>
-          <w:rPr>
-            <w:noProof/>
-            <w:webHidden/>
-          </w:rPr>
-        </w:r>
-        <w:r>
-          <w:rPr>
-            <w:noProof/>
-            <w:webHidden/>
-          </w:rPr>
-          <w:fldChar w:fldCharType="separate"/>
-        </w:r>
-        <w:r>
-          <w:rPr>
-            <w:noProof/>
-            <w:webHidden/>
-          </w:rPr>
-          <w:t>11</w:t>
-        </w:r>
-        <w:r>
-          <w:rPr>
-            <w:noProof/>
-            <w:webHidden/>
-          </w:rPr>
-          <w:fldChar w:fldCharType="end"/>
-        </w:r>
-      </w:hyperlink>
-    </w:p>
-    <w:p>
-      <w:pPr>
-        <w:pStyle w:val="TM2"/>
-        <w:tabs>
-          <w:tab w:val="left" w:pos="800"/>
-          <w:tab w:val="right" w:leader="dot" w:pos="9060"/>
-        </w:tabs>
-        <w:rPr>
-          <w:rFonts w:eastAsiaTheme="minorEastAsia" w:cstheme="minorBidi"/>
-          <w:smallCaps w:val="0"/>
-          <w:noProof/>
-          <w:kern w:val="2"/>
-          <w:sz w:val="24"/>
-          <w:szCs w:val="24"/>
-          <w14:ligatures w14:val="standardContextual"/>
-        </w:rPr>
-      </w:pPr>
-      <w:hyperlink w:anchor="_Toc242091940" w:history="1">
-        <w:r>
-          <w:rPr>
-            <w:rStyle w:val="Lienhypertexte"/>
-            <w:noProof/>
-          </w:rPr>
-          <w:t>7.1</w:t>
-        </w:r>
-        <w:r>
-          <w:rPr>
-            <w:rFonts w:eastAsiaTheme="minorEastAsia" w:cstheme="minorBidi"/>
-            <w:smallCaps w:val="0"/>
-            <w:noProof/>
-            <w:kern w:val="2"/>
-            <w:sz w:val="24"/>
-            <w:szCs w:val="24"/>
-            <w14:ligatures w14:val="standardContextual"/>
-          </w:rPr>
-          <w:tab/>
-        </w:r>
-        <w:r>
-          <w:rPr>
-            <w:rStyle w:val="Lienhypertexte"/>
-            <w:noProof/>
-          </w:rPr>
-          <w:t>Journal de travail</w:t>
-        </w:r>
-        <w:r>
-          <w:rPr>
-            <w:noProof/>
-            <w:webHidden/>
-          </w:rPr>
-          <w:tab/>
-        </w:r>
-        <w:r>
-          <w:rPr>
-            <w:noProof/>
-            <w:webHidden/>
-          </w:rPr>
-          <w:fldChar w:fldCharType="begin"/>
-        </w:r>
-        <w:r>
-          <w:rPr>
-            <w:noProof/>
-            <w:webHidden/>
-          </w:rPr>
-          <w:instrText xml:space="preserve"> PAGEREF _Toc242091940 \h </w:instrText>
-        </w:r>
-        <w:r>
-          <w:rPr>
-            <w:noProof/>
-            <w:webHidden/>
-          </w:rPr>
-        </w:r>
-        <w:r>
-          <w:rPr>
-            <w:noProof/>
-            <w:webHidden/>
-          </w:rPr>
-          <w:fldChar w:fldCharType="separate"/>
-        </w:r>
-        <w:r>
-          <w:rPr>
-            <w:noProof/>
-            <w:webHidden/>
-          </w:rPr>
-          <w:t>11</w:t>
-        </w:r>
-        <w:r>
-          <w:rPr>
-            <w:noProof/>
-            <w:webHidden/>
-          </w:rPr>
-          <w:fldChar w:fldCharType="end"/>
-        </w:r>
-      </w:hyperlink>
-    </w:p>
-    <w:p>
-      <w:pPr>
-        <w:pStyle w:val="TM2"/>
-        <w:tabs>
-          <w:tab w:val="left" w:pos="800"/>
-          <w:tab w:val="right" w:leader="dot" w:pos="9060"/>
-        </w:tabs>
-        <w:rPr>
-          <w:rFonts w:eastAsiaTheme="minorEastAsia" w:cstheme="minorBidi"/>
-          <w:smallCaps w:val="0"/>
-          <w:noProof/>
-          <w:kern w:val="2"/>
-          <w:sz w:val="24"/>
-          <w:szCs w:val="24"/>
-          <w14:ligatures w14:val="standardContextual"/>
-        </w:rPr>
-      </w:pPr>
-      <w:hyperlink w:anchor="_Toc242091941" w:history="1">
-        <w:r>
-          <w:rPr>
-            <w:rStyle w:val="Lienhypertexte"/>
-            <w:noProof/>
-          </w:rPr>
-          <w:t>7.2</w:t>
-        </w:r>
-        <w:r>
-          <w:rPr>
-            <w:rFonts w:eastAsiaTheme="minorEastAsia" w:cstheme="minorBidi"/>
-            <w:smallCaps w:val="0"/>
-            <w:noProof/>
-            <w:kern w:val="2"/>
-            <w:sz w:val="24"/>
-            <w:szCs w:val="24"/>
-            <w14:ligatures w14:val="standardContextual"/>
-          </w:rPr>
-          <w:tab/>
-        </w:r>
-        <w:r>
-          <w:rPr>
-            <w:rStyle w:val="Lienhypertexte"/>
-            <w:noProof/>
-          </w:rPr>
-          <w:t>Bibliographie</w:t>
-        </w:r>
-        <w:r>
-          <w:rPr>
-            <w:noProof/>
-            <w:webHidden/>
-          </w:rPr>
-          <w:tab/>
-        </w:r>
-        <w:r>
-          <w:rPr>
-            <w:noProof/>
-            <w:webHidden/>
-          </w:rPr>
-          <w:fldChar w:fldCharType="begin"/>
-        </w:r>
-        <w:r>
-          <w:rPr>
-            <w:noProof/>
-            <w:webHidden/>
-          </w:rPr>
-          <w:instrText xml:space="preserve"> PAGEREF _Toc242091941 \h </w:instrText>
-        </w:r>
-        <w:r>
-          <w:rPr>
-            <w:noProof/>
-            <w:webHidden/>
-          </w:rPr>
-        </w:r>
-        <w:r>
-          <w:rPr>
-            <w:noProof/>
-            <w:webHidden/>
-          </w:rPr>
-          <w:fldChar w:fldCharType="separate"/>
-        </w:r>
-        <w:r>
-          <w:rPr>
-            <w:noProof/>
-            <w:webHidden/>
-          </w:rPr>
-          <w:t>12</w:t>
-        </w:r>
-        <w:r>
-          <w:rPr>
-            <w:noProof/>
-            <w:webHidden/>
-          </w:rPr>
-          <w:fldChar w:fldCharType="end"/>
-        </w:r>
-      </w:hyperlink>
-    </w:p>
-    <w:p>
-      <w:pPr>
-        <w:pStyle w:val="TM2"/>
-        <w:tabs>
-          <w:tab w:val="left" w:pos="800"/>
-          <w:tab w:val="right" w:leader="dot" w:pos="9060"/>
-        </w:tabs>
-        <w:rPr>
-          <w:rFonts w:eastAsiaTheme="minorEastAsia" w:cstheme="minorBidi"/>
-          <w:smallCaps w:val="0"/>
-          <w:noProof/>
-          <w:kern w:val="2"/>
-          <w:sz w:val="24"/>
-          <w:szCs w:val="24"/>
-          <w14:ligatures w14:val="standardContextual"/>
-        </w:rPr>
-      </w:pPr>
-      <w:hyperlink w:anchor="_Toc242091942" w:history="1">
-        <w:r>
-          <w:rPr>
-            <w:rStyle w:val="Lienhypertexte"/>
-            <w:noProof/>
-          </w:rPr>
-          <w:t>7.3</w:t>
-        </w:r>
-        <w:r>
-          <w:rPr>
-            <w:rFonts w:eastAsiaTheme="minorEastAsia" w:cstheme="minorBidi"/>
-            <w:smallCaps w:val="0"/>
-            <w:noProof/>
-            <w:kern w:val="2"/>
-            <w:sz w:val="24"/>
-            <w:szCs w:val="24"/>
-            <w14:ligatures w14:val="standardContextual"/>
-          </w:rPr>
-          <w:tab/>
-        </w:r>
-        <w:r>
-          <w:rPr>
-            <w:rStyle w:val="Lienhypertexte"/>
-            <w:noProof/>
-          </w:rPr>
-          <w:t>Webographie</w:t>
-        </w:r>
-        <w:r>
-          <w:rPr>
-            <w:noProof/>
-            <w:webHidden/>
-          </w:rPr>
-          <w:tab/>
-        </w:r>
-        <w:r>
-          <w:rPr>
-            <w:noProof/>
-            <w:webHidden/>
-          </w:rPr>
-          <w:fldChar w:fldCharType="begin"/>
-        </w:r>
-        <w:r>
-          <w:rPr>
-            <w:noProof/>
-            <w:webHidden/>
-          </w:rPr>
-          <w:instrText xml:space="preserve"> PAGEREF _Toc242091942 \h </w:instrText>
-        </w:r>
-        <w:r>
-          <w:rPr>
-            <w:noProof/>
-            <w:webHidden/>
-          </w:rPr>
-        </w:r>
-        <w:r>
-          <w:rPr>
-            <w:noProof/>
-            <w:webHidden/>
-          </w:rPr>
-          <w:fldChar w:fldCharType="separate"/>
-        </w:r>
-        <w:r>
-          <w:rPr>
-            <w:noProof/>
-            <w:webHidden/>
-          </w:rPr>
-          <w:t>12</w:t>
-        </w:r>
-        <w:r>
-          <w:rPr>
-            <w:noProof/>
-            <w:webHidden/>
-          </w:rPr>
-          <w:fldChar w:fldCharType="end"/>
-        </w:r>
-      </w:hyperlink>
-    </w:p>
-    <w:p>
-      <w:pPr>
-        <w:pStyle w:val="TM10"/>
-        <w:tabs>
-          <w:tab w:val="left" w:pos="400"/>
-          <w:tab w:val="right" w:leader="dot" w:pos="9060"/>
-        </w:tabs>
-        <w:rPr>
-          <w:rFonts w:eastAsiaTheme="minorEastAsia" w:cstheme="minorBidi"/>
-          <w:b w:val="0"/>
-          <w:bCs w:val="0"/>
-          <w:caps w:val="0"/>
-          <w:noProof/>
-          <w:kern w:val="2"/>
-          <w:sz w:val="24"/>
-          <w:szCs w:val="24"/>
-          <w14:ligatures w14:val="standardContextual"/>
-        </w:rPr>
-      </w:pPr>
-      <w:hyperlink w:anchor="_Toc242091943" w:history="1">
-        <w:r>
-          <w:rPr>
-            <w:rStyle w:val="Lienhypertexte"/>
-            <w:noProof/>
-          </w:rPr>
-          <w:t>8</w:t>
-        </w:r>
-        <w:r>
-          <w:rPr>
-            <w:rFonts w:eastAsiaTheme="minorEastAsia" w:cstheme="minorBidi"/>
-            <w:b w:val="0"/>
-            <w:bCs w:val="0"/>
-            <w:caps w:val="0"/>
-            <w:noProof/>
-            <w:kern w:val="2"/>
-            <w:sz w:val="24"/>
-            <w:szCs w:val="24"/>
-            <w14:ligatures w14:val="standardContextual"/>
-          </w:rPr>
-          <w:tab/>
-        </w:r>
-        <w:r>
-          <w:rPr>
-            <w:rStyle w:val="Lienhypertexte"/>
-            <w:noProof/>
-          </w:rPr>
-          <w:t>Annexes</w:t>
-        </w:r>
-        <w:r>
-          <w:rPr>
-            <w:noProof/>
-            <w:webHidden/>
-          </w:rPr>
-          <w:tab/>
-        </w:r>
-        <w:r>
-          <w:rPr>
-            <w:noProof/>
-            <w:webHidden/>
-          </w:rPr>
-          <w:fldChar w:fldCharType="begin"/>
-        </w:r>
-        <w:r>
-          <w:rPr>
-            <w:noProof/>
-            <w:webHidden/>
-          </w:rPr>
-          <w:instrText xml:space="preserve"> PAGEREF _Toc242091943 \h </w:instrText>
-        </w:r>
-        <w:r>
-          <w:rPr>
-            <w:noProof/>
-            <w:webHidden/>
-          </w:rPr>
-        </w:r>
-        <w:r>
-          <w:rPr>
-            <w:noProof/>
-            <w:webHidden/>
-          </w:rPr>
-          <w:fldChar w:fldCharType="separate"/>
-        </w:r>
-        <w:r>
-          <w:rPr>
-            <w:noProof/>
-            <w:webHidden/>
-          </w:rPr>
-          <w:t>12</w:t>
         </w:r>
         <w:r>
           <w:rPr>
@@ -3167,7 +2518,7 @@
       </w:pPr>
       <w:bookmarkStart w:id="0" w:name="_Toc532179955"/>
       <w:bookmarkStart w:id="1" w:name="_Toc165969637"/>
-      <w:bookmarkStart w:id="2" w:name="_Toc242091913"/>
+      <w:bookmarkStart w:id="2" w:name="_Toc244243898"/>
       <w:r>
         <w:lastRenderedPageBreak/>
         <w:t>Spécifications</w:t>
@@ -3185,21 +2536,26 @@
       <w:pPr>
         <w:pStyle w:val="Titre2"/>
       </w:pPr>
-      <w:bookmarkStart w:id="3" w:name="_Toc242091914"/>
-      <w:bookmarkStart w:id="4" w:name="_Toc532179969"/>
-      <w:bookmarkStart w:id="5" w:name="_Toc165969639"/>
+      <w:bookmarkStart w:id="3" w:name="_Toc532179969"/>
+      <w:bookmarkStart w:id="4" w:name="_Toc165969639"/>
+      <w:bookmarkStart w:id="5" w:name="_Toc244243899"/>
       <w:r>
         <w:t>Introduction</w:t>
       </w:r>
-      <w:bookmarkEnd w:id="3"/>
+      <w:bookmarkEnd w:id="5"/>
     </w:p>
     <w:p>
       <w:pPr>
         <w:pStyle w:val="Retraitcorpsdetexte"/>
       </w:pPr>
       <w:r>
-        <w:t>Le projet consiste en une application capable d’afficher des sets de données sur un graphique. La technologie utilisée sera du C# avec LinQ</w:t>
-      </w:r>
+        <w:t xml:space="preserve">Le projet consiste en une application capable d’afficher des sets de données sur un graphique. La technologie utilisée sera du C# avec </w:t>
+      </w:r>
+      <w:proofErr w:type="spellStart"/>
+      <w:r>
+        <w:t>LinQ</w:t>
+      </w:r>
+      <w:proofErr w:type="spellEnd"/>
       <w:r>
         <w:t>, afin d’apprendre la programmation fonctionnelle</w:t>
       </w:r>
@@ -3217,7 +2573,7 @@
       <w:pPr>
         <w:pStyle w:val="Titre2"/>
       </w:pPr>
-      <w:bookmarkStart w:id="6" w:name="_Toc242091915"/>
+      <w:bookmarkStart w:id="6" w:name="_Toc244243900"/>
       <w:r>
         <w:t>Matériel et logiciels à disposition</w:t>
       </w:r>
@@ -3292,7 +2648,7 @@
       <w:pPr>
         <w:pStyle w:val="Titre2"/>
       </w:pPr>
-      <w:bookmarkStart w:id="7" w:name="_Toc242091916"/>
+      <w:bookmarkStart w:id="7" w:name="_Toc244243901"/>
       <w:r>
         <w:t>Cahier des charges</w:t>
       </w:r>
@@ -3302,7 +2658,7 @@
       <w:pPr>
         <w:pStyle w:val="Titre3"/>
       </w:pPr>
-      <w:bookmarkStart w:id="8" w:name="_Toc242091917"/>
+      <w:bookmarkStart w:id="8" w:name="_Toc244243902"/>
       <w:r>
         <w:t xml:space="preserve">Objectifs </w:t>
       </w:r>
@@ -3325,7 +2681,15 @@
         <w:t xml:space="preserve"> L’utilisateur pourra importer ses propres sets de données sous format CSV</w:t>
       </w:r>
       <w:r>
-        <w:t>, et sera en capacité de changer les sets de données affiché avec ceux précédemment ajouter. L’utilisateur pourra se déplacer dans le graphique et choisir la période des dates affichées.</w:t>
+        <w:t xml:space="preserve">, et </w:t>
+      </w:r>
+      <w:proofErr w:type="gramStart"/>
+      <w:r>
+        <w:t>sera en capacité</w:t>
+      </w:r>
+      <w:proofErr w:type="gramEnd"/>
+      <w:r>
+        <w:t xml:space="preserve"> de changer les sets de données affiché avec ceux précédemment ajouter. L’utilisateur pourra se déplacer dans le graphique et choisir la période des dates affichées.</w:t>
       </w:r>
     </w:p>
     <w:p>
@@ -3337,7 +2701,7 @@
       <w:pPr>
         <w:pStyle w:val="Titre3"/>
       </w:pPr>
-      <w:bookmarkStart w:id="9" w:name="_Toc242091918"/>
+      <w:bookmarkStart w:id="9" w:name="_Toc244243903"/>
       <w:r>
         <w:t>Objectif pédagogique</w:t>
       </w:r>
@@ -3370,7 +2734,7 @@
       <w:pPr>
         <w:pStyle w:val="Titre3"/>
       </w:pPr>
-      <w:bookmarkStart w:id="10" w:name="_Toc242091919"/>
+      <w:bookmarkStart w:id="10" w:name="_Toc244243904"/>
       <w:r>
         <w:t>Analyse fonctionnelle</w:t>
       </w:r>
@@ -3542,7 +2906,21 @@
         <w:rPr>
           <w:rFonts w:ascii="Arial" w:hAnsi="Arial" w:cs="Arial"/>
         </w:rPr>
-        <w:t>La fenêtre pricipale avec un graphique par défaut est affiché</w:t>
+        <w:t xml:space="preserve">La fenêtre </w:t>
+      </w:r>
+      <w:proofErr w:type="spellStart"/>
+      <w:r>
+        <w:rPr>
+          <w:rFonts w:ascii="Arial" w:hAnsi="Arial" w:cs="Arial"/>
+        </w:rPr>
+        <w:t>pricipale</w:t>
+      </w:r>
+      <w:proofErr w:type="spellEnd"/>
+      <w:r>
+        <w:rPr>
+          <w:rFonts w:ascii="Arial" w:hAnsi="Arial" w:cs="Arial"/>
+        </w:rPr>
+        <w:t xml:space="preserve"> avec un graphique par défaut est affiché</w:t>
       </w:r>
     </w:p>
     <w:p>
@@ -3630,7 +3008,21 @@
         <w:rPr>
           <w:rFonts w:ascii="Arial" w:hAnsi="Arial" w:cs="Arial"/>
         </w:rPr>
-        <w:t>•   Losque j'appuis sur le bouton "Importer"</w:t>
+        <w:t xml:space="preserve">•   </w:t>
+      </w:r>
+      <w:proofErr w:type="spellStart"/>
+      <w:r>
+        <w:rPr>
+          <w:rFonts w:ascii="Arial" w:hAnsi="Arial" w:cs="Arial"/>
+        </w:rPr>
+        <w:t>Losque</w:t>
+      </w:r>
+      <w:proofErr w:type="spellEnd"/>
+      <w:r>
+        <w:rPr>
+          <w:rFonts w:ascii="Arial" w:hAnsi="Arial" w:cs="Arial"/>
+        </w:rPr>
+        <w:t xml:space="preserve"> j'appuis sur le bouton "Importer"</w:t>
       </w:r>
     </w:p>
     <w:p>
@@ -3735,40 +3127,76 @@
         <w:rPr>
           <w:rFonts w:ascii="Arial" w:hAnsi="Arial" w:cs="Arial"/>
         </w:rPr>
-        <w:t>•   Dans la boite de dialogue ouverte seul les fichiers au format JSON sont selectionnable.</w:t>
-      </w:r>
-    </w:p>
-    <w:p>
-      <w:pPr>
-        <w:rPr>
-          <w:rFonts w:ascii="Arial" w:hAnsi="Arial" w:cs="Arial"/>
-        </w:rPr>
-      </w:pPr>
-    </w:p>
-    <w:p>
-      <w:pPr>
-        <w:rPr>
-          <w:rFonts w:ascii="Arial" w:hAnsi="Arial" w:cs="Arial"/>
-        </w:rPr>
-      </w:pPr>
-      <w:r>
-        <w:rPr>
-          <w:rFonts w:ascii="Arial" w:hAnsi="Arial" w:cs="Arial"/>
-        </w:rPr>
-        <w:t>•   Si le fichier sélectionné est dans un format incorrecte</w:t>
-      </w:r>
-    </w:p>
-    <w:p>
-      <w:pPr>
-        <w:rPr>
-          <w:rFonts w:ascii="Arial" w:hAnsi="Arial" w:cs="Arial"/>
-        </w:rPr>
-      </w:pPr>
-      <w:r>
-        <w:rPr>
-          <w:rFonts w:ascii="Arial" w:hAnsi="Arial" w:cs="Arial"/>
-        </w:rPr>
-        <w:t>Alors une nouvelle boite de dialogue s'ouvre pour informer l'utilisateur que le format du fichier est incorrecte et qu'il n'a pas été importé.</w:t>
+        <w:t xml:space="preserve">•   Dans la boite de dialogue ouverte seul les fichiers au format JSON sont </w:t>
+      </w:r>
+      <w:proofErr w:type="spellStart"/>
+      <w:r>
+        <w:rPr>
+          <w:rFonts w:ascii="Arial" w:hAnsi="Arial" w:cs="Arial"/>
+        </w:rPr>
+        <w:t>selectionnable</w:t>
+      </w:r>
+      <w:proofErr w:type="spellEnd"/>
+      <w:r>
+        <w:rPr>
+          <w:rFonts w:ascii="Arial" w:hAnsi="Arial" w:cs="Arial"/>
+        </w:rPr>
+        <w:t>.</w:t>
+      </w:r>
+    </w:p>
+    <w:p>
+      <w:pPr>
+        <w:rPr>
+          <w:rFonts w:ascii="Arial" w:hAnsi="Arial" w:cs="Arial"/>
+        </w:rPr>
+      </w:pPr>
+    </w:p>
+    <w:p>
+      <w:pPr>
+        <w:rPr>
+          <w:rFonts w:ascii="Arial" w:hAnsi="Arial" w:cs="Arial"/>
+        </w:rPr>
+      </w:pPr>
+      <w:r>
+        <w:rPr>
+          <w:rFonts w:ascii="Arial" w:hAnsi="Arial" w:cs="Arial"/>
+        </w:rPr>
+        <w:t xml:space="preserve">•   Si le fichier sélectionné est dans </w:t>
+      </w:r>
+      <w:proofErr w:type="gramStart"/>
+      <w:r>
+        <w:rPr>
+          <w:rFonts w:ascii="Arial" w:hAnsi="Arial" w:cs="Arial"/>
+        </w:rPr>
+        <w:t>un format incorrecte</w:t>
+      </w:r>
+      <w:proofErr w:type="gramEnd"/>
+    </w:p>
+    <w:p>
+      <w:pPr>
+        <w:rPr>
+          <w:rFonts w:ascii="Arial" w:hAnsi="Arial" w:cs="Arial"/>
+        </w:rPr>
+      </w:pPr>
+      <w:r>
+        <w:rPr>
+          <w:rFonts w:ascii="Arial" w:hAnsi="Arial" w:cs="Arial"/>
+        </w:rPr>
+        <w:t xml:space="preserve">Alors une nouvelle boite de dialogue s'ouvre pour informer l'utilisateur que le format du fichier est </w:t>
+      </w:r>
+      <w:proofErr w:type="gramStart"/>
+      <w:r>
+        <w:rPr>
+          <w:rFonts w:ascii="Arial" w:hAnsi="Arial" w:cs="Arial"/>
+        </w:rPr>
+        <w:t>incorrecte</w:t>
+      </w:r>
+      <w:proofErr w:type="gramEnd"/>
+      <w:r>
+        <w:rPr>
+          <w:rFonts w:ascii="Arial" w:hAnsi="Arial" w:cs="Arial"/>
+        </w:rPr>
+        <w:t xml:space="preserve"> et qu'il n'a pas été importé.</w:t>
       </w:r>
     </w:p>
     <w:p>
@@ -3834,8 +3262,30 @@
         <w:rPr>
           <w:rFonts w:ascii="Arial" w:hAnsi="Arial" w:cs="Arial"/>
         </w:rPr>
-        <w:t>Alors une boite de dialogue indique que des données ont été écrasé au profi des données nouvellement importé</w:t>
-      </w:r>
+        <w:t xml:space="preserve">Alors une boite de dialogue indique que des données ont été écrasé au </w:t>
+      </w:r>
+      <w:proofErr w:type="spellStart"/>
+      <w:r>
+        <w:rPr>
+          <w:rFonts w:ascii="Arial" w:hAnsi="Arial" w:cs="Arial"/>
+        </w:rPr>
+        <w:t>profi</w:t>
+      </w:r>
+      <w:proofErr w:type="spellEnd"/>
+      <w:r>
+        <w:rPr>
+          <w:rFonts w:ascii="Arial" w:hAnsi="Arial" w:cs="Arial"/>
+        </w:rPr>
+        <w:t xml:space="preserve"> </w:t>
+      </w:r>
+      <w:proofErr w:type="gramStart"/>
+      <w:r>
+        <w:rPr>
+          <w:rFonts w:ascii="Arial" w:hAnsi="Arial" w:cs="Arial"/>
+        </w:rPr>
+        <w:t>des données nouvellement importé</w:t>
+      </w:r>
+      <w:proofErr w:type="gramEnd"/>
     </w:p>
     <w:p>
       <w:pPr>
@@ -3898,7 +3348,21 @@
         <w:rPr>
           <w:rFonts w:ascii="Arial" w:hAnsi="Arial" w:cs="Arial"/>
         </w:rPr>
-        <w:t>Afin de précisé le graphique sur une échelle de temps</w:t>
+        <w:t xml:space="preserve">Afin de </w:t>
+      </w:r>
+      <w:proofErr w:type="gramStart"/>
+      <w:r>
+        <w:rPr>
+          <w:rFonts w:ascii="Arial" w:hAnsi="Arial" w:cs="Arial"/>
+        </w:rPr>
+        <w:t>précisé</w:t>
+      </w:r>
+      <w:proofErr w:type="gramEnd"/>
+      <w:r>
+        <w:rPr>
+          <w:rFonts w:ascii="Arial" w:hAnsi="Arial" w:cs="Arial"/>
+        </w:rPr>
+        <w:t xml:space="preserve"> le graphique sur une échelle de temps</w:t>
       </w:r>
     </w:p>
     <w:p>
@@ -4243,7 +3707,21 @@
         <w:rPr>
           <w:rFonts w:ascii="Arial" w:hAnsi="Arial" w:cs="Arial"/>
         </w:rPr>
-        <w:t>•   Étant donné que j'ai précédement importer des graphiques</w:t>
+        <w:t xml:space="preserve">•   Étant donné que j'ai </w:t>
+      </w:r>
+      <w:proofErr w:type="spellStart"/>
+      <w:r>
+        <w:rPr>
+          <w:rFonts w:ascii="Arial" w:hAnsi="Arial" w:cs="Arial"/>
+        </w:rPr>
+        <w:t>précédement</w:t>
+      </w:r>
+      <w:proofErr w:type="spellEnd"/>
+      <w:r>
+        <w:rPr>
+          <w:rFonts w:ascii="Arial" w:hAnsi="Arial" w:cs="Arial"/>
+        </w:rPr>
+        <w:t xml:space="preserve"> importer des graphiques</w:t>
       </w:r>
     </w:p>
     <w:p>
@@ -4269,8 +3747,16 @@
         <w:rPr>
           <w:rFonts w:ascii="Arial" w:hAnsi="Arial" w:cs="Arial"/>
         </w:rPr>
-        <w:t>Alors une liste déroulante constitué des graphique</w:t>
-      </w:r>
+        <w:t xml:space="preserve">Alors une liste déroulante constitué </w:t>
+      </w:r>
+      <w:proofErr w:type="gramStart"/>
+      <w:r>
+        <w:rPr>
+          <w:rFonts w:ascii="Arial" w:hAnsi="Arial" w:cs="Arial"/>
+        </w:rPr>
+        <w:t>des graphique</w:t>
+      </w:r>
+      <w:proofErr w:type="gramEnd"/>
     </w:p>
     <w:p>
       <w:pPr>
@@ -4421,8 +3907,30 @@
         <w:rPr>
           <w:rFonts w:ascii="Arial" w:hAnsi="Arial" w:cs="Arial"/>
         </w:rPr>
-        <w:t>•   Losque j'appuis sur le bouton de zoomin</w:t>
-      </w:r>
+        <w:t xml:space="preserve">•   </w:t>
+      </w:r>
+      <w:proofErr w:type="spellStart"/>
+      <w:r>
+        <w:rPr>
+          <w:rFonts w:ascii="Arial" w:hAnsi="Arial" w:cs="Arial"/>
+        </w:rPr>
+        <w:t>Losque</w:t>
+      </w:r>
+      <w:proofErr w:type="spellEnd"/>
+      <w:r>
+        <w:rPr>
+          <w:rFonts w:ascii="Arial" w:hAnsi="Arial" w:cs="Arial"/>
+        </w:rPr>
+        <w:t xml:space="preserve"> j'appuis sur le bouton de </w:t>
+      </w:r>
+      <w:proofErr w:type="spellStart"/>
+      <w:r>
+        <w:rPr>
+          <w:rFonts w:ascii="Arial" w:hAnsi="Arial" w:cs="Arial"/>
+        </w:rPr>
+        <w:t>zoomin</w:t>
+      </w:r>
+      <w:proofErr w:type="spellEnd"/>
     </w:p>
     <w:p>
       <w:pPr>
@@ -4454,7 +3962,21 @@
         <w:rPr>
           <w:rFonts w:ascii="Arial" w:hAnsi="Arial" w:cs="Arial"/>
         </w:rPr>
-        <w:t>•   Losque j'appuis sur le bouton de zoom out</w:t>
+        <w:t xml:space="preserve">•   </w:t>
+      </w:r>
+      <w:proofErr w:type="spellStart"/>
+      <w:r>
+        <w:rPr>
+          <w:rFonts w:ascii="Arial" w:hAnsi="Arial" w:cs="Arial"/>
+        </w:rPr>
+        <w:t>Losque</w:t>
+      </w:r>
+      <w:proofErr w:type="spellEnd"/>
+      <w:r>
+        <w:rPr>
+          <w:rFonts w:ascii="Arial" w:hAnsi="Arial" w:cs="Arial"/>
+        </w:rPr>
+        <w:t xml:space="preserve"> j'appuis sur le bouton de zoom out</w:t>
       </w:r>
     </w:p>
     <w:p>
@@ -4592,7 +4114,21 @@
         <w:rPr>
           <w:rFonts w:ascii="Arial" w:hAnsi="Arial" w:cs="Arial"/>
         </w:rPr>
-        <w:t>•   Si en déplaçent trop le graphique je sors de sa zone de départ ou de fin,</w:t>
+        <w:t xml:space="preserve">•   Si en </w:t>
+      </w:r>
+      <w:proofErr w:type="spellStart"/>
+      <w:r>
+        <w:rPr>
+          <w:rFonts w:ascii="Arial" w:hAnsi="Arial" w:cs="Arial"/>
+        </w:rPr>
+        <w:t>déplaçent</w:t>
+      </w:r>
+      <w:proofErr w:type="spellEnd"/>
+      <w:r>
+        <w:rPr>
+          <w:rFonts w:ascii="Arial" w:hAnsi="Arial" w:cs="Arial"/>
+        </w:rPr>
+        <w:t xml:space="preserve"> trop le graphique je sors de sa zone de départ ou de fin,</w:t>
       </w:r>
     </w:p>
     <w:p>
@@ -4769,196 +4305,18 @@
     </w:p>
     <w:p>
       <w:pPr>
-        <w:rPr>
-          <w:rFonts w:ascii="Arial" w:hAnsi="Arial" w:cs="Arial"/>
-        </w:rPr>
-      </w:pPr>
-    </w:p>
-    <w:p>
-      <w:pPr>
-        <w:rPr>
-          <w:rFonts w:ascii="Arial" w:hAnsi="Arial" w:cs="Arial"/>
-        </w:rPr>
-      </w:pPr>
-    </w:p>
-    <w:p>
-      <w:pPr>
-        <w:pStyle w:val="Retraitcorpsdetexte3"/>
-        <w:ind w:left="0"/>
-      </w:pPr>
-    </w:p>
-    <w:p>
-      <w:pPr>
-        <w:pStyle w:val="Titre3"/>
-      </w:pPr>
-      <w:bookmarkStart w:id="11" w:name="_Toc242091920"/>
-      <w:r>
-        <w:t>Contraintes</w:t>
+        <w:pStyle w:val="Titre1"/>
+      </w:pPr>
+      <w:bookmarkStart w:id="11" w:name="_Toc244243905"/>
+      <w:r>
+        <w:t>Planification</w:t>
+      </w:r>
+      <w:bookmarkEnd w:id="3"/>
+      <w:bookmarkEnd w:id="4"/>
+      <w:r>
+        <w:t xml:space="preserve"> Initiale</w:t>
       </w:r>
       <w:bookmarkEnd w:id="11"/>
-    </w:p>
-    <w:p>
-      <w:pPr>
-        <w:pStyle w:val="Retraitcorpsdetexte3"/>
-      </w:pPr>
-    </w:p>
-    <w:p>
-      <w:pPr>
-        <w:pStyle w:val="Informations"/>
-      </w:pPr>
-      <w:r>
-        <w:t>S</w:t>
-      </w:r>
-      <w:r>
-        <w:t>écurité,</w:t>
-      </w:r>
-      <w:r>
-        <w:t xml:space="preserve"> backups, disponibilité,</w:t>
-      </w:r>
-      <w:r>
-        <w:t xml:space="preserve"> système utilisé, interfa</w:t>
-      </w:r>
-      <w:r>
-        <w:t>ces avec autres logiciels, etc.</w:t>
-      </w:r>
-    </w:p>
-    <w:p>
-      <w:pPr>
-        <w:pStyle w:val="Retraitcorpsdetexte3"/>
-      </w:pPr>
-    </w:p>
-    <w:p>
-      <w:pPr>
-        <w:pStyle w:val="Titre3"/>
-      </w:pPr>
-      <w:bookmarkStart w:id="12" w:name="_Toc242091921"/>
-      <w:r>
-        <w:t>Travail à réaliser par l'apprenti</w:t>
-      </w:r>
-      <w:bookmarkEnd w:id="12"/>
-    </w:p>
-    <w:p>
-      <w:pPr>
-        <w:pStyle w:val="Retraitcorpsdetexte3"/>
-      </w:pPr>
-    </w:p>
-    <w:p>
-      <w:pPr>
-        <w:pStyle w:val="Informations"/>
-      </w:pPr>
-      <w:r>
-        <w:t xml:space="preserve">Décrire à quoi doit ressembler le travail produit, ce qu’il faudra </w:t>
-      </w:r>
-      <w:r>
-        <w:t>rendre</w:t>
-      </w:r>
-      <w:r>
-        <w:t xml:space="preserve"> … </w:t>
-      </w:r>
-    </w:p>
-    <w:p>
-      <w:pPr>
-        <w:pStyle w:val="Retraitcorpsdetexte3"/>
-      </w:pPr>
-    </w:p>
-    <w:p>
-      <w:pPr>
-        <w:pStyle w:val="Titre3"/>
-      </w:pPr>
-      <w:bookmarkStart w:id="13" w:name="_Toc242091922"/>
-      <w:r>
-        <w:t>Si le temps le permet …</w:t>
-      </w:r>
-      <w:bookmarkEnd w:id="13"/>
-    </w:p>
-    <w:p>
-      <w:pPr>
-        <w:pStyle w:val="Retraitcorpsdetexte3"/>
-      </w:pPr>
-    </w:p>
-    <w:p>
-      <w:pPr>
-        <w:pStyle w:val="Informations"/>
-      </w:pPr>
-      <w:r>
-        <w:t>Objectifs complémentaires</w:t>
-      </w:r>
-      <w:r>
-        <w:t>au cas où le projet n’est pas assez ambitieux dans le temps imparti</w:t>
-      </w:r>
-      <w:r>
-        <w:t xml:space="preserve">… </w:t>
-      </w:r>
-    </w:p>
-    <w:p>
-      <w:pPr>
-        <w:pStyle w:val="Retraitcorpsdetexte3"/>
-      </w:pPr>
-    </w:p>
-    <w:p>
-      <w:pPr>
-        <w:pStyle w:val="Titre3"/>
-      </w:pPr>
-      <w:bookmarkStart w:id="14" w:name="_Toc242091923"/>
-      <w:r>
-        <w:lastRenderedPageBreak/>
-        <w:t>Méthodes de validation des solutions</w:t>
-      </w:r>
-      <w:bookmarkEnd w:id="14"/>
-    </w:p>
-    <w:p>
-      <w:pPr>
-        <w:pStyle w:val="Retraitcorpsdetexte3"/>
-      </w:pPr>
-    </w:p>
-    <w:p>
-      <w:pPr>
-        <w:pStyle w:val="Informations"/>
-      </w:pPr>
-      <w:r>
-        <w:t xml:space="preserve">Comment </w:t>
-      </w:r>
-      <w:r>
-        <w:t xml:space="preserve">les </w:t>
-      </w:r>
-      <w:r>
-        <w:t>tests</w:t>
-      </w:r>
-      <w:r>
-        <w:t xml:space="preserve"> vont être entrepris</w:t>
-      </w:r>
-      <w:r>
-        <w:t xml:space="preserve">, quels tests </w:t>
-      </w:r>
-      <w:r>
-        <w:t>doivent être entrepris</w:t>
-      </w:r>
-      <w:r>
-        <w:t>, etc.</w:t>
-      </w:r>
-      <w:r>
-        <w:t xml:space="preserve">… </w:t>
-      </w:r>
-    </w:p>
-    <w:p>
-      <w:pPr>
-        <w:pStyle w:val="Retraitcorpsdetexte3"/>
-      </w:pPr>
-    </w:p>
-    <w:p>
-      <w:pPr>
-        <w:pStyle w:val="Titre1"/>
-      </w:pPr>
-      <w:bookmarkStart w:id="15" w:name="_Toc242091924"/>
-      <w:r>
-        <w:t>Planification</w:t>
-      </w:r>
-      <w:bookmarkEnd w:id="4"/>
-      <w:bookmarkEnd w:id="5"/>
-      <w:r>
-        <w:t xml:space="preserve"> Initiale</w:t>
-      </w:r>
-      <w:bookmarkEnd w:id="15"/>
     </w:p>
     <w:tbl>
       <w:tblPr>
@@ -5062,16 +4420,7 @@
               <w:t>Semaine 7</w:t>
             </w:r>
             <w:r>
-              <w:t xml:space="preserve"> </w:t>
-            </w:r>
-            <w:r>
-              <w:t>(</w:t>
-            </w:r>
-            <w:r>
-              <w:t>05</w:t>
-            </w:r>
-            <w:r>
-              <w:t>.10.2026)</w:t>
+              <w:t xml:space="preserve"> (05.10.2026)</w:t>
             </w:r>
           </w:p>
         </w:tc>
@@ -5134,790 +4483,660 @@
       <w:pPr>
         <w:pStyle w:val="Titre1"/>
       </w:pPr>
-      <w:bookmarkStart w:id="16" w:name="_Toc532179957"/>
-      <w:bookmarkStart w:id="17" w:name="_Toc165969641"/>
-      <w:bookmarkStart w:id="18" w:name="_Toc242091925"/>
-      <w:r>
-        <w:t>Analyse</w:t>
-      </w:r>
+      <w:bookmarkStart w:id="12" w:name="_Toc532179964"/>
+      <w:bookmarkStart w:id="13" w:name="_Toc165969648"/>
+      <w:bookmarkStart w:id="14" w:name="_Toc244243906"/>
+      <w:r>
+        <w:t>Réalisation</w:t>
+      </w:r>
+      <w:bookmarkEnd w:id="12"/>
+      <w:bookmarkEnd w:id="13"/>
+      <w:bookmarkEnd w:id="14"/>
+    </w:p>
+    <w:p>
+      <w:pPr>
+        <w:pStyle w:val="Titre2"/>
+      </w:pPr>
+      <w:bookmarkStart w:id="15" w:name="_Toc532179960"/>
+      <w:bookmarkStart w:id="16" w:name="_Toc165969644"/>
+      <w:bookmarkStart w:id="17" w:name="_Toc244243907"/>
+      <w:r>
+        <w:t>Modifications</w:t>
+      </w:r>
+      <w:bookmarkEnd w:id="15"/>
       <w:bookmarkEnd w:id="16"/>
       <w:bookmarkEnd w:id="17"/>
+    </w:p>
+    <w:p>
+      <w:pPr>
+        <w:pStyle w:val="Retraitcorpsdetexte"/>
+      </w:pPr>
+      <w:r>
+        <w:t>Modification de la User Storie Légende. Lors de l’implémentation de la fonctionnalité d’importation de graphique j’ai réalisé que les séries de données importées n’avait pas de titre pertinent et aller chercher la première valeur dans le CSV ne donnait pas un titre pertinent. Donc lors de l’importation d’un set de données une fenêtre s’ouvre demandant à l’utilisateur d’entrer un titre pour la série.</w:t>
+      </w:r>
+    </w:p>
+    <w:p>
+      <w:pPr>
+        <w:pStyle w:val="Retraitcorpsdetexte"/>
+      </w:pPr>
+      <w:r>
+        <w:t xml:space="preserve">Après discussion avec le chef de projet, un </w:t>
+      </w:r>
+      <w:proofErr w:type="spellStart"/>
+      <w:r>
+        <w:t>jocker</w:t>
+      </w:r>
+      <w:proofErr w:type="spellEnd"/>
+      <w:r>
+        <w:t xml:space="preserve"> a été brulé.</w:t>
+      </w:r>
+    </w:p>
+    <w:p>
+      <w:pPr>
+        <w:pStyle w:val="Titre1"/>
+      </w:pPr>
+      <w:bookmarkStart w:id="18" w:name="_Toc532179966"/>
+      <w:bookmarkStart w:id="19" w:name="_Toc165969650"/>
+      <w:bookmarkStart w:id="20" w:name="_Toc244243908"/>
+      <w:r>
+        <w:lastRenderedPageBreak/>
+        <w:t>Tests</w:t>
+      </w:r>
       <w:bookmarkEnd w:id="18"/>
+      <w:bookmarkEnd w:id="19"/>
+      <w:bookmarkEnd w:id="20"/>
     </w:p>
     <w:p>
       <w:pPr>
         <w:pStyle w:val="Titre2"/>
       </w:pPr>
-      <w:bookmarkStart w:id="19" w:name="_Toc242091926"/>
-      <w:r>
-        <w:t>Opportunités</w:t>
-      </w:r>
-      <w:bookmarkEnd w:id="19"/>
-    </w:p>
-    <w:p>
-      <w:pPr>
-        <w:pStyle w:val="Informations"/>
-        <w:numPr>
-          <w:ilvl w:val="5"/>
-          <w:numId w:val="16"/>
-        </w:numPr>
-      </w:pPr>
-      <w:r>
-        <w:t>Ce paragraphe énumère la l</w:t>
-      </w:r>
-      <w:r>
-        <w:t xml:space="preserve">iste des difficultés potentielles de tout </w:t>
-      </w:r>
-      <w:r>
-        <w:t>ordre :</w:t>
-      </w:r>
-    </w:p>
-    <w:p>
-      <w:pPr>
-        <w:pStyle w:val="Informations"/>
-        <w:numPr>
-          <w:ilvl w:val="6"/>
-          <w:numId w:val="16"/>
-        </w:numPr>
-      </w:pPr>
-      <w:r>
-        <w:t xml:space="preserve">Liste des </w:t>
-      </w:r>
-      <w:r>
-        <w:t>compétences</w:t>
-      </w:r>
-      <w:r>
-        <w:t xml:space="preserve"> à acquérir</w:t>
-      </w:r>
-      <w:r>
-        <w:t xml:space="preserve"> ou approfondir</w:t>
-      </w:r>
-    </w:p>
-    <w:p>
-      <w:pPr>
-        <w:pStyle w:val="Informations"/>
-        <w:numPr>
-          <w:ilvl w:val="6"/>
-          <w:numId w:val="16"/>
-        </w:numPr>
-      </w:pPr>
-      <w:r>
-        <w:t xml:space="preserve">Liste du </w:t>
-      </w:r>
-      <w:r>
-        <w:t>matériel</w:t>
-      </w:r>
-      <w:r>
-        <w:t xml:space="preserve"> à exploiter</w:t>
-      </w:r>
-    </w:p>
-    <w:p>
-      <w:pPr>
-        <w:pStyle w:val="Informations"/>
-        <w:numPr>
-          <w:ilvl w:val="6"/>
-          <w:numId w:val="16"/>
-        </w:numPr>
-      </w:pPr>
-      <w:r>
-        <w:t>Recherche d’</w:t>
-      </w:r>
-      <w:r>
-        <w:t>information</w:t>
-      </w:r>
-      <w:r>
-        <w:t>s</w:t>
-      </w:r>
-      <w:r>
-        <w:t xml:space="preserve"> particulières</w:t>
-      </w:r>
-    </w:p>
-    <w:p>
-      <w:pPr>
-        <w:pStyle w:val="Informations"/>
-        <w:numPr>
-          <w:ilvl w:val="6"/>
-          <w:numId w:val="16"/>
-        </w:numPr>
-      </w:pPr>
-      <w:r>
-        <w:t>Gestion du travail en équipe &amp; collaboration</w:t>
-      </w:r>
-    </w:p>
-    <w:p>
-      <w:pPr>
-        <w:pStyle w:val="Informations"/>
-        <w:numPr>
-          <w:ilvl w:val="5"/>
-          <w:numId w:val="16"/>
-        </w:numPr>
-      </w:pPr>
-      <w:r>
-        <w:t>Ainsi que les s</w:t>
-      </w:r>
-      <w:r>
-        <w:t>olutions possibles</w:t>
-      </w:r>
-    </w:p>
-    <w:p>
-      <w:pPr>
-        <w:pStyle w:val="Informations"/>
-        <w:numPr>
-          <w:ilvl w:val="5"/>
-          <w:numId w:val="43"/>
-        </w:numPr>
-      </w:pPr>
-      <w:r>
-        <w:t>Si les spécifications de départ ne laissent pas de doutes sur la manière de réaliser un projet, ce chapitre ne fera que renvoyer le lecteur aux spécifications.</w:t>
-      </w:r>
-    </w:p>
-    <w:p>
-      <w:pPr>
-        <w:pStyle w:val="Titre2"/>
-      </w:pPr>
-      <w:bookmarkStart w:id="20" w:name="_Toc532179959"/>
-      <w:bookmarkStart w:id="21" w:name="_Toc165969643"/>
-      <w:bookmarkStart w:id="22" w:name="_Toc242091927"/>
-      <w:r>
-        <w:t>Document d’analyse</w:t>
-      </w:r>
-      <w:bookmarkEnd w:id="20"/>
+      <w:bookmarkStart w:id="21" w:name="_Toc532179968"/>
+      <w:bookmarkStart w:id="22" w:name="_Toc165969652"/>
+      <w:bookmarkStart w:id="23" w:name="_Ref308525868"/>
+      <w:bookmarkStart w:id="24" w:name="_Toc244243909"/>
+      <w:r>
+        <w:t>Dossier des tests</w:t>
+      </w:r>
       <w:bookmarkEnd w:id="21"/>
-      <w:r>
-        <w:t xml:space="preserve"> et conception</w:t>
-      </w:r>
       <w:bookmarkEnd w:id="22"/>
-    </w:p>
-    <w:p>
-      <w:pPr>
-        <w:pStyle w:val="Informations"/>
-        <w:numPr>
-          <w:ilvl w:val="5"/>
-          <w:numId w:val="17"/>
-        </w:numPr>
-      </w:pPr>
-      <w:r>
-        <w:t xml:space="preserve">Ce paragraphe </w:t>
-      </w:r>
-      <w:r>
-        <w:t>décrit le fonctionnement de manière détaillée.</w:t>
-      </w:r>
-    </w:p>
-    <w:p>
-      <w:pPr>
-        <w:pStyle w:val="Informations"/>
-        <w:numPr>
-          <w:ilvl w:val="6"/>
-          <w:numId w:val="17"/>
-        </w:numPr>
-      </w:pPr>
-      <w:r>
-        <w:t>Autant que possible de manière graphique</w:t>
-      </w:r>
-      <w:r>
-        <w:t>, imagée, tableaux, etc.</w:t>
-      </w:r>
-    </w:p>
-    <w:p>
-      <w:pPr>
-        <w:pStyle w:val="Informations"/>
-        <w:numPr>
-          <w:ilvl w:val="6"/>
-          <w:numId w:val="17"/>
-        </w:numPr>
-      </w:pPr>
-      <w:r>
-        <w:t>Tous les cas particuliers devraient y être spécifiés</w:t>
-      </w:r>
-      <w:r>
-        <w:t>…</w:t>
-      </w:r>
-    </w:p>
-    <w:p>
-      <w:pPr>
-        <w:pStyle w:val="Informations"/>
-        <w:numPr>
-          <w:ilvl w:val="5"/>
-          <w:numId w:val="17"/>
-        </w:numPr>
-      </w:pPr>
-      <w:r>
-        <w:t>Il s’agit d’y présenter le</w:t>
-      </w:r>
-      <w:r>
-        <w:t>s fonctionnalités à développer :</w:t>
-      </w:r>
-    </w:p>
-    <w:p>
-      <w:pPr>
-        <w:pStyle w:val="Informations"/>
-        <w:numPr>
-          <w:ilvl w:val="6"/>
-          <w:numId w:val="17"/>
-        </w:numPr>
-      </w:pPr>
-      <w:r>
-        <w:t>Découpage en étapes, en modules, en fonctionnalités, etc.</w:t>
-      </w:r>
-    </w:p>
-    <w:p>
-      <w:pPr>
-        <w:pStyle w:val="Informations"/>
-        <w:numPr>
-          <w:ilvl w:val="6"/>
-          <w:numId w:val="17"/>
-        </w:numPr>
-      </w:pPr>
-      <w:r>
-        <w:t>Formulaires, interfaces graphiques, pages web, etc.</w:t>
-      </w:r>
-    </w:p>
-    <w:p>
-      <w:pPr>
-        <w:pStyle w:val="Informations"/>
-        <w:numPr>
-          <w:ilvl w:val="6"/>
-          <w:numId w:val="17"/>
-        </w:numPr>
-      </w:pPr>
-      <w:r>
-        <w:t xml:space="preserve">Schémas de navigation, schémas événementiels, structogramme, </w:t>
-      </w:r>
-      <w:r>
-        <w:t>pseudocode</w:t>
-      </w:r>
-      <w:r>
-        <w:t>, etc.</w:t>
-      </w:r>
-    </w:p>
-    <w:p>
-      <w:pPr>
-        <w:pStyle w:val="Informations"/>
-        <w:numPr>
-          <w:ilvl w:val="5"/>
-          <w:numId w:val="17"/>
-        </w:numPr>
-      </w:pPr>
-      <w:r>
-        <w:t>Si le pr</w:t>
-      </w:r>
-      <w:r>
-        <w:t xml:space="preserve">ojet inclut une base </w:t>
-      </w:r>
-      <w:r>
-        <w:t>de données :</w:t>
-      </w:r>
-    </w:p>
-    <w:p>
-      <w:pPr>
-        <w:pStyle w:val="Informations"/>
-        <w:numPr>
-          <w:ilvl w:val="6"/>
-          <w:numId w:val="17"/>
-        </w:numPr>
-      </w:pPr>
-      <w:r>
-        <w:t>Dictionnaire</w:t>
-      </w:r>
-      <w:r>
-        <w:t xml:space="preserve"> des données</w:t>
-      </w:r>
-    </w:p>
-    <w:p>
-      <w:pPr>
-        <w:pStyle w:val="Informations"/>
-        <w:numPr>
-          <w:ilvl w:val="6"/>
-          <w:numId w:val="17"/>
-        </w:numPr>
-      </w:pPr>
-      <w:r>
-        <w:t>Modèle conceptuel des données, modèles logique des données.</w:t>
-      </w:r>
-    </w:p>
-    <w:p>
-      <w:pPr>
-        <w:pStyle w:val="Titre2"/>
-      </w:pPr>
-      <w:bookmarkStart w:id="23" w:name="_Toc532179967"/>
-      <w:bookmarkStart w:id="24" w:name="_Toc165969651"/>
-      <w:bookmarkStart w:id="25" w:name="_Toc242091928"/>
-      <w:r>
-        <w:t>Conception des tests</w:t>
-      </w:r>
       <w:bookmarkEnd w:id="23"/>
       <w:bookmarkEnd w:id="24"/>
+    </w:p>
+    <w:p>
+      <w:pPr>
+        <w:pStyle w:val="Retraitcorpsdetexte"/>
+      </w:pPr>
+      <w:r>
+        <w:t xml:space="preserve">Un projet de test MSTest a été mis en place. Dedans une classe DataSeriesTests </w:t>
+      </w:r>
+      <w:r>
+        <w:t>qui teste la bonne importation des données.</w:t>
+      </w:r>
+    </w:p>
+    <w:p>
+      <w:pPr>
+        <w:pStyle w:val="Retraitcorpsdetexte"/>
+      </w:pPr>
+      <w:r>
+        <w:drawing>
+          <wp:inline distT="0" distB="0" distL="0" distR="0" wp14:anchorId="2DCD5433" wp14:editId="3923E8E4">
+            <wp:extent cx="3067478" cy="1209844"/>
+            <wp:effectExtent l="0" t="0" r="0" b="9525"/>
+            <wp:docPr id="848901047" name="Image 1"/>
+            <wp:cNvGraphicFramePr>
+              <a:graphicFrameLocks xmlns:a="http://schemas.openxmlformats.org/drawingml/2006/main" noChangeAspect="1"/>
+            </wp:cNvGraphicFramePr>
+            <a:graphic xmlns:a="http://schemas.openxmlformats.org/drawingml/2006/main">
+              <a:graphicData uri="http://schemas.openxmlformats.org/drawingml/2006/picture">
+                <pic:pic xmlns:pic="http://schemas.openxmlformats.org/drawingml/2006/picture">
+                  <pic:nvPicPr>
+                    <pic:cNvPr id="848901047" name=""/>
+                    <pic:cNvPicPr/>
+                  </pic:nvPicPr>
+                  <pic:blipFill>
+                    <a:blip r:embed="rId20"/>
+                    <a:stretch>
+                      <a:fillRect/>
+                    </a:stretch>
+                  </pic:blipFill>
+                  <pic:spPr>
+                    <a:xfrm>
+                      <a:off x="0" y="0"/>
+                      <a:ext cx="3067478" cy="1209844"/>
+                    </a:xfrm>
+                    <a:prstGeom prst="rect">
+                      <a:avLst/>
+                    </a:prstGeom>
+                  </pic:spPr>
+                </pic:pic>
+              </a:graphicData>
+            </a:graphic>
+          </wp:inline>
+        </w:drawing>
+      </w:r>
+    </w:p>
+    <w:p>
+      <w:pPr>
+        <w:pStyle w:val="Titre3"/>
+      </w:pPr>
+      <w:bookmarkStart w:id="25" w:name="_Toc244243910"/>
+      <w:r>
+        <w:t>ParseTemperature_Valide_RetourneTemperatureSet</w:t>
+      </w:r>
       <w:bookmarkEnd w:id="25"/>
     </w:p>
     <w:p>
       <w:pPr>
-        <w:pStyle w:val="Informations"/>
-        <w:numPr>
-          <w:ilvl w:val="5"/>
-          <w:numId w:val="18"/>
-        </w:numPr>
-      </w:pPr>
-      <w:r>
-        <w:t xml:space="preserve">Ce paragraphe permet de spécifier la stratégie de </w:t>
-      </w:r>
-      <w:r>
-        <w:t>test </w:t>
-      </w:r>
-      <w:r>
-        <w:t xml:space="preserve">qui sera menée au point </w:t>
-      </w:r>
-      <w:r>
-        <w:fldChar w:fldCharType="begin"/>
-      </w:r>
-      <w:r>
-        <w:instrText xml:space="preserve"> REF _Ref308525868 \r \h </w:instrText>
-      </w:r>
-      <w:r>
-        <w:fldChar w:fldCharType="separate"/>
-      </w:r>
-      <w:r>
-        <w:t>5.1</w:t>
-      </w:r>
-      <w:r>
-        <w:fldChar w:fldCharType="end"/>
-      </w:r>
-    </w:p>
-    <w:p>
-      <w:pPr>
-        <w:pStyle w:val="Informations"/>
-        <w:numPr>
-          <w:ilvl w:val="5"/>
-          <w:numId w:val="18"/>
-        </w:numPr>
-      </w:pPr>
-      <w:r>
-        <w:t>Qui, quand, avec quelles données, dans quel ordre, etc.</w:t>
-      </w:r>
+        <w:pStyle w:val="Retraitcorpsdetexte3"/>
+      </w:pPr>
+      <w:r>
+        <w:t xml:space="preserve">Cette méthode crée un TemperatureSet avec des valeurs, les parse pour en faire une DataSeries de TemperatureSet puis vérifie si les données une fois </w:t>
+      </w:r>
+      <w:proofErr w:type="spellStart"/>
+      <w:r>
+        <w:t>parsées</w:t>
+      </w:r>
+      <w:proofErr w:type="spellEnd"/>
+      <w:r>
+        <w:t xml:space="preserve"> ne soit pas altéré.</w:t>
+      </w:r>
+    </w:p>
+    <w:p>
+      <w:pPr>
+        <w:pStyle w:val="Titre3"/>
+      </w:pPr>
+      <w:bookmarkStart w:id="26" w:name="_Toc244243911"/>
+      <w:proofErr w:type="spellStart"/>
+      <w:r>
+        <w:t>FromCsv_ValidFile_ParsesCorrectly</w:t>
+      </w:r>
+      <w:bookmarkEnd w:id="26"/>
+      <w:proofErr w:type="spellEnd"/>
+    </w:p>
+    <w:p>
+      <w:pPr>
+        <w:pStyle w:val="Retraitcorpsdetexte3"/>
+      </w:pPr>
+      <w:r>
+        <w:t>Cette méthode permet de tester si le parse depuis un CSV fonctionne correctement.</w:t>
+      </w:r>
+    </w:p>
+    <w:p>
+      <w:pPr>
+        <w:pStyle w:val="Titre3"/>
+      </w:pPr>
+      <w:bookmarkStart w:id="27" w:name="_Toc244243912"/>
+      <w:proofErr w:type="spellStart"/>
+      <w:r>
+        <w:t>FromCsv_WithBlankLines_SkipsThem</w:t>
+      </w:r>
+      <w:bookmarkEnd w:id="27"/>
+      <w:proofErr w:type="spellEnd"/>
+    </w:p>
+    <w:p>
+      <w:pPr>
+        <w:pStyle w:val="Retraitcorpsdetexte3"/>
+      </w:pPr>
+      <w:r>
+        <w:t>Ce teste crée un fichier CSV avec des espaces avant les données</w:t>
+      </w:r>
+      <w:r>
+        <w:t xml:space="preserve"> afin de tester la robustesse du code.</w:t>
+      </w:r>
+    </w:p>
+    <w:p>
+      <w:pPr>
+        <w:pStyle w:val="Titre3"/>
+      </w:pPr>
+      <w:bookmarkStart w:id="28" w:name="_Toc244243913"/>
+      <w:proofErr w:type="spellStart"/>
+      <w:r>
+        <w:t>FromCsv_WithEmptyColumns_SkipsIncompleteLines</w:t>
+      </w:r>
+      <w:bookmarkEnd w:id="28"/>
+      <w:proofErr w:type="spellEnd"/>
+    </w:p>
+    <w:p>
+      <w:pPr>
+        <w:pStyle w:val="Retraitcorpsdetexte3"/>
+      </w:pPr>
+      <w:r>
+        <w:t>Ce teste crée un fichier CSV qui possède une colonne vide pour tester la réaction du programme.</w:t>
+      </w:r>
+    </w:p>
+    <w:p>
+      <w:pPr>
+        <w:pStyle w:val="Titre3"/>
+      </w:pPr>
+      <w:bookmarkStart w:id="29" w:name="_Toc244243914"/>
+      <w:proofErr w:type="spellStart"/>
+      <w:r>
+        <w:t>FromCsv_NonExistentFile_CatchesExceptionAndReturnsNull</w:t>
+      </w:r>
+      <w:bookmarkEnd w:id="29"/>
+      <w:proofErr w:type="spellEnd"/>
+    </w:p>
+    <w:p>
+      <w:pPr>
+        <w:pStyle w:val="Retraitcorpsdetexte3"/>
+      </w:pPr>
+      <w:r>
+        <w:t xml:space="preserve">Cette méthode tente de </w:t>
+      </w:r>
+      <w:proofErr w:type="spellStart"/>
+      <w:r>
+        <w:t>parser</w:t>
+      </w:r>
+      <w:proofErr w:type="spellEnd"/>
+      <w:r>
+        <w:t xml:space="preserve"> un fichier inexistant pour voir la réaction du programme.</w:t>
+      </w:r>
+    </w:p>
+    <w:p>
+      <w:pPr>
+        <w:pStyle w:val="Titre1"/>
+      </w:pPr>
+      <w:bookmarkStart w:id="30" w:name="_Toc165969653"/>
+      <w:bookmarkStart w:id="31" w:name="_Toc244243915"/>
+      <w:r>
+        <w:t>Conclusion</w:t>
+      </w:r>
+      <w:bookmarkEnd w:id="30"/>
+      <w:bookmarkEnd w:id="31"/>
     </w:p>
     <w:p>
       <w:pPr>
         <w:pStyle w:val="Titre2"/>
       </w:pPr>
-      <w:bookmarkStart w:id="26" w:name="_Toc242091929"/>
-      <w:bookmarkStart w:id="27" w:name="_Toc532179961"/>
-      <w:r>
-        <w:t>Planification</w:t>
-      </w:r>
-      <w:r>
-        <w:t xml:space="preserve"> détaillé</w:t>
-      </w:r>
-      <w:r>
-        <w:t>e</w:t>
-      </w:r>
-      <w:bookmarkEnd w:id="26"/>
-    </w:p>
-    <w:p>
-      <w:pPr>
-        <w:pStyle w:val="Informations"/>
-        <w:numPr>
-          <w:ilvl w:val="5"/>
-          <w:numId w:val="19"/>
-        </w:numPr>
-      </w:pPr>
-      <w:r>
-        <w:t>A ce stade, après l’analyse complète du projet, un planning détaillé et complet (avec tâches, sous-tâches, dépendances, durée</w:t>
-      </w:r>
-      <w:r>
-        <w:t>, …) peut être finalisé.</w:t>
-      </w:r>
-    </w:p>
-    <w:p>
-      <w:pPr>
-        <w:pStyle w:val="Informations"/>
-        <w:numPr>
-          <w:ilvl w:val="5"/>
-          <w:numId w:val="19"/>
-        </w:numPr>
-      </w:pPr>
-      <w:r>
-        <w:t>Le planning détaillé doit s’inscrire dans le planning initial.</w:t>
-      </w:r>
-      <w:r>
-        <w:t xml:space="preserve"> Il faut que l’on puisse situer cette planification détaillée par rapport à la planification initiale.</w:t>
-      </w:r>
-    </w:p>
-    <w:p>
-      <w:pPr>
-        <w:pStyle w:val="Titre1"/>
-      </w:pPr>
-      <w:bookmarkStart w:id="28" w:name="_Toc532179964"/>
-      <w:bookmarkStart w:id="29" w:name="_Toc165969648"/>
-      <w:bookmarkStart w:id="30" w:name="_Toc242091930"/>
-      <w:bookmarkEnd w:id="27"/>
-      <w:r>
-        <w:t>Réalisation</w:t>
-      </w:r>
-      <w:bookmarkEnd w:id="28"/>
-      <w:bookmarkEnd w:id="29"/>
-      <w:bookmarkEnd w:id="30"/>
+      <w:bookmarkStart w:id="32" w:name="_Toc165969654"/>
+      <w:bookmarkStart w:id="33" w:name="_Toc244243916"/>
+      <w:r>
+        <w:t xml:space="preserve">Bilan des </w:t>
+      </w:r>
+      <w:bookmarkEnd w:id="32"/>
+      <w:r>
+        <w:t>fonctionnalités demandées</w:t>
+      </w:r>
+      <w:bookmarkEnd w:id="33"/>
+    </w:p>
+    <w:p>
+      <w:pPr>
+        <w:pStyle w:val="Retraitcorpsdetexte"/>
+      </w:pPr>
+      <w:r>
+        <w:t>Dans le projet la majorité des fonctionnalités prévu à l’origine ont été implémentés et sont fonctionnelles.</w:t>
+      </w:r>
+    </w:p>
+    <w:p>
+      <w:pPr>
+        <w:pStyle w:val="Retraitcorpsdetexte"/>
+      </w:pPr>
+      <w:r>
+        <w:t>L’utilisateur peut charger des données, elles sont traitées</w:t>
+      </w:r>
+      <w:r>
+        <w:t>,</w:t>
+      </w:r>
+      <w:r>
+        <w:t xml:space="preserve"> s’il y a des données en doublon, elles écrasent les précédentes</w:t>
+      </w:r>
+      <w:r>
+        <w:t>, s’il y a des données incorrecte l’utilisateur est prévenu et l’importation s’annule</w:t>
+      </w:r>
+      <w:r>
+        <w:t>.</w:t>
+      </w:r>
+      <w:r>
+        <w:t xml:space="preserve"> J’ai très largement sous-estimé ce point, je pensais pouvoir le réaliser en deux semaines, mais il m’en a fallu 4. Lors de l’importation l’utilisateur doit </w:t>
+      </w:r>
+      <w:r>
+        <w:t>entrer</w:t>
+      </w:r>
+      <w:r>
+        <w:t xml:space="preserve"> un titre pour le graphique, cela n’était pas prévu à l’origine et </w:t>
+      </w:r>
+      <w:r>
+        <w:t>a</w:t>
+      </w:r>
+      <w:r>
+        <w:t xml:space="preserve"> été changer en cours de route lorsque j’ai réalisé qu’il n’était pas possible de </w:t>
+      </w:r>
+      <w:r>
+        <w:t>récupérer un titre pertinent directement des données importées. Cela était une erreur, j’</w:t>
+      </w:r>
+      <w:r>
+        <w:t>aurais</w:t>
+      </w:r>
+      <w:r>
+        <w:t xml:space="preserve"> dû au minimum en parler au chef de projet avant de changer cette user </w:t>
+      </w:r>
+      <w:proofErr w:type="spellStart"/>
+      <w:r>
+        <w:t>storie</w:t>
+      </w:r>
+      <w:proofErr w:type="spellEnd"/>
+      <w:r>
+        <w:t>.</w:t>
+      </w:r>
+    </w:p>
+    <w:p>
+      <w:pPr>
+        <w:pStyle w:val="Retraitcorpsdetexte"/>
+      </w:pPr>
+      <w:r>
+        <w:t>Le graphique s’affiche correctement et dynamiquement (lors de l’import de données). Dans un souci de lisibilité des graphique, l’application permet l’affichage simultané de 5 graphiques maximum, sinon quoi il retire en retire pour que le nombre corresponde.</w:t>
+      </w:r>
+    </w:p>
+    <w:p>
+      <w:pPr>
+        <w:pStyle w:val="Retraitcorpsdetexte"/>
+      </w:pPr>
+      <w:r>
+        <w:lastRenderedPageBreak/>
+        <w:t xml:space="preserve">L’utilisateur </w:t>
+      </w:r>
+      <w:r>
+        <w:t>à la capacité de se déplacer dans l’espace des graphiques. Je pensais avoir à le coder plus ou moins à la main, mais la librairie ScottPlot l’intègre nativement.</w:t>
+      </w:r>
+    </w:p>
+    <w:p>
+      <w:pPr>
+        <w:pStyle w:val="Retraitcorpsdetexte"/>
+      </w:pPr>
+      <w:r>
+        <w:t xml:space="preserve">Les graphiques importés ont un titre et une légende </w:t>
+      </w:r>
+      <w:r>
+        <w:t>donné par l’utilisateur lors de l’importation du graphique.</w:t>
+      </w:r>
+    </w:p>
+    <w:p>
+      <w:pPr>
+        <w:pStyle w:val="Retraitcorpsdetexte"/>
+      </w:pPr>
+      <w:r>
+        <w:t>L’utilisateur a la possibilité de changer de graphique comme prévu.</w:t>
+      </w:r>
+    </w:p>
+    <w:p>
+      <w:pPr>
+        <w:pStyle w:val="Retraitcorpsdetexte"/>
+      </w:pPr>
+      <w:r>
+        <w:t>A l’origine il y avait été prévu un affichage par date</w:t>
+      </w:r>
+      <w:r>
+        <w:t>, où l’on pouvait spécifier des dates pour que le graphique se trouve exactement sur les valeurs données.</w:t>
+      </w:r>
+      <w:r>
+        <w:t xml:space="preserve"> Cette fonctionnalité n’a pas été implémenter par manque de temps.</w:t>
+      </w:r>
     </w:p>
     <w:p>
       <w:pPr>
         <w:pStyle w:val="Titre2"/>
       </w:pPr>
-      <w:bookmarkStart w:id="31" w:name="_Toc532179965"/>
-      <w:bookmarkStart w:id="32" w:name="_Toc165969649"/>
-      <w:bookmarkStart w:id="33" w:name="_Toc242091931"/>
-      <w:r>
-        <w:t>Dossier de Réalisation</w:t>
-      </w:r>
-      <w:bookmarkEnd w:id="31"/>
-      <w:bookmarkEnd w:id="32"/>
-      <w:bookmarkEnd w:id="33"/>
-    </w:p>
-    <w:p>
-      <w:pPr>
-        <w:pStyle w:val="Informations"/>
-        <w:numPr>
-          <w:ilvl w:val="5"/>
-          <w:numId w:val="20"/>
-        </w:numPr>
-      </w:pPr>
-      <w:r>
-        <w:t>Ce</w:t>
-      </w:r>
-      <w:r>
-        <w:t>tte partie</w:t>
-      </w:r>
-      <w:r>
-        <w:t xml:space="preserve"> permet de reproduire ou reprendre le projet par un tiers.</w:t>
-      </w:r>
-    </w:p>
-    <w:p>
-      <w:pPr>
-        <w:pStyle w:val="Informations"/>
-        <w:numPr>
-          <w:ilvl w:val="5"/>
-          <w:numId w:val="20"/>
-        </w:numPr>
-      </w:pPr>
-      <w:r>
-        <w:t xml:space="preserve">Pour chaque </w:t>
-      </w:r>
-      <w:r>
-        <w:t xml:space="preserve">étape, il faut décrire sa mise en </w:t>
-      </w:r>
-      <w:r>
-        <w:t>œuvre. Typiquement</w:t>
-      </w:r>
-      <w:r>
-        <w:t> :</w:t>
-      </w:r>
-    </w:p>
-    <w:p>
-      <w:pPr>
-        <w:pStyle w:val="Informations"/>
-        <w:numPr>
-          <w:ilvl w:val="6"/>
-          <w:numId w:val="20"/>
-        </w:numPr>
-      </w:pPr>
-      <w:r>
-        <w:t>Versions des outils logiciels utilisés (OS, applications, pilotes, librairies, etc.)</w:t>
-      </w:r>
-    </w:p>
-    <w:p>
-      <w:pPr>
-        <w:pStyle w:val="Informations"/>
-        <w:numPr>
-          <w:ilvl w:val="6"/>
-          <w:numId w:val="20"/>
-        </w:numPr>
-      </w:pPr>
-      <w:r>
-        <w:t>Configurations spéciales</w:t>
-      </w:r>
-      <w:r>
-        <w:t xml:space="preserve"> des outils (Equipements, </w:t>
-      </w:r>
-      <w:r>
-        <w:t>PC</w:t>
-      </w:r>
-      <w:r>
-        <w:t xml:space="preserve">, machines, </w:t>
-      </w:r>
-      <w:r>
-        <w:t xml:space="preserve">outillage, </w:t>
-      </w:r>
-      <w:r>
-        <w:t>etc.)</w:t>
-      </w:r>
-    </w:p>
-    <w:p>
-      <w:pPr>
-        <w:pStyle w:val="Informations"/>
-        <w:numPr>
-          <w:ilvl w:val="6"/>
-          <w:numId w:val="20"/>
-        </w:numPr>
-      </w:pPr>
-      <w:r>
-        <w:t xml:space="preserve">Code source </w:t>
-      </w:r>
-      <w:r>
-        <w:t xml:space="preserve">commenté </w:t>
-      </w:r>
-      <w:r>
-        <w:t xml:space="preserve">des </w:t>
-      </w:r>
-      <w:r>
-        <w:t>éléments logiciels</w:t>
-      </w:r>
-      <w:r>
-        <w:t xml:space="preserve"> développés.</w:t>
-      </w:r>
-    </w:p>
-    <w:p>
-      <w:pPr>
-        <w:pStyle w:val="Informations"/>
-        <w:numPr>
-          <w:ilvl w:val="6"/>
-          <w:numId w:val="20"/>
-        </w:numPr>
-      </w:pPr>
-      <w:r>
-        <w:t>Modèle physique d’une base de données.</w:t>
-      </w:r>
-    </w:p>
-    <w:p>
-      <w:pPr>
-        <w:pStyle w:val="Informations"/>
-        <w:numPr>
-          <w:ilvl w:val="6"/>
-          <w:numId w:val="20"/>
-        </w:numPr>
-      </w:pPr>
-      <w:r>
-        <w:t>Arborescences des documents produits</w:t>
-      </w:r>
-      <w:r>
-        <w:t>.</w:t>
-      </w:r>
-    </w:p>
-    <w:p>
-      <w:pPr>
-        <w:pStyle w:val="Informations"/>
-        <w:numPr>
-          <w:ilvl w:val="5"/>
-          <w:numId w:val="20"/>
-        </w:numPr>
-      </w:pPr>
-      <w:r>
-        <w:t>Il faut décrire le parcours de réalisation e</w:t>
-      </w:r>
-      <w:r>
-        <w:t>t</w:t>
-      </w:r>
-      <w:r>
-        <w:t xml:space="preserve"> justifi</w:t>
-      </w:r>
-      <w:r>
-        <w:t>er</w:t>
-      </w:r>
-      <w:r>
-        <w:t xml:space="preserve"> les choix. </w:t>
-      </w:r>
-    </w:p>
-    <w:p>
-      <w:pPr>
-        <w:pStyle w:val="Titre2"/>
-      </w:pPr>
-      <w:bookmarkStart w:id="34" w:name="_Toc532179960"/>
-      <w:bookmarkStart w:id="35" w:name="_Toc165969644"/>
-      <w:bookmarkStart w:id="36" w:name="_Toc242091932"/>
-      <w:r>
-        <w:lastRenderedPageBreak/>
-        <w:t>Modifications</w:t>
+      <w:bookmarkStart w:id="34" w:name="_Toc165969655"/>
+      <w:bookmarkStart w:id="35" w:name="_Toc244243917"/>
+      <w:r>
+        <w:t>Bilan de la planification</w:t>
       </w:r>
       <w:bookmarkEnd w:id="34"/>
       <w:bookmarkEnd w:id="35"/>
+    </w:p>
+    <w:p>
+      <w:pPr>
+        <w:pStyle w:val="Retraitcorpsdetexte"/>
+      </w:pPr>
+      <w:r>
+        <w:t>La planification s’est avérée fausse dès la première semaine.</w:t>
+      </w:r>
+    </w:p>
+    <w:p>
+      <w:pPr>
+        <w:pStyle w:val="Retraitcorpsdetexte"/>
+      </w:pPr>
+      <w:r>
+        <w:t>Je pensais pouvoir commencer par l’affichage des données avec des données de testes inscrites en dure, mais après avoir fait un Frontend de base, il s’est avérer que à la place de perdre du temps à créer et importer des données de testes qui seront supprimer plus tard, j’ai décidé de passer à l’importation des données. Cela m’a permis de passer la première et la deuxième semaine sur l’importation des données.</w:t>
+      </w:r>
+    </w:p>
+    <w:p>
+      <w:pPr>
+        <w:pStyle w:val="Retraitcorpsdetexte"/>
+      </w:pPr>
+      <w:r>
+        <w:t>Durant la deuxième semaine je pensais faire l’affichage de la légende mais j’</w:t>
+      </w:r>
+      <w:r>
+        <w:t>étais</w:t>
+      </w:r>
+      <w:r>
+        <w:t xml:space="preserve"> occuper à finaliser et tester l’importation des données, donc je l’ai décalé.</w:t>
+      </w:r>
+    </w:p>
+    <w:p>
+      <w:pPr>
+        <w:pStyle w:val="Retraitcorpsdetexte"/>
+      </w:pPr>
+      <w:r>
+        <w:t>En ce qui concerne la troisième semaine, je n’avais pas prévu ça</w:t>
+      </w:r>
+      <w:r>
+        <w:t xml:space="preserve"> dans ma planification</w:t>
+      </w:r>
+      <w:r>
+        <w:t xml:space="preserve">, mais le 21 septembre était le lundi du jeune, donc je n’ai pas </w:t>
+      </w:r>
+      <w:r>
+        <w:t>travaillé</w:t>
+      </w:r>
+      <w:r>
+        <w:t>.</w:t>
+      </w:r>
+    </w:p>
+    <w:p>
+      <w:pPr>
+        <w:pStyle w:val="Retraitcorpsdetexte"/>
+      </w:pPr>
+      <w:r>
+        <w:t>Pour la quatrième semaine j’ai commencé par travailler sur la fin de l’importation des données et de leurs affichages puis je suis passé à l’affichage de la légende qui m’a pris moins de temps que prévu, donc j’ai pu le terminer dans la même semaine.</w:t>
+      </w:r>
+    </w:p>
+    <w:p>
+      <w:pPr>
+        <w:pStyle w:val="Retraitcorpsdetexte"/>
+      </w:pPr>
+      <w:r>
+        <w:t xml:space="preserve">Pour la cinquième semaine </w:t>
+      </w:r>
+      <w:r>
+        <w:t>j’ai réalisé qu’il y avait un problème lors de l’importation des données. J’</w:t>
+      </w:r>
+      <w:r>
+        <w:t>avais</w:t>
+      </w:r>
+      <w:r>
+        <w:t xml:space="preserve"> mis dans mes </w:t>
+      </w:r>
+      <w:proofErr w:type="spellStart"/>
+      <w:r>
+        <w:t>users</w:t>
+      </w:r>
+      <w:proofErr w:type="spellEnd"/>
+      <w:r>
+        <w:t xml:space="preserve"> stories que les données importées en doublons écrasaient celle présente en DB. Point que j’ai passé toute la séance à corriger.</w:t>
+      </w:r>
+    </w:p>
+    <w:p>
+      <w:pPr>
+        <w:pStyle w:val="Retraitcorpsdetexte"/>
+      </w:pPr>
+      <w:r>
+        <w:t xml:space="preserve">Durant la sixième semaine </w:t>
+      </w:r>
+      <w:r>
+        <w:t xml:space="preserve">j’ai travaillé comme prévu sur l’importation de données, mais je n’ai pas fini à temps et cela </w:t>
+      </w:r>
+      <w:r>
+        <w:t>a</w:t>
+      </w:r>
+      <w:r>
+        <w:t xml:space="preserve"> débordé sur la septième semaine durant laquelle j’ai également exclusivement travailler sur l’importation des données.</w:t>
+      </w:r>
+    </w:p>
+    <w:p>
+      <w:pPr>
+        <w:pStyle w:val="Retraitcorpsdetexte"/>
+      </w:pPr>
+      <w:r>
+        <w:t xml:space="preserve">Entre la septième et la huitième semaine il y avait 2 semaines de vacances durant lesquelles j’ai un peu travailler. J’ai </w:t>
+      </w:r>
+      <w:r>
+        <w:t>terminé les derniers détails de l’importation des données puis j’ai ajout le système de changement de graphiques.</w:t>
+      </w:r>
+    </w:p>
+    <w:p>
+      <w:pPr>
+        <w:pStyle w:val="Retraitcorpsdetexte"/>
+      </w:pPr>
+      <w:r>
+        <w:t>La huitième semaine qui devai</w:t>
+      </w:r>
+      <w:r>
+        <w:t>t</w:t>
+      </w:r>
+      <w:r>
+        <w:t xml:space="preserve"> être dédier exclusivement à la documentation du projet à en réalité partagé avec la mise en place des </w:t>
+      </w:r>
+      <w:r>
+        <w:t>tests</w:t>
+      </w:r>
+      <w:r>
+        <w:t xml:space="preserve"> unitaire, point que j’avais négligé dans ma planification.</w:t>
+      </w:r>
+    </w:p>
+    <w:p>
+      <w:pPr>
+        <w:pStyle w:val="Titre2"/>
+      </w:pPr>
+      <w:bookmarkStart w:id="36" w:name="_Toc165969656"/>
+      <w:bookmarkStart w:id="37" w:name="_Toc244243918"/>
+      <w:r>
+        <w:t>Bilan personnel</w:t>
+      </w:r>
       <w:bookmarkEnd w:id="36"/>
-    </w:p>
-    <w:p>
-      <w:pPr>
-        <w:pStyle w:val="Informations"/>
-        <w:numPr>
-          <w:ilvl w:val="5"/>
-          <w:numId w:val="21"/>
-        </w:numPr>
-      </w:pPr>
-      <w:r>
-        <w:t>Historique</w:t>
-      </w:r>
-      <w:r>
-        <w:t xml:space="preserve"> des modifications demandées (ou nécessaires) au</w:t>
-      </w:r>
-      <w:r>
-        <w:t>x</w:t>
-      </w:r>
-      <w:r>
-        <w:t xml:space="preserve"> spécifications détaillé</w:t>
-      </w:r>
-      <w:r>
-        <w:t>es.</w:t>
-      </w:r>
-    </w:p>
-    <w:p>
-      <w:pPr>
-        <w:pStyle w:val="Informations"/>
-        <w:numPr>
-          <w:ilvl w:val="5"/>
-          <w:numId w:val="21"/>
-        </w:numPr>
-      </w:pPr>
-      <w:r>
-        <w:t>Date, raison, description, etc.</w:t>
+      <w:bookmarkEnd w:id="37"/>
+    </w:p>
+    <w:p>
+      <w:pPr>
+        <w:pStyle w:val="Retraitcorpsdetexte"/>
+      </w:pPr>
+      <w:r>
+        <w:t xml:space="preserve">Ce projet m’a permis de comprendre comment </w:t>
+      </w:r>
+      <w:r>
+        <w:t xml:space="preserve">passer de projet programmé de manière procédurale vers </w:t>
+      </w:r>
+      <w:r>
+        <w:t>de la programmation fonctionnelle, ce qui change toute la manière de résonner et d</w:t>
+      </w:r>
+      <w:r>
+        <w:t>’appréhender les problèmes.</w:t>
+      </w:r>
+      <w:r>
+        <w:t xml:space="preserve"> </w:t>
+      </w:r>
+    </w:p>
+    <w:p>
+      <w:pPr>
+        <w:rPr>
+          <w:rFonts w:asciiTheme="majorHAnsi" w:hAnsiTheme="majorHAnsi" w:cs="Arial"/>
+          <w:b/>
+          <w:bCs/>
+          <w:caps/>
+          <w:kern w:val="32"/>
+          <w:sz w:val="32"/>
+          <w:szCs w:val="32"/>
+        </w:rPr>
+      </w:pPr>
+      <w:bookmarkStart w:id="38" w:name="_Toc532179971"/>
+      <w:bookmarkStart w:id="39" w:name="_Toc165969657"/>
+      <w:bookmarkStart w:id="40" w:name="_Toc244243919"/>
+      <w:r>
+        <w:br w:type="page"/>
       </w:r>
     </w:p>
     <w:p>
       <w:pPr>
         <w:pStyle w:val="Titre1"/>
       </w:pPr>
-      <w:bookmarkStart w:id="37" w:name="_Toc532179966"/>
-      <w:bookmarkStart w:id="38" w:name="_Toc165969650"/>
-      <w:bookmarkStart w:id="39" w:name="_Toc242091933"/>
-      <w:r>
-        <w:t>Tests</w:t>
-      </w:r>
-      <w:bookmarkEnd w:id="37"/>
+      <w:r>
+        <w:lastRenderedPageBreak/>
+        <w:t>Divers</w:t>
+      </w:r>
       <w:bookmarkEnd w:id="38"/>
       <w:bookmarkEnd w:id="39"/>
+      <w:bookmarkEnd w:id="40"/>
     </w:p>
     <w:p>
       <w:pPr>
         <w:pStyle w:val="Titre2"/>
       </w:pPr>
-      <w:bookmarkStart w:id="40" w:name="_Toc532179968"/>
-      <w:bookmarkStart w:id="41" w:name="_Toc165969652"/>
-      <w:bookmarkStart w:id="42" w:name="_Ref308525868"/>
-      <w:bookmarkStart w:id="43" w:name="_Toc242091934"/>
-      <w:r>
-        <w:t>Dossier des tests</w:t>
-      </w:r>
-      <w:bookmarkEnd w:id="40"/>
+      <w:bookmarkStart w:id="41" w:name="_Toc532179972"/>
+      <w:bookmarkStart w:id="42" w:name="_Toc165969658"/>
+      <w:bookmarkStart w:id="43" w:name="_Toc244243920"/>
+      <w:r>
+        <w:t>Journal de travail</w:t>
+      </w:r>
       <w:bookmarkEnd w:id="41"/>
       <w:bookmarkEnd w:id="42"/>
       <w:bookmarkEnd w:id="43"/>
     </w:p>
     <w:p>
       <w:pPr>
-        <w:pStyle w:val="Informations"/>
-        <w:numPr>
-          <w:ilvl w:val="5"/>
-          <w:numId w:val="22"/>
-        </w:numPr>
-      </w:pPr>
-      <w:r>
-        <w:t>On dresse le bilan des t</w:t>
-      </w:r>
-      <w:r>
-        <w:t>ests effectués (qui, quand, avec quelles données…)</w:t>
-      </w:r>
-      <w:r>
-        <w:t xml:space="preserve"> sous forme de procédure. Lorsque cela est possible, fournir un tableau des tests effectués avec les résultats obtenus et les actions à entreprendre en conséquence</w:t>
-      </w:r>
-      <w:r>
-        <w:t xml:space="preserve"> (et une estimation de leur durée)</w:t>
-      </w:r>
-      <w:r>
-        <w:t>.</w:t>
-      </w:r>
-    </w:p>
-    <w:p>
-      <w:pPr>
-        <w:pStyle w:val="Informations"/>
-        <w:numPr>
-          <w:ilvl w:val="5"/>
-          <w:numId w:val="22"/>
-        </w:numPr>
-      </w:pPr>
-      <w:r>
-        <w:t xml:space="preserve">Si des tests prévus dans la stratégie n'ont pas pu être </w:t>
-      </w:r>
-      <w:r>
-        <w:t>effectués :</w:t>
-      </w:r>
-    </w:p>
-    <w:p>
-      <w:pPr>
-        <w:pStyle w:val="Informations"/>
-        <w:numPr>
-          <w:ilvl w:val="6"/>
-          <w:numId w:val="22"/>
-        </w:numPr>
-      </w:pPr>
-      <w:r>
-        <w:t>raison, décisions, etc.</w:t>
-      </w:r>
-    </w:p>
-    <w:p>
-      <w:pPr>
-        <w:pStyle w:val="Informations"/>
-        <w:numPr>
-          <w:ilvl w:val="5"/>
-          <w:numId w:val="22"/>
-        </w:numPr>
-      </w:pPr>
-      <w:r>
-        <w:t>Liste des bugs répertoriés avec la date de découverte et leur état:</w:t>
-      </w:r>
-    </w:p>
-    <w:p>
-      <w:pPr>
-        <w:pStyle w:val="Informations"/>
-        <w:numPr>
-          <w:ilvl w:val="6"/>
-          <w:numId w:val="22"/>
-        </w:numPr>
-      </w:pPr>
-      <w:r>
-        <w:t>Corrigé</w:t>
-      </w:r>
-      <w:r>
-        <w:t xml:space="preserve">, </w:t>
-      </w:r>
-      <w:r>
-        <w:t>date de correction, corrigé par, etc.</w:t>
-      </w:r>
-    </w:p>
-    <w:p>
-      <w:pPr>
-        <w:pStyle w:val="Titre1"/>
-      </w:pPr>
-      <w:bookmarkStart w:id="44" w:name="_Toc165969653"/>
-      <w:bookmarkStart w:id="45" w:name="_Toc242091935"/>
-      <w:r>
-        <w:t>Conclusion</w:t>
+        <w:pStyle w:val="Retraitcorpsdetexte"/>
+      </w:pPr>
+      <w:r>
+        <w:t>Voir fichier « J-323-gillhorset-JDT.pdf » en annexe.</w:t>
+      </w:r>
+    </w:p>
+    <w:p>
+      <w:pPr>
+        <w:pStyle w:val="Titre2"/>
+      </w:pPr>
+      <w:bookmarkStart w:id="44" w:name="_Toc244243921"/>
+      <w:r>
+        <w:t>Utilisation de l’IA</w:t>
       </w:r>
       <w:bookmarkEnd w:id="44"/>
-      <w:bookmarkEnd w:id="45"/>
-    </w:p>
-    <w:p>
-      <w:pPr>
-        <w:pStyle w:val="Titre2"/>
-      </w:pPr>
-      <w:bookmarkStart w:id="46" w:name="_Toc165969654"/>
-      <w:bookmarkStart w:id="47" w:name="_Toc242091936"/>
-      <w:r>
-        <w:t xml:space="preserve">Bilan des </w:t>
-      </w:r>
-      <w:bookmarkEnd w:id="46"/>
-      <w:r>
-        <w:t>fonctionnalités demandées</w:t>
-      </w:r>
-      <w:bookmarkEnd w:id="47"/>
     </w:p>
     <w:p>
       <w:pPr>
         <w:pStyle w:val="Retraitcorpsdetexte"/>
       </w:pPr>
       <w:r>
-        <w:t>Dans le projet la majorité des fonctionnalités prévu à l’origine ont été implémentés et sont fonctionnelles.</w:t>
+        <w:t xml:space="preserve">L’IA a été relativement peu utilisé pour </w:t>
+      </w:r>
+      <w:r>
+        <w:t>c</w:t>
+      </w:r>
+      <w:r>
+        <w:t>e projet.</w:t>
+      </w:r>
+      <w:r>
+        <w:t xml:space="preserve"> Le modèle utilisé était Mistral</w:t>
+      </w:r>
+      <w:r>
+        <w:t xml:space="preserve"> </w:t>
+      </w:r>
+      <w:r>
+        <w:t xml:space="preserve">Vibe en mode </w:t>
+      </w:r>
+      <w:r>
+        <w:t xml:space="preserve">Work. </w:t>
+      </w:r>
+      <w:r>
+        <w:t>Elle m’a été très utile notamment pour créer les tests unitaires du projet.</w:t>
       </w:r>
     </w:p>
     <w:p>
@@ -5925,31 +5144,122 @@
         <w:pStyle w:val="Retraitcorpsdetexte"/>
       </w:pPr>
       <w:r>
-        <w:t>L’utilisateur peut charger des données, elles sont traitées</w:t>
-      </w:r>
-      <w:r>
-        <w:t>,</w:t>
-      </w:r>
-      <w:r>
-        <w:t xml:space="preserve"> s’il y a des données en doublon, elles écrasent les précédentes</w:t>
-      </w:r>
-      <w:r>
-        <w:t>, s’il y a des données incorrecte l’utilisateur est prévenu et l’importation s’annule</w:t>
-      </w:r>
-      <w:r>
-        <w:t>.</w:t>
-      </w:r>
-      <w:r>
-        <w:t xml:space="preserve"> J’ai très largement sous-estimé ce point, je pensais pouvoir le réaliser en deux semaines, mais il m’en a fallu 4. Lors de l’importation l’utilisateur doit </w:t>
-      </w:r>
-      <w:r>
-        <w:t>entrer</w:t>
-      </w:r>
-      <w:r>
-        <w:t xml:space="preserve"> un titre pour le graphique, cela n’était pas prévu à l’origine et à été changer en cours de route lorsque j’ai réalisé qu’il n’était pas possible de </w:t>
-      </w:r>
-      <w:r>
-        <w:t>récupérer un titre pertinent directement des données importées. Cela était une erreur, j’aurait dû au minimum en parler au chef de projet avant de changer cette user storie.</w:t>
+        <w:t>Exemple de p</w:t>
+      </w:r>
+      <w:r>
+        <w:t xml:space="preserve">rompte : </w:t>
+      </w:r>
+      <w:proofErr w:type="gramStart"/>
+      <w:r>
+        <w:t>« </w:t>
+      </w:r>
+      <w:r>
+        <w:rPr>
+          <w:i/>
+          <w:iCs/>
+        </w:rPr>
+        <w:t>Génère moi</w:t>
+      </w:r>
+      <w:proofErr w:type="gramEnd"/>
+      <w:r>
+        <w:rPr>
+          <w:i/>
+          <w:iCs/>
+        </w:rPr>
+        <w:t xml:space="preserve"> un test unitaire pour tester mon </w:t>
+      </w:r>
+      <w:proofErr w:type="spellStart"/>
+      <w:r>
+        <w:rPr>
+          <w:i/>
+          <w:iCs/>
+        </w:rPr>
+        <w:t>parser</w:t>
+      </w:r>
+      <w:proofErr w:type="spellEnd"/>
+      <w:r>
+        <w:t> » suivi du copier</w:t>
+      </w:r>
+      <w:r>
+        <w:t>-</w:t>
+      </w:r>
+      <w:r>
+        <w:t xml:space="preserve">coller de mon </w:t>
+      </w:r>
+      <w:proofErr w:type="spellStart"/>
+      <w:r>
+        <w:t>parser</w:t>
+      </w:r>
+      <w:proofErr w:type="spellEnd"/>
+      <w:r>
+        <w:t xml:space="preserve">, de la </w:t>
+      </w:r>
+      <w:proofErr w:type="gramStart"/>
+      <w:r>
+        <w:t>méthode .From</w:t>
+      </w:r>
+      <w:proofErr w:type="gramEnd"/>
+      <w:r>
+        <w:t xml:space="preserve"> de DataSeries</w:t>
+      </w:r>
+      <w:r>
+        <w:t xml:space="preserve"> </w:t>
+      </w:r>
+      <w:r>
+        <w:t>ainsi que</w:t>
+      </w:r>
+      <w:r>
+        <w:t xml:space="preserve"> mon TemperatureSet</w:t>
+      </w:r>
+      <w:r>
+        <w:t>, « </w:t>
+      </w:r>
+      <w:r>
+        <w:rPr>
+          <w:i/>
+          <w:iCs/>
+        </w:rPr>
+        <w:t>je</w:t>
+      </w:r>
+      <w:r>
+        <w:rPr>
+          <w:i/>
+          <w:iCs/>
+        </w:rPr>
+        <w:t xml:space="preserve"> créer des DataSeries de </w:t>
+      </w:r>
+      <w:r>
+        <w:rPr>
+          <w:i/>
+          <w:iCs/>
+        </w:rPr>
+        <w:t xml:space="preserve">TemperatureSet avec la </w:t>
+      </w:r>
+      <w:proofErr w:type="gramStart"/>
+      <w:r>
+        <w:rPr>
+          <w:i/>
+          <w:iCs/>
+        </w:rPr>
+        <w:t xml:space="preserve">méthode </w:t>
+      </w:r>
+      <w:r>
+        <w:rPr>
+          <w:i/>
+          <w:iCs/>
+        </w:rPr>
+        <w:t>.From</w:t>
+      </w:r>
+      <w:proofErr w:type="gramEnd"/>
+      <w:r>
+        <w:rPr>
+          <w:i/>
+          <w:iCs/>
+        </w:rPr>
+        <w:t> </w:t>
+      </w:r>
+      <w:r>
+        <w:t>»</w:t>
       </w:r>
     </w:p>
     <w:p>
@@ -5957,7 +5267,13 @@
         <w:pStyle w:val="Retraitcorpsdetexte"/>
       </w:pPr>
       <w:r>
-        <w:t>Le graphique s’affiche correctement et dynamiquement (lors de l’import de données). Dans un souci de lisibilité des graphique, l’application permet l’affichage simultané de 5 graphiques maximum, sinon quoi il retire en retire pour que le nombre corresponde.</w:t>
+        <w:t>Réponse de l’IA </w:t>
+      </w:r>
+      <w:r>
+        <w:t>(tronquée) </w:t>
+      </w:r>
+      <w:r>
+        <w:t>:</w:t>
       </w:r>
     </w:p>
     <w:p>
@@ -5965,10 +5281,41 @@
         <w:pStyle w:val="Retraitcorpsdetexte"/>
       </w:pPr>
       <w:r>
-        <w:t xml:space="preserve">L’utilisateur </w:t>
-      </w:r>
-      <w:r>
-        <w:t>à la capacité de se déplacer dans l’espace des graphiques. Je pensais avoir à le coder plus ou moins à la main, mais la librairie ScottPlot l’intègre nativement.</w:t>
+        <w:drawing>
+          <wp:inline distT="0" distB="0" distL="0" distR="0" wp14:anchorId="13D10295" wp14:editId="5876E0DE">
+            <wp:extent cx="5759450" cy="2444750"/>
+            <wp:effectExtent l="0" t="0" r="0" b="0"/>
+            <wp:docPr id="1773765257" name="Image 1"/>
+            <wp:cNvGraphicFramePr>
+              <a:graphicFrameLocks xmlns:a="http://schemas.openxmlformats.org/drawingml/2006/main" noChangeAspect="1"/>
+            </wp:cNvGraphicFramePr>
+            <a:graphic xmlns:a="http://schemas.openxmlformats.org/drawingml/2006/main">
+              <a:graphicData uri="http://schemas.openxmlformats.org/drawingml/2006/picture">
+                <pic:pic xmlns:pic="http://schemas.openxmlformats.org/drawingml/2006/picture">
+                  <pic:nvPicPr>
+                    <pic:cNvPr id="1773765257" name=""/>
+                    <pic:cNvPicPr/>
+                  </pic:nvPicPr>
+                  <pic:blipFill>
+                    <a:blip r:embed="rId21"/>
+                    <a:stretch>
+                      <a:fillRect/>
+                    </a:stretch>
+                  </pic:blipFill>
+                  <pic:spPr>
+                    <a:xfrm>
+                      <a:off x="0" y="0"/>
+                      <a:ext cx="5759450" cy="2444750"/>
+                    </a:xfrm>
+                    <a:prstGeom prst="rect">
+                      <a:avLst/>
+                    </a:prstGeom>
+                  </pic:spPr>
+                </pic:pic>
+              </a:graphicData>
+            </a:graphic>
+          </wp:inline>
+        </w:drawing>
       </w:r>
     </w:p>
     <w:p>
@@ -5976,10 +5323,20 @@
         <w:pStyle w:val="Retraitcorpsdetexte"/>
       </w:pPr>
       <w:r>
-        <w:t xml:space="preserve">Les graphiques importés ont un titre et une légende </w:t>
-      </w:r>
-      <w:r>
-        <w:t>donné par l’utilisateur lors de l’importation du graphique.</w:t>
+        <w:t xml:space="preserve">L’IA m’a aidé aussi à comprendre la logique derrière l’interdiction </w:t>
+      </w:r>
+      <w:proofErr w:type="gramStart"/>
+      <w:r>
+        <w:t>des .</w:t>
+      </w:r>
+      <w:proofErr w:type="spellStart"/>
+      <w:r>
+        <w:t>ForEach</w:t>
+      </w:r>
+      <w:proofErr w:type="spellEnd"/>
+      <w:proofErr w:type="gramEnd"/>
+      <w:r>
+        <w:t xml:space="preserve"> et à les corriger.</w:t>
       </w:r>
     </w:p>
     <w:p>
@@ -5987,7 +5344,58 @@
         <w:pStyle w:val="Retraitcorpsdetexte"/>
       </w:pPr>
       <w:r>
-        <w:t>L’utilisateur a la possibilité de changer de graphique comme prévu.</w:t>
+        <w:t xml:space="preserve">Exemple de prompte : « </w:t>
+      </w:r>
+      <w:r>
+        <w:rPr>
+          <w:i/>
+          <w:iCs/>
+        </w:rPr>
+        <w:t xml:space="preserve">Mon enseignant m'a dit que </w:t>
+      </w:r>
+      <w:proofErr w:type="gramStart"/>
+      <w:r>
+        <w:rPr>
+          <w:i/>
+          <w:iCs/>
+        </w:rPr>
+        <w:t>le .</w:t>
+      </w:r>
+      <w:proofErr w:type="spellStart"/>
+      <w:r>
+        <w:rPr>
+          <w:i/>
+          <w:iCs/>
+        </w:rPr>
+        <w:t>ForEach</w:t>
+      </w:r>
+      <w:proofErr w:type="spellEnd"/>
+      <w:proofErr w:type="gramEnd"/>
+      <w:r>
+        <w:rPr>
+          <w:i/>
+          <w:iCs/>
+        </w:rPr>
+        <w:t xml:space="preserve"> de </w:t>
+      </w:r>
+      <w:proofErr w:type="spellStart"/>
+      <w:r>
+        <w:rPr>
+          <w:i/>
+          <w:iCs/>
+        </w:rPr>
+        <w:t>LinQ</w:t>
+      </w:r>
+      <w:proofErr w:type="spellEnd"/>
+      <w:r>
+        <w:rPr>
+          <w:i/>
+          <w:iCs/>
+        </w:rPr>
+        <w:t xml:space="preserve"> n'est pas de la programmation fonctionnelle, pourquoi ?</w:t>
+      </w:r>
+      <w:r>
+        <w:t> » </w:t>
       </w:r>
     </w:p>
     <w:p>
@@ -5995,422 +5403,347 @@
         <w:pStyle w:val="Retraitcorpsdetexte"/>
       </w:pPr>
       <w:r>
-        <w:t>A l’origine il y avait été prévu un affichage par date // TODO : à completer</w:t>
-      </w:r>
-    </w:p>
-    <w:p>
-      <w:pPr>
-        <w:pStyle w:val="Titre2"/>
-      </w:pPr>
-      <w:bookmarkStart w:id="48" w:name="_Toc165969655"/>
-      <w:bookmarkStart w:id="49" w:name="_Toc242091937"/>
-      <w:r>
-        <w:t>Bilan de la planification</w:t>
-      </w:r>
-      <w:bookmarkEnd w:id="48"/>
-      <w:bookmarkEnd w:id="49"/>
+        <w:t>Réponse de l’IA (tronquée) :</w:t>
+      </w:r>
     </w:p>
     <w:p>
       <w:pPr>
         <w:pStyle w:val="Retraitcorpsdetexte"/>
       </w:pPr>
       <w:r>
-        <w:t>La planification s’est avérée fausse dès la première semaine.</w:t>
+        <w:drawing>
+          <wp:inline distT="0" distB="0" distL="0" distR="0" wp14:anchorId="68FD7574" wp14:editId="0A908938">
+            <wp:extent cx="5759450" cy="1572260"/>
+            <wp:effectExtent l="0" t="0" r="0" b="8890"/>
+            <wp:docPr id="1914810319" name="Image 1"/>
+            <wp:cNvGraphicFramePr>
+              <a:graphicFrameLocks xmlns:a="http://schemas.openxmlformats.org/drawingml/2006/main" noChangeAspect="1"/>
+            </wp:cNvGraphicFramePr>
+            <a:graphic xmlns:a="http://schemas.openxmlformats.org/drawingml/2006/main">
+              <a:graphicData uri="http://schemas.openxmlformats.org/drawingml/2006/picture">
+                <pic:pic xmlns:pic="http://schemas.openxmlformats.org/drawingml/2006/picture">
+                  <pic:nvPicPr>
+                    <pic:cNvPr id="1914810319" name=""/>
+                    <pic:cNvPicPr/>
+                  </pic:nvPicPr>
+                  <pic:blipFill>
+                    <a:blip r:embed="rId22"/>
+                    <a:stretch>
+                      <a:fillRect/>
+                    </a:stretch>
+                  </pic:blipFill>
+                  <pic:spPr>
+                    <a:xfrm>
+                      <a:off x="0" y="0"/>
+                      <a:ext cx="5759450" cy="1572260"/>
+                    </a:xfrm>
+                    <a:prstGeom prst="rect">
+                      <a:avLst/>
+                    </a:prstGeom>
+                  </pic:spPr>
+                </pic:pic>
+              </a:graphicData>
+            </a:graphic>
+          </wp:inline>
+        </w:drawing>
       </w:r>
     </w:p>
     <w:p>
       <w:pPr>
         <w:pStyle w:val="Retraitcorpsdetexte"/>
-      </w:pPr>
-      <w:r>
-        <w:t>Je pensais pouvoir commencer par l’affichage des données avec des données de testes inscrites en dure, mais après avoir fait un Frontend de base, il s’est avérer que à la place de perdre du temps à créer et importer des données de testes qui seront supprimer plus tard, j’ai décidé de passer à l’importation des données. Cela m’a permis de passer la première et la deuxième semaine sur l’importation des données.</w:t>
+        <w:rPr>
+          <w:i/>
+          <w:iCs/>
+        </w:rPr>
+      </w:pPr>
+      <w:r>
+        <w:t>Exemple de prompte : « </w:t>
+      </w:r>
+      <w:r>
+        <w:rPr>
+          <w:i/>
+          <w:iCs/>
+        </w:rPr>
+        <w:t xml:space="preserve">Mon </w:t>
+      </w:r>
+      <w:r>
+        <w:rPr>
+          <w:i/>
+          <w:iCs/>
+        </w:rPr>
+        <w:t>enseignant</w:t>
+      </w:r>
+      <w:r>
+        <w:rPr>
+          <w:i/>
+          <w:iCs/>
+        </w:rPr>
+        <w:t xml:space="preserve"> m'a </w:t>
+      </w:r>
+      <w:r>
+        <w:rPr>
+          <w:i/>
+          <w:iCs/>
+        </w:rPr>
+        <w:t>dit</w:t>
+      </w:r>
+      <w:r>
+        <w:rPr>
+          <w:i/>
+          <w:iCs/>
+        </w:rPr>
+        <w:t xml:space="preserve"> qu'il fallait supprimer </w:t>
+      </w:r>
+      <w:proofErr w:type="gramStart"/>
+      <w:r>
+        <w:rPr>
+          <w:i/>
+          <w:iCs/>
+        </w:rPr>
+        <w:t>les .</w:t>
+      </w:r>
+      <w:proofErr w:type="spellStart"/>
+      <w:r>
+        <w:rPr>
+          <w:i/>
+          <w:iCs/>
+        </w:rPr>
+        <w:t>ForEach</w:t>
+      </w:r>
+      <w:proofErr w:type="spellEnd"/>
+      <w:proofErr w:type="gramEnd"/>
+      <w:r>
+        <w:rPr>
+          <w:i/>
+          <w:iCs/>
+        </w:rPr>
+        <w:t xml:space="preserve"> car ça ne serait pas </w:t>
+      </w:r>
+      <w:r>
+        <w:rPr>
+          <w:i/>
+          <w:iCs/>
+        </w:rPr>
+        <w:t>de la programmation fonctionnelle</w:t>
+      </w:r>
+      <w:r>
+        <w:rPr>
+          <w:i/>
+          <w:iCs/>
+        </w:rPr>
+        <w:t>. Dans le cas où on doit modifier une liste d'objet, comment faire ?</w:t>
       </w:r>
     </w:p>
     <w:p>
       <w:pPr>
         <w:pStyle w:val="Retraitcorpsdetexte"/>
-      </w:pPr>
-      <w:r>
-        <w:t>Durant la deuxième semaine je pensais faire l’affichage de la légende mais j’était occuper à finaliser et tester l’importation des données, donc je l’ai décalé.</w:t>
-      </w:r>
+        <w:rPr>
+          <w:lang w:val="en-US"/>
+        </w:rPr>
+      </w:pPr>
+      <w:proofErr w:type="spellStart"/>
+      <w:proofErr w:type="gramStart"/>
+      <w:r>
+        <w:rPr>
+          <w:i/>
+          <w:iCs/>
+          <w:lang w:val="en-US"/>
+        </w:rPr>
+        <w:t>inserts.ForEach</w:t>
+      </w:r>
+      <w:proofErr w:type="spellEnd"/>
+      <w:proofErr w:type="gramEnd"/>
+      <w:r>
+        <w:rPr>
+          <w:i/>
+          <w:iCs/>
+          <w:lang w:val="en-US"/>
+        </w:rPr>
+        <w:t xml:space="preserve">(t =&gt; </w:t>
+      </w:r>
+      <w:proofErr w:type="spellStart"/>
+      <w:proofErr w:type="gramStart"/>
+      <w:r>
+        <w:rPr>
+          <w:i/>
+          <w:iCs/>
+          <w:lang w:val="en-US"/>
+        </w:rPr>
+        <w:t>t.DataSetId</w:t>
+      </w:r>
+      <w:proofErr w:type="spellEnd"/>
+      <w:proofErr w:type="gramEnd"/>
+      <w:r>
+        <w:rPr>
+          <w:i/>
+          <w:iCs/>
+          <w:lang w:val="en-US"/>
+        </w:rPr>
+        <w:t xml:space="preserve"> = </w:t>
+      </w:r>
+      <w:proofErr w:type="spellStart"/>
+      <w:r>
+        <w:rPr>
+          <w:i/>
+          <w:iCs/>
+          <w:lang w:val="en-US"/>
+        </w:rPr>
+        <w:t>newId</w:t>
+      </w:r>
+      <w:proofErr w:type="spellEnd"/>
+      <w:proofErr w:type="gramStart"/>
+      <w:r>
+        <w:rPr>
+          <w:i/>
+          <w:iCs/>
+          <w:lang w:val="en-US"/>
+        </w:rPr>
+        <w:t>);</w:t>
+      </w:r>
+      <w:r>
+        <w:rPr>
+          <w:lang w:val="en-US"/>
+        </w:rPr>
+        <w:t xml:space="preserve"> </w:t>
+      </w:r>
+      <w:r>
+        <w:rPr>
+          <w:lang w:val="en-US"/>
+        </w:rPr>
+        <w:t>»</w:t>
+      </w:r>
+      <w:proofErr w:type="gramEnd"/>
     </w:p>
     <w:p>
       <w:pPr>
         <w:pStyle w:val="Retraitcorpsdetexte"/>
-      </w:pPr>
-      <w:r>
-        <w:t>En ce qui concerne la troisième semaine, je n’avais pas prévu ça</w:t>
-      </w:r>
-      <w:r>
-        <w:t xml:space="preserve"> dans ma planification</w:t>
-      </w:r>
-      <w:r>
-        <w:t xml:space="preserve">, mais le 21 septembre était le lundi du jeune, donc je n’ai pas </w:t>
-      </w:r>
-      <w:r>
-        <w:t>travaillé</w:t>
-      </w:r>
-      <w:r>
-        <w:t>.</w:t>
-      </w:r>
+        <w:rPr>
+          <w:lang w:val="en-US"/>
+        </w:rPr>
+      </w:pPr>
+      <w:proofErr w:type="spellStart"/>
+      <w:r>
+        <w:rPr>
+          <w:lang w:val="en-US"/>
+        </w:rPr>
+        <w:t>Réponse</w:t>
+      </w:r>
+      <w:proofErr w:type="spellEnd"/>
+      <w:r>
+        <w:rPr>
+          <w:lang w:val="en-US"/>
+        </w:rPr>
+        <w:t xml:space="preserve"> de </w:t>
+      </w:r>
+      <w:proofErr w:type="spellStart"/>
+      <w:r>
+        <w:rPr>
+          <w:lang w:val="en-US"/>
+        </w:rPr>
+        <w:t>l’IA</w:t>
+      </w:r>
+      <w:proofErr w:type="spellEnd"/>
+      <w:r>
+        <w:t xml:space="preserve"> (tronquée</w:t>
+      </w:r>
+      <w:proofErr w:type="gramStart"/>
+      <w:r>
+        <w:t>) </w:t>
+      </w:r>
+      <w:r>
+        <w:rPr>
+          <w:lang w:val="en-US"/>
+        </w:rPr>
+        <w:t>:</w:t>
+      </w:r>
+      <w:proofErr w:type="gramEnd"/>
     </w:p>
     <w:p>
       <w:pPr>
         <w:pStyle w:val="Retraitcorpsdetexte"/>
-      </w:pPr>
-      <w:r>
-        <w:t xml:space="preserve">Pour la quatrième semaine j’ai commencé par travailler sur la fin de l’importation des données et de leurs affichages puis je suis passé à l’affichage de la légende </w:t>
-      </w:r>
-      <w:r>
+        <w:rPr>
+          <w:lang w:val="en-US"/>
+        </w:rPr>
+      </w:pPr>
+      <w:r>
+        <w:rPr>
+          <w:lang w:val="en-US"/>
+        </w:rPr>
         <w:lastRenderedPageBreak/>
-        <w:t>qui m’a pris moins de temps que prévu, donc j’ai pu le terminer dans la même semaine.</w:t>
+        <w:drawing>
+          <wp:inline distT="0" distB="0" distL="0" distR="0" wp14:anchorId="6EEDC68C" wp14:editId="2383C1E7">
+            <wp:extent cx="5759450" cy="1951355"/>
+            <wp:effectExtent l="0" t="0" r="0" b="0"/>
+            <wp:docPr id="1019990766" name="Image 1"/>
+            <wp:cNvGraphicFramePr>
+              <a:graphicFrameLocks xmlns:a="http://schemas.openxmlformats.org/drawingml/2006/main" noChangeAspect="1"/>
+            </wp:cNvGraphicFramePr>
+            <a:graphic xmlns:a="http://schemas.openxmlformats.org/drawingml/2006/main">
+              <a:graphicData uri="http://schemas.openxmlformats.org/drawingml/2006/picture">
+                <pic:pic xmlns:pic="http://schemas.openxmlformats.org/drawingml/2006/picture">
+                  <pic:nvPicPr>
+                    <pic:cNvPr id="1019990766" name=""/>
+                    <pic:cNvPicPr/>
+                  </pic:nvPicPr>
+                  <pic:blipFill>
+                    <a:blip r:embed="rId23"/>
+                    <a:stretch>
+                      <a:fillRect/>
+                    </a:stretch>
+                  </pic:blipFill>
+                  <pic:spPr>
+                    <a:xfrm>
+                      <a:off x="0" y="0"/>
+                      <a:ext cx="5759450" cy="1951355"/>
+                    </a:xfrm>
+                    <a:prstGeom prst="rect">
+                      <a:avLst/>
+                    </a:prstGeom>
+                  </pic:spPr>
+                </pic:pic>
+              </a:graphicData>
+            </a:graphic>
+          </wp:inline>
+        </w:drawing>
       </w:r>
     </w:p>
     <w:p>
       <w:pPr>
         <w:pStyle w:val="Retraitcorpsdetexte"/>
-      </w:pPr>
-      <w:r>
-        <w:t xml:space="preserve">Pour la cinquième semaine </w:t>
-      </w:r>
-      <w:r>
-        <w:t>j’ai réalisé qu’il y avait un problème lors de l’importation des données. J’avait mis dans mes users stories que les données importées en doublons écrasaient celle présente en DB. Point que j’ai passé toute la séance à corriger.</w:t>
-      </w:r>
+        <w:rPr>
+          <w:lang w:val="en-US"/>
+        </w:rPr>
+      </w:pPr>
     </w:p>
     <w:p>
       <w:pPr>
         <w:pStyle w:val="Retraitcorpsdetexte"/>
       </w:pPr>
       <w:r>
-        <w:t xml:space="preserve">Durant la sixième semaine </w:t>
-      </w:r>
-      <w:r>
-        <w:t>j’ai travaillé comme prévu sur l’importation de données, mais je n’ai pas fini à temps et cela à débordé sur la septième semaine durant laquelle j’ai également exclusivement travailler sur l’importation des données.</w:t>
-      </w:r>
-    </w:p>
-    <w:p>
-      <w:pPr>
-        <w:pStyle w:val="Retraitcorpsdetexte"/>
-      </w:pPr>
-      <w:r>
-        <w:t xml:space="preserve">Entre la septième et la huitième semaine il y avait 2 semaines de vacances durant lesquelles j’ai un peu travailler. J’ai </w:t>
-      </w:r>
-      <w:r>
-        <w:t>terminé les derniers détails de l’importation des données puis j’ai ajout le système de changement de graphiques.</w:t>
-      </w:r>
-    </w:p>
-    <w:p>
-      <w:pPr>
-        <w:pStyle w:val="Retraitcorpsdetexte"/>
-      </w:pPr>
-      <w:r>
-        <w:t>La huitième semaine qui devais être dédier exclusivement à la documentation du projet à en réalité partagé avec la mise en place des testes unitaire, point que j’avais négligé dans ma planification.</w:t>
-      </w:r>
-    </w:p>
-    <w:p>
-      <w:pPr>
-        <w:pStyle w:val="Titre2"/>
-      </w:pPr>
-      <w:bookmarkStart w:id="50" w:name="_Toc165969656"/>
-      <w:bookmarkStart w:id="51" w:name="_Toc242091938"/>
-      <w:r>
-        <w:t>Bilan personnel</w:t>
-      </w:r>
-      <w:bookmarkEnd w:id="50"/>
-      <w:bookmarkEnd w:id="51"/>
-    </w:p>
-    <w:p>
-      <w:pPr>
-        <w:pStyle w:val="Informations"/>
-        <w:numPr>
-          <w:ilvl w:val="5"/>
-          <w:numId w:val="24"/>
-        </w:numPr>
-      </w:pPr>
-      <w:r>
-        <w:t>Si c’était à refaire</w:t>
-      </w:r>
-      <w:r>
-        <w:t>:</w:t>
-      </w:r>
-    </w:p>
-    <w:p>
-      <w:pPr>
-        <w:pStyle w:val="Informations"/>
-        <w:numPr>
-          <w:ilvl w:val="6"/>
-          <w:numId w:val="24"/>
-        </w:numPr>
-      </w:pPr>
-      <w:r>
-        <w:t>Q</w:t>
-      </w:r>
-      <w:r>
-        <w:t xml:space="preserve">u’est-ce </w:t>
-      </w:r>
-      <w:r>
-        <w:t>qu’il faudrait garder</w:t>
-      </w:r>
-      <w:r>
-        <w:t> </w:t>
-      </w:r>
-      <w:r>
-        <w:t>? Les</w:t>
-      </w:r>
-      <w:r>
-        <w:t xml:space="preserve"> plus et les moins ?</w:t>
-      </w:r>
-    </w:p>
-    <w:p>
-      <w:pPr>
-        <w:pStyle w:val="Informations"/>
-        <w:numPr>
-          <w:ilvl w:val="6"/>
-          <w:numId w:val="24"/>
-        </w:numPr>
-      </w:pPr>
-      <w:r>
-        <w:t>Q</w:t>
-      </w:r>
-      <w:r>
-        <w:t xml:space="preserve">u’est-ce </w:t>
-      </w:r>
-      <w:r>
-        <w:t>qu’il faudrait gérer, réaliser ou traiter différemment ?</w:t>
-      </w:r>
-    </w:p>
-    <w:p>
-      <w:pPr>
-        <w:pStyle w:val="Informations"/>
-        <w:numPr>
-          <w:ilvl w:val="5"/>
-          <w:numId w:val="24"/>
-        </w:numPr>
-      </w:pPr>
-      <w:r>
-        <w:t>Qu’est que ce projet m’a appris ?</w:t>
-      </w:r>
-    </w:p>
-    <w:p>
-      <w:pPr>
-        <w:pStyle w:val="Informations"/>
-        <w:numPr>
-          <w:ilvl w:val="5"/>
-          <w:numId w:val="24"/>
-        </w:numPr>
-      </w:pPr>
-      <w:r>
-        <w:t>Suite à donner, améliorations souhaitables, …</w:t>
-      </w:r>
-    </w:p>
-    <w:p>
-      <w:pPr>
-        <w:pStyle w:val="Informations"/>
-        <w:numPr>
-          <w:ilvl w:val="5"/>
-          <w:numId w:val="24"/>
-        </w:numPr>
-      </w:pPr>
-      <w:r>
-        <w:t>Remerciements, signature, etc.</w:t>
-      </w:r>
-    </w:p>
-    <w:p>
-      <w:pPr>
-        <w:pStyle w:val="Titre1"/>
-      </w:pPr>
-      <w:bookmarkStart w:id="52" w:name="_Toc532179971"/>
-      <w:bookmarkStart w:id="53" w:name="_Toc165969657"/>
-      <w:bookmarkStart w:id="54" w:name="_Toc242091939"/>
-      <w:r>
-        <w:t>Divers</w:t>
-      </w:r>
-      <w:bookmarkEnd w:id="52"/>
-      <w:bookmarkEnd w:id="53"/>
-      <w:bookmarkEnd w:id="54"/>
-    </w:p>
-    <w:p>
-      <w:pPr>
-        <w:pStyle w:val="Titre2"/>
-      </w:pPr>
-      <w:bookmarkStart w:id="55" w:name="_Toc532179972"/>
-      <w:bookmarkStart w:id="56" w:name="_Toc165969658"/>
-      <w:bookmarkStart w:id="57" w:name="_Toc242091940"/>
-      <w:r>
-        <w:t>Journal de travail</w:t>
-      </w:r>
-      <w:bookmarkEnd w:id="55"/>
-      <w:bookmarkEnd w:id="56"/>
-      <w:bookmarkEnd w:id="57"/>
-    </w:p>
-    <w:p>
-      <w:pPr>
-        <w:pStyle w:val="Informations"/>
-        <w:numPr>
-          <w:ilvl w:val="5"/>
-          <w:numId w:val="25"/>
-        </w:numPr>
-      </w:pPr>
-      <w:r>
-        <w:t>Date, activité</w:t>
-      </w:r>
-      <w:r>
-        <w:t xml:space="preserve"> (description qui permet</w:t>
-      </w:r>
-      <w:r>
-        <w:t xml:space="preserve"> de reproduire le cheminement du projet)</w:t>
-      </w:r>
-      <w:r>
-        <w:t>, durée</w:t>
-      </w:r>
-      <w:r>
-        <w:t>, liens et références sur des documents externes</w:t>
-      </w:r>
-      <w:r>
-        <w:t>.</w:t>
-      </w:r>
-      <w:r>
-        <w:t xml:space="preserve"> Lorsqu’une activité de recherches a été entreprise, il convient d’énumérer ce qui a été trouvé, avec les références.</w:t>
-      </w:r>
-    </w:p>
-    <w:p>
-      <w:pPr>
-        <w:pStyle w:val="Titre2"/>
-      </w:pPr>
-      <w:bookmarkStart w:id="58" w:name="_Toc242091941"/>
-      <w:r>
-        <w:t>Bibliographie</w:t>
-      </w:r>
-      <w:bookmarkEnd w:id="58"/>
-    </w:p>
-    <w:p>
-      <w:pPr>
-        <w:pStyle w:val="Informations"/>
-        <w:numPr>
-          <w:ilvl w:val="5"/>
-          <w:numId w:val="25"/>
-        </w:numPr>
-      </w:pPr>
-      <w:r>
-        <w:t>Références des livres</w:t>
-      </w:r>
-      <w:r>
-        <w:t>, revues et publications</w:t>
-      </w:r>
-      <w:r>
-        <w:t xml:space="preserve"> u</w:t>
-      </w:r>
-      <w:r>
-        <w:t>tilisés durant le projet.</w:t>
-      </w:r>
-    </w:p>
-    <w:p>
-      <w:pPr>
-        <w:pStyle w:val="Titre2"/>
-      </w:pPr>
-      <w:bookmarkStart w:id="59" w:name="_Toc242091942"/>
-      <w:r>
-        <w:t>Webographie</w:t>
-      </w:r>
-      <w:bookmarkEnd w:id="59"/>
-    </w:p>
-    <w:p>
-      <w:pPr>
-        <w:pStyle w:val="Informations"/>
-        <w:numPr>
-          <w:ilvl w:val="5"/>
-          <w:numId w:val="25"/>
-        </w:numPr>
-      </w:pPr>
-      <w:r>
-        <w:t>Références des sites Internet consultés durant le projet.</w:t>
-      </w:r>
-    </w:p>
-    <w:p>
-      <w:pPr>
-        <w:pStyle w:val="Titre1"/>
-      </w:pPr>
-      <w:bookmarkStart w:id="60" w:name="_Toc242091943"/>
-      <w:r>
-        <w:t>Annexes</w:t>
-      </w:r>
-      <w:bookmarkEnd w:id="60"/>
-    </w:p>
-    <w:p>
-      <w:pPr>
-        <w:pStyle w:val="Informations"/>
-        <w:numPr>
-          <w:ilvl w:val="5"/>
-          <w:numId w:val="25"/>
-        </w:numPr>
-      </w:pPr>
-      <w:r>
-        <w:t>Listing du code source (partiel ou, plus rarement complet)</w:t>
-      </w:r>
-    </w:p>
-    <w:p>
-      <w:pPr>
-        <w:pStyle w:val="Informations"/>
-        <w:numPr>
-          <w:ilvl w:val="5"/>
-          <w:numId w:val="25"/>
-        </w:numPr>
-      </w:pPr>
-      <w:r>
-        <w:t>Guide</w:t>
-      </w:r>
-      <w:r>
-        <w:t>(s)</w:t>
-      </w:r>
-      <w:r>
-        <w:t xml:space="preserve"> d’utilisation et/ou guide de l’administrateur</w:t>
-      </w:r>
-    </w:p>
-    <w:p>
-      <w:pPr>
-        <w:pStyle w:val="Informations"/>
-        <w:numPr>
-          <w:ilvl w:val="5"/>
-          <w:numId w:val="25"/>
-        </w:numPr>
-      </w:pPr>
-      <w:r>
-        <w:t>Etat ou</w:t>
-      </w:r>
-      <w:r>
-        <w:t xml:space="preserve"> « dump » </w:t>
-      </w:r>
-      <w:r>
-        <w:t xml:space="preserve">de la configuration </w:t>
-      </w:r>
-      <w:r>
-        <w:t>des équipements</w:t>
-      </w:r>
-      <w:r>
-        <w:t xml:space="preserve"> (routeur, switch, robot, etc.).</w:t>
-      </w:r>
-    </w:p>
-    <w:p>
-      <w:pPr>
-        <w:pStyle w:val="Informations"/>
-        <w:numPr>
-          <w:ilvl w:val="5"/>
-          <w:numId w:val="25"/>
-        </w:numPr>
-      </w:pPr>
-      <w:r>
-        <w:t>Extraits</w:t>
-      </w:r>
-      <w:r>
-        <w:t xml:space="preserve"> de catalogue, documentation de fabricant</w:t>
-      </w:r>
-      <w:r>
-        <w:t>, etc.</w:t>
+        <w:t xml:space="preserve">Dans le fond l’IA </w:t>
+      </w:r>
+      <w:r>
+        <w:t>n’a fait que m’accompagner dans la compréhension de code,</w:t>
+      </w:r>
+      <w:r>
+        <w:t xml:space="preserve"> l’aide pour en génér</w:t>
+      </w:r>
+      <w:r>
+        <w:t>er. E</w:t>
+      </w:r>
+      <w:r>
+        <w:t xml:space="preserve">lle m’a permis de créer un code </w:t>
+      </w:r>
+      <w:r>
+        <w:t xml:space="preserve">plus lisible, logique et compréhensible. Je lui ais posé des questions sur mes structures, lui demander de me challenger sur mon code </w:t>
+      </w:r>
+      <w:r>
+        <w:t>pour comprendre ses faiblesses et voir si je partais dans une mauvaise direction.</w:t>
       </w:r>
     </w:p>
     <w:sectPr>
-      <w:headerReference w:type="default" r:id="rId20"/>
-      <w:footerReference w:type="default" r:id="rId21"/>
+      <w:headerReference w:type="default" r:id="rId24"/>
+      <w:footerReference w:type="default" r:id="rId25"/>
       <w:pgSz w:w="11906" w:h="16838" w:code="9"/>
       <w:pgMar w:top="1418" w:right="1418" w:bottom="1134" w:left="1418" w:header="709" w:footer="709" w:gutter="0"/>
       <w:cols w:space="708"/>
@@ -6832,12 +6165,21 @@
               <w:szCs w:val="16"/>
             </w:rPr>
           </w:pPr>
+          <w:proofErr w:type="gramStart"/>
           <w:r>
             <w:rPr>
               <w:rFonts w:cs="Arial"/>
               <w:szCs w:val="16"/>
             </w:rPr>
-            <w:t xml:space="preserve">Version: </w:t>
+            <w:t>Version:</w:t>
+          </w:r>
+          <w:proofErr w:type="gramEnd"/>
+          <w:r>
+            <w:rPr>
+              <w:rFonts w:cs="Arial"/>
+              <w:szCs w:val="16"/>
+            </w:rPr>
+            <w:t xml:space="preserve"> </w:t>
           </w:r>
           <w:fldSimple w:instr=" REVNUM   \* MERGEFORMAT ">
             <w:r>
@@ -6883,7 +6225,7 @@
               <w:noProof/>
               <w:szCs w:val="16"/>
             </w:rPr>
-            <w:t>05.10.2026 11:25</w:t>
+            <w:t>26.10.2026 11:26</w:t>
           </w:r>
           <w:r>
             <w:rPr>
@@ -7095,7 +6437,7 @@
         <v:path o:extrusionok="f" gradientshapeok="t" o:connecttype="rect"/>
         <o:lock v:ext="edit" aspectratio="t"/>
       </v:shapetype>
-      <v:shape id="_x0000_i1025" type="#_x0000_t75" style="width:12.25pt;height:12.25pt" o:bullet="t">
+      <v:shape id="_x0000_i1025" type="#_x0000_t75" style="width:12pt;height:12pt" o:bullet="t">
         <v:imagedata r:id="rId1" o:title="BD10263_"/>
       </v:shape>
     </w:pict>
@@ -11216,7 +10558,6 @@
   <w:style w:type="character" w:default="1" w:styleId="Policepardfaut">
     <w:name w:val="Default Paragraph Font"/>
     <w:uiPriority w:val="1"/>
-    <w:semiHidden/>
     <w:unhideWhenUsed/>
   </w:style>
   <w:style w:type="table" w:default="1" w:styleId="TableauNormal">
@@ -11747,6 +11088,16 @@
       <w:shd w:val="clear" w:color="auto" w:fill="E1DFDD"/>
     </w:rPr>
   </w:style>
+  <w:style w:type="paragraph" w:styleId="NormalWeb">
+    <w:name w:val="Normal (Web)"/>
+    <w:basedOn w:val="Normal"/>
+    <w:rsid w:val="00625E41"/>
+    <w:rPr>
+      <w:rFonts w:ascii="Times New Roman" w:hAnsi="Times New Roman"/>
+      <w:sz w:val="24"/>
+      <w:szCs w:val="24"/>
+    </w:rPr>
+  </w:style>
 </w:styles>
 </file>
 
@@ -12037,46 +11388,47 @@
 </file>
 
 <file path=customXml/item1.xml><?xml version="1.0" encoding="utf-8"?>
-<b:Sources xmlns:b="http://schemas.openxmlformats.org/officeDocument/2006/bibliography" xmlns="http://schemas.openxmlformats.org/officeDocument/2006/bibliography" SelectedStyle="\APA.XSL" StyleName="APA"/>
-</file>
-
-<file path=customXml/item2.xml><?xml version="1.0" encoding="utf-8"?>
 <p:properties xmlns:p="http://schemas.microsoft.com/office/2006/metadata/properties" xmlns:xsi="http://www.w3.org/2001/XMLSchema-instance" xmlns:pc="http://schemas.microsoft.com/office/infopath/2007/PartnerControls">
   <documentManagement>
-    <lcf76f155ced4ddcb4097134ff3c332f xmlns="a1b10758-7132-46a4-a2fe-7a2cf46f51f4">
-      <Terms xmlns="http://schemas.microsoft.com/office/infopath/2007/PartnerControls"/>
-    </lcf76f155ced4ddcb4097134ff3c332f>
-    <TaxCatchAll xmlns="f7d9f5a6-831d-4621-8c77-cbcaf993e406" xsi:nil="true"/>
+    <_activity xmlns="8ff2034f-5386-4151-8c46-54da7a5b32f0" xsi:nil="true"/>
   </documentManagement>
 </p:properties>
 </file>
 
+<file path=customXml/item2.xml><?xml version="1.0" encoding="utf-8"?>
+<b:Sources xmlns:b="http://schemas.openxmlformats.org/officeDocument/2006/bibliography" xmlns="http://schemas.openxmlformats.org/officeDocument/2006/bibliography" SelectedStyle="\APA.XSL" StyleName="APA"/>
+</file>
+
 <file path=customXml/item3.xml><?xml version="1.0" encoding="utf-8"?>
-<ct:contentTypeSchema xmlns:ct="http://schemas.microsoft.com/office/2006/metadata/contentType" xmlns:ma="http://schemas.microsoft.com/office/2006/metadata/properties/metaAttributes" ct:_="" ma:_="" ma:contentTypeName="Document" ma:contentTypeID="0x0101005A5B8F5EAAC22C48A11F5D9A60E6F21D" ma:contentTypeVersion="16" ma:contentTypeDescription="Crée un document." ma:contentTypeScope="" ma:versionID="f2b963976306cc54294b7f4545a3c6c4">
-  <xsd:schema xmlns:xsd="http://www.w3.org/2001/XMLSchema" xmlns:xs="http://www.w3.org/2001/XMLSchema" xmlns:p="http://schemas.microsoft.com/office/2006/metadata/properties" xmlns:ns2="a1b10758-7132-46a4-a2fe-7a2cf46f51f4" xmlns:ns3="f7d9f5a6-831d-4621-8c77-cbcaf993e406" targetNamespace="http://schemas.microsoft.com/office/2006/metadata/properties" ma:root="true" ma:fieldsID="e5e135fa2fc1295e1586ddcd9c1a8904" ns2:_="" ns3:_="">
-    <xsd:import namespace="a1b10758-7132-46a4-a2fe-7a2cf46f51f4"/>
-    <xsd:import namespace="f7d9f5a6-831d-4621-8c77-cbcaf993e406"/>
+<?mso-contentType ?>
+<FormTemplates xmlns="http://schemas.microsoft.com/sharepoint/v3/contenttype/forms">
+  <Display>DocumentLibraryForm</Display>
+  <Edit>DocumentLibraryForm</Edit>
+  <New>DocumentLibraryForm</New>
+</FormTemplates>
+</file>
+
+<file path=customXml/item4.xml><?xml version="1.0" encoding="utf-8"?>
+<ct:contentTypeSchema xmlns:ct="http://schemas.microsoft.com/office/2006/metadata/contentType" xmlns:ma="http://schemas.microsoft.com/office/2006/metadata/properties/metaAttributes" ct:_="" ma:_="" ma:contentTypeName="Document" ma:contentTypeID="0x0101006B76C443FF0F244888E15ACF9A09EDB4" ma:contentTypeVersion="11" ma:contentTypeDescription="Crée un document." ma:contentTypeScope="" ma:versionID="61d83d858d9336b733eaa8900a39e056">
+  <xsd:schema xmlns:xsd="http://www.w3.org/2001/XMLSchema" xmlns:xs="http://www.w3.org/2001/XMLSchema" xmlns:p="http://schemas.microsoft.com/office/2006/metadata/properties" xmlns:ns3="8ff2034f-5386-4151-8c46-54da7a5b32f0" targetNamespace="http://schemas.microsoft.com/office/2006/metadata/properties" ma:root="true" ma:fieldsID="aa8daf9cdd1c997c1ca47a2207aa1909" ns3:_="">
+    <xsd:import namespace="8ff2034f-5386-4151-8c46-54da7a5b32f0"/>
     <xsd:element name="properties">
       <xsd:complexType>
         <xsd:sequence>
           <xsd:element name="documentManagement">
             <xsd:complexType>
               <xsd:all>
-                <xsd:element ref="ns2:MediaServiceMetadata" minOccurs="0"/>
-                <xsd:element ref="ns2:MediaServiceFastMetadata" minOccurs="0"/>
-                <xsd:element ref="ns2:MediaServiceDateTaken" minOccurs="0"/>
-                <xsd:element ref="ns2:MediaServiceAutoTags" minOccurs="0"/>
-                <xsd:element ref="ns2:MediaServiceOCR" minOccurs="0"/>
-                <xsd:element ref="ns2:MediaServiceGenerationTime" minOccurs="0"/>
-                <xsd:element ref="ns2:MediaServiceEventHashCode" minOccurs="0"/>
-                <xsd:element ref="ns2:MediaServiceAutoKeyPoints" minOccurs="0"/>
-                <xsd:element ref="ns2:MediaServiceKeyPoints" minOccurs="0"/>
-                <xsd:element ref="ns2:MediaLengthInSeconds" minOccurs="0"/>
-                <xsd:element ref="ns2:lcf76f155ced4ddcb4097134ff3c332f" minOccurs="0"/>
-                <xsd:element ref="ns3:TaxCatchAll" minOccurs="0"/>
-                <xsd:element ref="ns3:SharedWithUsers" minOccurs="0"/>
-                <xsd:element ref="ns3:SharedWithDetails" minOccurs="0"/>
-                <xsd:element ref="ns2:MediaServiceObjectDetectorVersions" minOccurs="0"/>
+                <xsd:element ref="ns3:MediaServiceDateTaken" minOccurs="0"/>
+                <xsd:element ref="ns3:_activity" minOccurs="0"/>
+                <xsd:element ref="ns3:MediaServiceMetadata" minOccurs="0"/>
+                <xsd:element ref="ns3:MediaServiceFastMetadata" minOccurs="0"/>
+                <xsd:element ref="ns3:MediaServiceSearchProperties" minOccurs="0"/>
+                <xsd:element ref="ns3:MediaServiceObjectDetectorVersions" minOccurs="0"/>
+                <xsd:element ref="ns3:MediaServiceSystemTags" minOccurs="0"/>
+                <xsd:element ref="ns3:MediaServiceGenerationTime" minOccurs="0"/>
+                <xsd:element ref="ns3:MediaServiceEventHashCode" minOccurs="0"/>
+                <xsd:element ref="ns3:MediaServiceOCR" minOccurs="0"/>
+                <xsd:element ref="ns3:MediaLengthInSeconds" minOccurs="0"/>
               </xsd:all>
             </xsd:complexType>
           </xsd:element>
@@ -12084,114 +11436,64 @@
       </xsd:complexType>
     </xsd:element>
   </xsd:schema>
-  <xsd:schema xmlns:xsd="http://www.w3.org/2001/XMLSchema" xmlns:xs="http://www.w3.org/2001/XMLSchema" xmlns:dms="http://schemas.microsoft.com/office/2006/documentManagement/types" xmlns:pc="http://schemas.microsoft.com/office/infopath/2007/PartnerControls" targetNamespace="a1b10758-7132-46a4-a2fe-7a2cf46f51f4" elementFormDefault="qualified">
+  <xsd:schema xmlns:xsd="http://www.w3.org/2001/XMLSchema" xmlns:xs="http://www.w3.org/2001/XMLSchema" xmlns:dms="http://schemas.microsoft.com/office/2006/documentManagement/types" xmlns:pc="http://schemas.microsoft.com/office/infopath/2007/PartnerControls" targetNamespace="8ff2034f-5386-4151-8c46-54da7a5b32f0" elementFormDefault="qualified">
     <xsd:import namespace="http://schemas.microsoft.com/office/2006/documentManagement/types"/>
     <xsd:import namespace="http://schemas.microsoft.com/office/infopath/2007/PartnerControls"/>
-    <xsd:element name="MediaServiceMetadata" ma:index="8" nillable="true" ma:displayName="MediaServiceMetadata" ma:hidden="true" ma:internalName="MediaServiceMetadata" ma:readOnly="true">
+    <xsd:element name="MediaServiceDateTaken" ma:index="8" nillable="true" ma:displayName="MediaServiceDateTaken" ma:hidden="true" ma:indexed="true" ma:internalName="MediaServiceDateTaken" ma:readOnly="true">
+      <xsd:simpleType>
+        <xsd:restriction base="dms:Text"/>
+      </xsd:simpleType>
+    </xsd:element>
+    <xsd:element name="_activity" ma:index="9" nillable="true" ma:displayName="_activity" ma:hidden="true" ma:internalName="_activity">
       <xsd:simpleType>
         <xsd:restriction base="dms:Note"/>
       </xsd:simpleType>
     </xsd:element>
-    <xsd:element name="MediaServiceFastMetadata" ma:index="9" nillable="true" ma:displayName="MediaServiceFastMetadata" ma:hidden="true" ma:internalName="MediaServiceFastMetadata" ma:readOnly="true">
+    <xsd:element name="MediaServiceMetadata" ma:index="10" nillable="true" ma:displayName="MediaServiceMetadata" ma:hidden="true" ma:internalName="MediaServiceMetadata" ma:readOnly="true">
       <xsd:simpleType>
         <xsd:restriction base="dms:Note"/>
       </xsd:simpleType>
     </xsd:element>
-    <xsd:element name="MediaServiceDateTaken" ma:index="10" nillable="true" ma:displayName="MediaServiceDateTaken" ma:hidden="true" ma:internalName="MediaServiceDateTaken" ma:readOnly="true">
+    <xsd:element name="MediaServiceFastMetadata" ma:index="11" nillable="true" ma:displayName="MediaServiceFastMetadata" ma:hidden="true" ma:internalName="MediaServiceFastMetadata" ma:readOnly="true">
+      <xsd:simpleType>
+        <xsd:restriction base="dms:Note"/>
+      </xsd:simpleType>
+    </xsd:element>
+    <xsd:element name="MediaServiceSearchProperties" ma:index="12" nillable="true" ma:displayName="MediaServiceSearchProperties" ma:hidden="true" ma:internalName="MediaServiceSearchProperties" ma:readOnly="true">
+      <xsd:simpleType>
+        <xsd:restriction base="dms:Note"/>
+      </xsd:simpleType>
+    </xsd:element>
+    <xsd:element name="MediaServiceObjectDetectorVersions" ma:index="13" nillable="true" ma:displayName="MediaServiceObjectDetectorVersions" ma:hidden="true" ma:indexed="true" ma:internalName="MediaServiceObjectDetectorVersions" ma:readOnly="true">
       <xsd:simpleType>
         <xsd:restriction base="dms:Text"/>
       </xsd:simpleType>
     </xsd:element>
-    <xsd:element name="MediaServiceAutoTags" ma:index="11" nillable="true" ma:displayName="Tags" ma:internalName="MediaServiceAutoTags" ma:readOnly="true">
+    <xsd:element name="MediaServiceSystemTags" ma:index="14" nillable="true" ma:displayName="MediaServiceSystemTags" ma:hidden="true" ma:internalName="MediaServiceSystemTags" ma:readOnly="true">
+      <xsd:simpleType>
+        <xsd:restriction base="dms:Note"/>
+      </xsd:simpleType>
+    </xsd:element>
+    <xsd:element name="MediaServiceGenerationTime" ma:index="15" nillable="true" ma:displayName="MediaServiceGenerationTime" ma:hidden="true" ma:internalName="MediaServiceGenerationTime" ma:readOnly="true">
       <xsd:simpleType>
         <xsd:restriction base="dms:Text"/>
       </xsd:simpleType>
     </xsd:element>
-    <xsd:element name="MediaServiceOCR" ma:index="12" nillable="true" ma:displayName="Extracted Text" ma:internalName="MediaServiceOCR" ma:readOnly="true">
+    <xsd:element name="MediaServiceEventHashCode" ma:index="16" nillable="true" ma:displayName="MediaServiceEventHashCode" ma:hidden="true" ma:internalName="MediaServiceEventHashCode" ma:readOnly="true">
+      <xsd:simpleType>
+        <xsd:restriction base="dms:Text"/>
+      </xsd:simpleType>
+    </xsd:element>
+    <xsd:element name="MediaServiceOCR" ma:index="17" nillable="true" ma:displayName="Extracted Text" ma:internalName="MediaServiceOCR" ma:readOnly="true">
       <xsd:simpleType>
         <xsd:restriction base="dms:Note">
           <xsd:maxLength value="255"/>
         </xsd:restriction>
       </xsd:simpleType>
     </xsd:element>
-    <xsd:element name="MediaServiceGenerationTime" ma:index="13" nillable="true" ma:displayName="MediaServiceGenerationTime" ma:hidden="true" ma:internalName="MediaServiceGenerationTime" ma:readOnly="true">
-      <xsd:simpleType>
-        <xsd:restriction base="dms:Text"/>
-      </xsd:simpleType>
-    </xsd:element>
-    <xsd:element name="MediaServiceEventHashCode" ma:index="14" nillable="true" ma:displayName="MediaServiceEventHashCode" ma:hidden="true" ma:internalName="MediaServiceEventHashCode" ma:readOnly="true">
-      <xsd:simpleType>
-        <xsd:restriction base="dms:Text"/>
-      </xsd:simpleType>
-    </xsd:element>
-    <xsd:element name="MediaServiceAutoKeyPoints" ma:index="15" nillable="true" ma:displayName="MediaServiceAutoKeyPoints" ma:hidden="true" ma:internalName="MediaServiceAutoKeyPoints" ma:readOnly="true">
-      <xsd:simpleType>
-        <xsd:restriction base="dms:Note"/>
-      </xsd:simpleType>
-    </xsd:element>
-    <xsd:element name="MediaServiceKeyPoints" ma:index="16" nillable="true" ma:displayName="KeyPoints" ma:internalName="MediaServiceKeyPoints" ma:readOnly="true">
-      <xsd:simpleType>
-        <xsd:restriction base="dms:Note">
-          <xsd:maxLength value="255"/>
-        </xsd:restriction>
-      </xsd:simpleType>
-    </xsd:element>
-    <xsd:element name="MediaLengthInSeconds" ma:index="17" nillable="true" ma:displayName="Length (seconds)" ma:internalName="MediaLengthInSeconds" ma:readOnly="true">
+    <xsd:element name="MediaLengthInSeconds" ma:index="18" nillable="true" ma:displayName="MediaLengthInSeconds" ma:hidden="true" ma:internalName="MediaLengthInSeconds" ma:readOnly="true">
       <xsd:simpleType>
         <xsd:restriction base="dms:Unknown"/>
-      </xsd:simpleType>
-    </xsd:element>
-    <xsd:element name="lcf76f155ced4ddcb4097134ff3c332f" ma:index="19" nillable="true" ma:taxonomy="true" ma:internalName="lcf76f155ced4ddcb4097134ff3c332f" ma:taxonomyFieldName="MediaServiceImageTags" ma:displayName="Balises d’images" ma:readOnly="false" ma:fieldId="{5cf76f15-5ced-4ddc-b409-7134ff3c332f}" ma:taxonomyMulti="true" ma:sspId="5cfe7824-1d92-4d19-9a43-1c93e0eb464f" ma:termSetId="09814cd3-568e-fe90-9814-8d621ff8fb84" ma:anchorId="fba54fb3-c3e1-fe81-a776-ca4b69148c4d" ma:open="true" ma:isKeyword="false">
-      <xsd:complexType>
-        <xsd:sequence>
-          <xsd:element ref="pc:Terms" minOccurs="0" maxOccurs="1"/>
-        </xsd:sequence>
-      </xsd:complexType>
-    </xsd:element>
-    <xsd:element name="MediaServiceObjectDetectorVersions" ma:index="23" nillable="true" ma:displayName="MediaServiceObjectDetectorVersions" ma:hidden="true" ma:indexed="true" ma:internalName="MediaServiceObjectDetectorVersions" ma:readOnly="true">
-      <xsd:simpleType>
-        <xsd:restriction base="dms:Text"/>
-      </xsd:simpleType>
-    </xsd:element>
-  </xsd:schema>
-  <xsd:schema xmlns:xsd="http://www.w3.org/2001/XMLSchema" xmlns:xs="http://www.w3.org/2001/XMLSchema" xmlns:dms="http://schemas.microsoft.com/office/2006/documentManagement/types" xmlns:pc="http://schemas.microsoft.com/office/infopath/2007/PartnerControls" targetNamespace="f7d9f5a6-831d-4621-8c77-cbcaf993e406" elementFormDefault="qualified">
-    <xsd:import namespace="http://schemas.microsoft.com/office/2006/documentManagement/types"/>
-    <xsd:import namespace="http://schemas.microsoft.com/office/infopath/2007/PartnerControls"/>
-    <xsd:element name="TaxCatchAll" ma:index="20" nillable="true" ma:displayName="Taxonomy Catch All Column" ma:hidden="true" ma:list="{d5ae18fe-e647-4d3d-978d-a159861f0a34}" ma:internalName="TaxCatchAll" ma:showField="CatchAllData" ma:web="f7d9f5a6-831d-4621-8c77-cbcaf993e406">
-      <xsd:complexType>
-        <xsd:complexContent>
-          <xsd:extension base="dms:MultiChoiceLookup">
-            <xsd:sequence>
-              <xsd:element name="Value" type="dms:Lookup" maxOccurs="unbounded" minOccurs="0" nillable="true"/>
-            </xsd:sequence>
-          </xsd:extension>
-        </xsd:complexContent>
-      </xsd:complexType>
-    </xsd:element>
-    <xsd:element name="SharedWithUsers" ma:index="21" nillable="true" ma:displayName="Partagé avec" ma:internalName="SharedWithUsers" ma:readOnly="true">
-      <xsd:complexType>
-        <xsd:complexContent>
-          <xsd:extension base="dms:UserMulti">
-            <xsd:sequence>
-              <xsd:element name="UserInfo" minOccurs="0" maxOccurs="unbounded">
-                <xsd:complexType>
-                  <xsd:sequence>
-                    <xsd:element name="DisplayName" type="xsd:string" minOccurs="0"/>
-                    <xsd:element name="AccountId" type="dms:UserId" minOccurs="0" nillable="true"/>
-                    <xsd:element name="AccountType" type="xsd:string" minOccurs="0"/>
-                  </xsd:sequence>
-                </xsd:complexType>
-              </xsd:element>
-            </xsd:sequence>
-          </xsd:extension>
-        </xsd:complexContent>
-      </xsd:complexType>
-    </xsd:element>
-    <xsd:element name="SharedWithDetails" ma:index="22" nillable="true" ma:displayName="Partagé avec détails" ma:internalName="SharedWithDetails" ma:readOnly="true">
-      <xsd:simpleType>
-        <xsd:restriction base="dms:Note">
-          <xsd:maxLength value="255"/>
-        </xsd:restriction>
       </xsd:simpleType>
     </xsd:element>
   </xsd:schema>
@@ -12294,16 +11596,17 @@
 </ct:contentTypeSchema>
 </file>
 
-<file path=customXml/item4.xml><?xml version="1.0" encoding="utf-8"?>
-<?mso-contentType ?>
-<FormTemplates xmlns="http://schemas.microsoft.com/sharepoint/v3/contenttype/forms">
-  <Display>DocumentLibraryForm</Display>
-  <Edit>DocumentLibraryForm</Edit>
-  <New>DocumentLibraryForm</New>
-</FormTemplates>
+<file path=customXml/itemProps1.xml><?xml version="1.0" encoding="utf-8"?>
+<ds:datastoreItem xmlns:ds="http://schemas.openxmlformats.org/officeDocument/2006/customXml" ds:itemID="{2319CDB8-A2CD-412D-8359-13E6B4DF1FF4}">
+  <ds:schemaRefs>
+    <ds:schemaRef ds:uri="http://schemas.microsoft.com/office/2006/metadata/properties"/>
+    <ds:schemaRef ds:uri="http://schemas.microsoft.com/office/infopath/2007/PartnerControls"/>
+    <ds:schemaRef ds:uri="8ff2034f-5386-4151-8c46-54da7a5b32f0"/>
+  </ds:schemaRefs>
+</ds:datastoreItem>
 </file>
 
-<file path=customXml/itemProps1.xml><?xml version="1.0" encoding="utf-8"?>
+<file path=customXml/itemProps2.xml><?xml version="1.0" encoding="utf-8"?>
 <ds:datastoreItem xmlns:ds="http://schemas.openxmlformats.org/officeDocument/2006/customXml" ds:itemID="{C8C35155-3E6A-4058-B6E4-303717845E3B}">
   <ds:schemaRefs>
     <ds:schemaRef ds:uri="http://schemas.openxmlformats.org/officeDocument/2006/bibliography"/>
@@ -12311,26 +11614,22 @@
 </ds:datastoreItem>
 </file>
 
-<file path=customXml/itemProps2.xml><?xml version="1.0" encoding="utf-8"?>
-<ds:datastoreItem xmlns:ds="http://schemas.openxmlformats.org/officeDocument/2006/customXml" ds:itemID="{2319CDB8-A2CD-412D-8359-13E6B4DF1FF4}">
+<file path=customXml/itemProps3.xml><?xml version="1.0" encoding="utf-8"?>
+<ds:datastoreItem xmlns:ds="http://schemas.openxmlformats.org/officeDocument/2006/customXml" ds:itemID="{6C3F7A66-EDE3-46FD-83EB-3C265E5D2669}">
   <ds:schemaRefs>
-    <ds:schemaRef ds:uri="http://schemas.microsoft.com/office/2006/metadata/properties"/>
-    <ds:schemaRef ds:uri="http://schemas.microsoft.com/office/infopath/2007/PartnerControls"/>
-    <ds:schemaRef ds:uri="a1b10758-7132-46a4-a2fe-7a2cf46f51f4"/>
-    <ds:schemaRef ds:uri="f7d9f5a6-831d-4621-8c77-cbcaf993e406"/>
+    <ds:schemaRef ds:uri="http://schemas.microsoft.com/sharepoint/v3/contenttype/forms"/>
   </ds:schemaRefs>
 </ds:datastoreItem>
 </file>
 
-<file path=customXml/itemProps3.xml><?xml version="1.0" encoding="utf-8"?>
-<ds:datastoreItem xmlns:ds="http://schemas.openxmlformats.org/officeDocument/2006/customXml" ds:itemID="{41546E4A-837A-4BEF-A4B8-FFD4EAB4E855}">
+<file path=customXml/itemProps4.xml><?xml version="1.0" encoding="utf-8"?>
+<ds:datastoreItem xmlns:ds="http://schemas.openxmlformats.org/officeDocument/2006/customXml" ds:itemID="{A1EEDE3C-523D-479F-ABE4-CB4FACAAA879}">
   <ds:schemaRefs>
     <ds:schemaRef ds:uri="http://schemas.microsoft.com/office/2006/metadata/contentType"/>
     <ds:schemaRef ds:uri="http://schemas.microsoft.com/office/2006/metadata/properties/metaAttributes"/>
     <ds:schemaRef ds:uri="http://www.w3.org/2001/XMLSchema"/>
     <ds:schemaRef ds:uri="http://schemas.microsoft.com/office/2006/metadata/properties"/>
-    <ds:schemaRef ds:uri="a1b10758-7132-46a4-a2fe-7a2cf46f51f4"/>
-    <ds:schemaRef ds:uri="f7d9f5a6-831d-4621-8c77-cbcaf993e406"/>
+    <ds:schemaRef ds:uri="8ff2034f-5386-4151-8c46-54da7a5b32f0"/>
     <ds:schemaRef ds:uri="http://schemas.microsoft.com/office/2006/documentManagement/types"/>
     <ds:schemaRef ds:uri="http://schemas.microsoft.com/office/infopath/2007/PartnerControls"/>
     <ds:schemaRef ds:uri="http://schemas.openxmlformats.org/package/2006/metadata/core-properties"/>
@@ -12339,12 +11638,4 @@
     <ds:schemaRef ds:uri="http://schemas.microsoft.com/internal/obd"/>
   </ds:schemaRefs>
 </ds:datastoreItem>
-</file>
-
-<file path=customXml/itemProps4.xml><?xml version="1.0" encoding="utf-8"?>
-<ds:datastoreItem xmlns:ds="http://schemas.openxmlformats.org/officeDocument/2006/customXml" ds:itemID="{6C3F7A66-EDE3-46FD-83EB-3C265E5D2669}">
-  <ds:schemaRefs>
-    <ds:schemaRef ds:uri="http://schemas.microsoft.com/sharepoint/v3/contenttype/forms"/>
-  </ds:schemaRefs>
-</ds:datastoreItem>
 </file>